--- a/Anomaly Analysis with LLM_Gemini2.0.docx
+++ b/Anomaly Analysis with LLM_Gemini2.0.docx
@@ -1,47 +1,304 @@
 
 <file path=word/document.xml><?xml version="1.0" encoding="utf-8"?>
-<w:document xmlns:mc="http://schemas.openxmlformats.org/markup-compatibility/2006" xmlns:o="urn:schemas-microsoft-com:office:office" xmlns:r="http://schemas.openxmlformats.org/officeDocument/2006/relationships" xmlns:m="http://schemas.openxmlformats.org/officeDocument/2006/math" xmlns:v="urn:schemas-microsoft-com:vml" xmlns:wp="http://schemas.openxmlformats.org/drawingml/2006/wordprocessingDrawing" xmlns:w10="urn:schemas-microsoft-com:office:word" xmlns:w="http://schemas.openxmlformats.org/wordprocessingml/2006/main" xmlns:wne="http://schemas.microsoft.com/office/word/2006/wordml" xmlns:sl="http://schemas.openxmlformats.org/schemaLibrary/2006/main" xmlns:a="http://schemas.openxmlformats.org/drawingml/2006/main" xmlns:pic="http://schemas.openxmlformats.org/drawingml/2006/picture" xmlns:c="http://schemas.openxmlformats.org/drawingml/2006/chart" xmlns:lc="http://schemas.openxmlformats.org/drawingml/2006/lockedCanvas" xmlns:dgm="http://schemas.openxmlformats.org/drawingml/2006/diagram" xmlns:wps="http://schemas.microsoft.com/office/word/2010/wordprocessingShape" xmlns:wpg="http://schemas.microsoft.com/office/word/2010/wordprocessingGroup" xmlns:w14="http://schemas.microsoft.com/office/word/2010/wordml" xmlns:w15="http://schemas.microsoft.com/office/word/2012/wordml" xmlns:w16="http://schemas.microsoft.com/office/word/2018/wordml" xmlns:w16cex="http://schemas.microsoft.com/office/word/2018/wordml/cex" xmlns:w16cid="http://schemas.microsoft.com/office/word/2016/wordml/cid" xmlns="http://schemas.microsoft.com/office/tasks/2019/documenttasks" xmlns:cr="http://schemas.microsoft.com/office/comments/2020/reactions">
+<w:document xmlns:wpc="http://schemas.microsoft.com/office/word/2010/wordprocessingCanvas" xmlns:cx="http://schemas.microsoft.com/office/drawing/2014/chartex" xmlns:cx1="http://schemas.microsoft.com/office/drawing/2015/9/8/chartex" xmlns:cx2="http://schemas.microsoft.com/office/drawing/2015/10/21/chartex" xmlns:cx3="http://schemas.microsoft.com/office/drawing/2016/5/9/chartex" xmlns:cx4="http://schemas.microsoft.com/office/drawing/2016/5/10/chartex" xmlns:cx5="http://schemas.microsoft.com/office/drawing/2016/5/11/chartex" xmlns:cx6="http://schemas.microsoft.com/office/drawing/2016/5/12/chartex" xmlns:cx7="http://schemas.microsoft.com/office/drawing/2016/5/13/chartex" xmlns:cx8="http://schemas.microsoft.com/office/drawing/2016/5/14/chartex" xmlns:mc="http://schemas.openxmlformats.org/markup-compatibility/2006" xmlns:aink="http://schemas.microsoft.com/office/drawing/2016/ink" xmlns:am3d="http://schemas.microsoft.com/office/drawing/2017/model3d" xmlns:o="urn:schemas-microsoft-com:office:office" xmlns:oel="http://schemas.microsoft.com/office/2019/extlst" xmlns:r="http://schemas.openxmlformats.org/officeDocument/2006/relationships" xmlns:m="http://schemas.openxmlformats.org/officeDocument/2006/math" xmlns:v="urn:schemas-microsoft-com:vml" xmlns:wp14="http://schemas.microsoft.com/office/word/2010/wordprocessingDrawing" xmlns:wp="http://schemas.openxmlformats.org/drawingml/2006/wordprocessingDrawing" xmlns:w10="urn:schemas-microsoft-com:office:word" xmlns:w="http://schemas.openxmlformats.org/wordprocessingml/2006/main" xmlns:w14="http://schemas.microsoft.com/office/word/2010/wordml" xmlns:w15="http://schemas.microsoft.com/office/word/2012/wordml" xmlns:w16cex="http://schemas.microsoft.com/office/word/2018/wordml/cex" xmlns:w16cid="http://schemas.microsoft.com/office/word/2016/wordml/cid" xmlns:w16="http://schemas.microsoft.com/office/word/2018/wordml" xmlns:w16du="http://schemas.microsoft.com/office/word/2023/wordml/word16du" xmlns:w16sdtdh="http://schemas.microsoft.com/office/word/2020/wordml/sdtdatahash" xmlns:w16sdtfl="http://schemas.microsoft.com/office/word/2024/wordml/sdtformatlock" xmlns:w16se="http://schemas.microsoft.com/office/word/2015/wordml/symex" xmlns:wpg="http://schemas.microsoft.com/office/word/2010/wordprocessingGroup" xmlns:wpi="http://schemas.microsoft.com/office/word/2010/wordprocessingInk" xmlns:wne="http://schemas.microsoft.com/office/word/2006/wordml" xmlns:wps="http://schemas.microsoft.com/office/word/2010/wordprocessingShape" mc:Ignorable="w14 w15 w16se w16cid w16 w16cex w16sdtdh w16sdtfl w16du wp14">
   <w:body>
-    <w:p>
-      <w:pPr>
-        <w:pBdr>
-          <w:top w:space="0" w:sz="0" w:val="nil"/>
-          <w:left w:space="0" w:sz="0" w:val="nil"/>
-          <w:bottom w:space="0" w:sz="0" w:val="nil"/>
-          <w:right w:space="0" w:sz="0" w:val="nil"/>
-          <w:between w:space="0" w:sz="0" w:val="nil"/>
-        </w:pBdr>
-        <w:shd w:fill="auto" w:val="clear"/>
-        <w:spacing w:after="240" w:line="275.9999942779541" w:lineRule="auto"/>
-        <w:rPr>
-          <w:rFonts w:ascii="Google Sans Text" w:cs="Google Sans Text" w:eastAsia="Google Sans Text" w:hAnsi="Google Sans Text"/>
-          <w:color w:val="1b1c1d"/>
-          <w:sz w:val="24"/>
-          <w:szCs w:val="24"/>
-        </w:rPr>
-      </w:pPr>
-      <w:r>
-        <w:rPr>
-          <w:rFonts w:ascii="Google Sans Text" w:cs="Google Sans Text" w:eastAsia="Google Sans Text" w:hAnsi="Google Sans Text"/>
-          <w:color w:val="1b1c1d"/>
+    <w:sdt>
+      <w:sdtPr>
+        <w:id w:val="-441924261"/>
+        <w:docPartObj>
+          <w:docPartGallery w:val="Table of Contents"/>
+          <w:docPartUnique/>
+        </w:docPartObj>
+      </w:sdtPr>
+      <w:sdtEndPr>
+        <w:rPr>
+          <w:rFonts w:ascii="Arial" w:eastAsia="Arial" w:hAnsi="Arial" w:cs="Arial"/>
+          <w:b/>
+          <w:bCs/>
+          <w:noProof/>
+          <w:color w:val="auto"/>
+          <w:sz w:val="22"/>
+          <w:szCs w:val="22"/>
+          <w:lang w:val="en-GB" w:eastAsia="zh-CN"/>
+        </w:rPr>
+      </w:sdtEndPr>
+      <w:sdtContent>
+        <w:p>
+          <w:pPr>
+            <w:pStyle w:val="TOCHeading"/>
+          </w:pPr>
+          <w:r>
+            <w:t>Contents</w:t>
+          </w:r>
+        </w:p>
+        <w:p>
+          <w:pPr>
+            <w:pStyle w:val="TOC1"/>
+            <w:tabs>
+              <w:tab w:val="right" w:leader="dot" w:pos="9350"/>
+            </w:tabs>
+            <w:rPr>
+              <w:rFonts w:asciiTheme="minorHAnsi" w:eastAsiaTheme="minorEastAsia" w:hAnsiTheme="minorHAnsi" w:cstheme="minorBidi"/>
+              <w:noProof/>
+              <w:kern w:val="2"/>
+              <w:sz w:val="24"/>
+              <w:szCs w:val="24"/>
+              <w14:ligatures w14:val="standardContextual"/>
+            </w:rPr>
+          </w:pPr>
+          <w:r>
+            <w:fldChar w:fldCharType="begin"/>
+          </w:r>
+          <w:r>
+            <w:instrText xml:space="preserve"> TOC \o "1-3" \h \z \u </w:instrText>
+          </w:r>
+          <w:r>
+            <w:fldChar w:fldCharType="separate"/>
+          </w:r>
+          <w:hyperlink w:anchor="_Toc197943988" w:history="1">
+            <w:r>
+              <w:rPr>
+                <w:rStyle w:val="Hyperlink"/>
+                <w:rFonts w:ascii="Google Sans Text" w:eastAsia="Google Sans Text" w:hAnsi="Google Sans Text" w:cs="Google Sans Text"/>
+                <w:noProof/>
+              </w:rPr>
+              <w:t>Host Log</w:t>
+            </w:r>
+            <w:r>
+              <w:rPr>
+                <w:noProof/>
+                <w:webHidden/>
+              </w:rPr>
+              <w:tab/>
+            </w:r>
+            <w:r>
+              <w:rPr>
+                <w:noProof/>
+                <w:webHidden/>
+              </w:rPr>
+              <w:fldChar w:fldCharType="begin"/>
+            </w:r>
+            <w:r>
+              <w:rPr>
+                <w:noProof/>
+                <w:webHidden/>
+              </w:rPr>
+              <w:instrText xml:space="preserve"> PAGEREF _Toc197943988 \h </w:instrText>
+            </w:r>
+            <w:r>
+              <w:rPr>
+                <w:noProof/>
+                <w:webHidden/>
+              </w:rPr>
+            </w:r>
+            <w:r>
+              <w:rPr>
+                <w:noProof/>
+                <w:webHidden/>
+              </w:rPr>
+              <w:fldChar w:fldCharType="separate"/>
+            </w:r>
+            <w:r>
+              <w:rPr>
+                <w:noProof/>
+                <w:webHidden/>
+              </w:rPr>
+              <w:t>1</w:t>
+            </w:r>
+            <w:r>
+              <w:rPr>
+                <w:noProof/>
+                <w:webHidden/>
+              </w:rPr>
+              <w:fldChar w:fldCharType="end"/>
+            </w:r>
+          </w:hyperlink>
+        </w:p>
+        <w:p>
+          <w:pPr>
+            <w:pStyle w:val="TOC1"/>
+            <w:tabs>
+              <w:tab w:val="right" w:leader="dot" w:pos="9350"/>
+            </w:tabs>
+            <w:rPr>
+              <w:rFonts w:asciiTheme="minorHAnsi" w:eastAsiaTheme="minorEastAsia" w:hAnsiTheme="minorHAnsi" w:cstheme="minorBidi"/>
+              <w:noProof/>
+              <w:kern w:val="2"/>
+              <w:sz w:val="24"/>
+              <w:szCs w:val="24"/>
+              <w14:ligatures w14:val="standardContextual"/>
+            </w:rPr>
+          </w:pPr>
+          <w:hyperlink w:anchor="_Toc197943989" w:history="1">
+            <w:r>
+              <w:rPr>
+                <w:rStyle w:val="Hyperlink"/>
+                <w:rFonts w:ascii="Google Sans Text" w:eastAsia="Google Sans Text" w:hAnsi="Google Sans Text" w:cs="Google Sans Text"/>
+                <w:noProof/>
+              </w:rPr>
+              <w:t>Network Log</w:t>
+            </w:r>
+            <w:r>
+              <w:rPr>
+                <w:noProof/>
+                <w:webHidden/>
+              </w:rPr>
+              <w:tab/>
+            </w:r>
+            <w:r>
+              <w:rPr>
+                <w:noProof/>
+                <w:webHidden/>
+              </w:rPr>
+              <w:fldChar w:fldCharType="begin"/>
+            </w:r>
+            <w:r>
+              <w:rPr>
+                <w:noProof/>
+                <w:webHidden/>
+              </w:rPr>
+              <w:instrText xml:space="preserve"> PAGEREF _Toc197943989 \h </w:instrText>
+            </w:r>
+            <w:r>
+              <w:rPr>
+                <w:noProof/>
+                <w:webHidden/>
+              </w:rPr>
+            </w:r>
+            <w:r>
+              <w:rPr>
+                <w:noProof/>
+                <w:webHidden/>
+              </w:rPr>
+              <w:fldChar w:fldCharType="separate"/>
+            </w:r>
+            <w:r>
+              <w:rPr>
+                <w:noProof/>
+                <w:webHidden/>
+              </w:rPr>
+              <w:t>3</w:t>
+            </w:r>
+            <w:r>
+              <w:rPr>
+                <w:noProof/>
+                <w:webHidden/>
+              </w:rPr>
+              <w:fldChar w:fldCharType="end"/>
+            </w:r>
+          </w:hyperlink>
+        </w:p>
+        <w:p>
+          <w:r>
+            <w:rPr>
+              <w:b/>
+              <w:bCs/>
+              <w:noProof/>
+            </w:rPr>
+            <w:fldChar w:fldCharType="end"/>
+          </w:r>
+        </w:p>
+      </w:sdtContent>
+    </w:sdt>
+    <w:p>
+      <w:pPr>
+        <w:pBdr>
+          <w:top w:val="nil"/>
+          <w:left w:val="nil"/>
+          <w:bottom w:val="nil"/>
+          <w:right w:val="nil"/>
+          <w:between w:val="nil"/>
+        </w:pBdr>
+        <w:spacing w:after="240" w:line="275" w:lineRule="auto"/>
+        <w:rPr>
+          <w:rFonts w:ascii="Google Sans Text" w:eastAsia="Google Sans Text" w:hAnsi="Google Sans Text" w:cs="Google Sans Text"/>
+          <w:color w:val="1B1C1D"/>
+          <w:sz w:val="24"/>
+          <w:szCs w:val="24"/>
+        </w:rPr>
+      </w:pPr>
+    </w:p>
+    <w:p>
+      <w:pPr>
+        <w:pBdr>
+          <w:top w:val="nil"/>
+          <w:left w:val="nil"/>
+          <w:bottom w:val="nil"/>
+          <w:right w:val="nil"/>
+          <w:between w:val="nil"/>
+        </w:pBdr>
+        <w:spacing w:after="240" w:line="275" w:lineRule="auto"/>
+        <w:rPr>
+          <w:rFonts w:ascii="Google Sans Text" w:eastAsia="Google Sans Text" w:hAnsi="Google Sans Text" w:cs="Google Sans Text"/>
+          <w:color w:val="1B1C1D"/>
+          <w:sz w:val="24"/>
+          <w:szCs w:val="24"/>
+        </w:rPr>
+      </w:pPr>
+    </w:p>
+    <w:p>
+      <w:pPr>
+        <w:pStyle w:val="Heading1"/>
+        <w:rPr>
+          <w:rFonts w:ascii="Google Sans Text" w:eastAsia="Google Sans Text" w:hAnsi="Google Sans Text" w:cs="Google Sans Text"/>
+          <w:color w:val="1B1C1D"/>
+          <w:sz w:val="24"/>
+          <w:szCs w:val="24"/>
+        </w:rPr>
+      </w:pPr>
+      <w:bookmarkStart w:id="0" w:name="_Toc197943988"/>
+      <w:r>
+        <w:rPr>
+          <w:rFonts w:ascii="Google Sans Text" w:eastAsia="Google Sans Text" w:hAnsi="Google Sans Text" w:cs="Google Sans Text"/>
+          <w:color w:val="1B1C1D"/>
+          <w:sz w:val="24"/>
+          <w:szCs w:val="24"/>
+        </w:rPr>
+        <w:t>Host Log</w:t>
+      </w:r>
+      <w:bookmarkEnd w:id="0"/>
+    </w:p>
+    <w:p>
+      <w:pPr>
+        <w:pBdr>
+          <w:top w:val="nil"/>
+          <w:left w:val="nil"/>
+          <w:bottom w:val="nil"/>
+          <w:right w:val="nil"/>
+          <w:between w:val="nil"/>
+        </w:pBdr>
+        <w:spacing w:after="240" w:line="275" w:lineRule="auto"/>
+        <w:rPr>
+          <w:rFonts w:ascii="Google Sans Text" w:eastAsia="Google Sans Text" w:hAnsi="Google Sans Text" w:cs="Google Sans Text"/>
+          <w:color w:val="1B1C1D"/>
+          <w:sz w:val="24"/>
+          <w:szCs w:val="24"/>
+        </w:rPr>
+      </w:pPr>
+      <w:r>
+        <w:rPr>
+          <w:rFonts w:ascii="Google Sans Text" w:eastAsia="Google Sans Text" w:hAnsi="Google Sans Text" w:cs="Google Sans Text"/>
+          <w:noProof/>
+          <w:color w:val="1B1C1D"/>
           <w:sz w:val="24"/>
           <w:szCs w:val="24"/>
         </w:rPr>
         <w:drawing>
-          <wp:inline distB="114300" distT="114300" distL="114300" distR="114300">
+          <wp:inline distT="114300" distB="114300" distL="114300" distR="114300" wp14:anchorId="4C4C0BB9" wp14:editId="1C6A8C5B">
             <wp:extent cx="5943600" cy="3670300"/>
-            <wp:effectExtent b="0" l="0" r="0" t="0"/>
+            <wp:effectExtent l="0" t="0" r="0" b="0"/>
             <wp:docPr id="1" name="image1.png"/>
-            <a:graphic>
+            <wp:cNvGraphicFramePr/>
+            <a:graphic xmlns:a="http://schemas.openxmlformats.org/drawingml/2006/main">
               <a:graphicData uri="http://schemas.openxmlformats.org/drawingml/2006/picture">
-                <pic:pic>
+                <pic:pic xmlns:pic="http://schemas.openxmlformats.org/drawingml/2006/picture">
                   <pic:nvPicPr>
                     <pic:cNvPr id="0" name="image1.png"/>
                     <pic:cNvPicPr preferRelativeResize="0"/>
                   </pic:nvPicPr>
                   <pic:blipFill>
                     <a:blip r:embed="rId6"/>
-                    <a:srcRect b="0" l="0" r="0" t="0"/>
+                    <a:srcRect/>
                     <a:stretch>
                       <a:fillRect/>
                     </a:stretch>
@@ -51,7 +308,9 @@
                       <a:off x="0" y="0"/>
                       <a:ext cx="5943600" cy="3670300"/>
                     </a:xfrm>
-                    <a:prstGeom prst="rect"/>
+                    <a:prstGeom prst="rect">
+                      <a:avLst/>
+                    </a:prstGeom>
                     <a:ln/>
                   </pic:spPr>
                 </pic:pic>
@@ -60,169 +319,214 @@
           </wp:inline>
         </w:drawing>
       </w:r>
-      <w:r>
-        <w:rPr>
-          <w:rtl w:val="0"/>
-        </w:rPr>
-      </w:r>
-    </w:p>
-    <w:p>
-      <w:pPr>
-        <w:pBdr>
-          <w:top w:space="0" w:sz="0" w:val="nil"/>
-          <w:left w:space="0" w:sz="0" w:val="nil"/>
-          <w:bottom w:space="0" w:sz="0" w:val="nil"/>
-          <w:right w:space="0" w:sz="0" w:val="nil"/>
-          <w:between w:space="0" w:sz="0" w:val="nil"/>
-        </w:pBdr>
-        <w:shd w:fill="auto" w:val="clear"/>
-        <w:spacing w:after="240" w:line="275.9999942779541" w:lineRule="auto"/>
-        <w:rPr>
-          <w:rFonts w:ascii="Google Sans Text" w:cs="Google Sans Text" w:eastAsia="Google Sans Text" w:hAnsi="Google Sans Text"/>
-          <w:i w:val="0"/>
-          <w:color w:val="1b1c1d"/>
-          <w:sz w:val="24"/>
-          <w:szCs w:val="24"/>
-        </w:rPr>
-      </w:pPr>
-      <w:r>
-        <w:rPr>
-          <w:rFonts w:ascii="Google Sans Text" w:cs="Google Sans Text" w:eastAsia="Google Sans Text" w:hAnsi="Google Sans Text"/>
-          <w:i w:val="0"/>
-          <w:color w:val="1b1c1d"/>
-          <w:sz w:val="24"/>
-          <w:szCs w:val="24"/>
-          <w:rtl w:val="0"/>
-        </w:rPr>
-        <w:t xml:space="preserve">Certainly, let's break down these Wazuh anomaly logs from May 9, 2025.</w:t>
-      </w:r>
-    </w:p>
-    <w:p>
-      <w:pPr>
-        <w:pBdr>
-          <w:top w:space="0" w:sz="0" w:val="nil"/>
-          <w:left w:space="0" w:sz="0" w:val="nil"/>
-          <w:bottom w:space="0" w:sz="0" w:val="nil"/>
-          <w:right w:space="0" w:sz="0" w:val="nil"/>
-          <w:between w:space="0" w:sz="0" w:val="nil"/>
-        </w:pBdr>
-        <w:shd w:fill="auto" w:val="clear"/>
-        <w:spacing w:after="240" w:line="275.9999942779541" w:lineRule="auto"/>
-        <w:rPr>
-          <w:rFonts w:ascii="Google Sans Text" w:cs="Google Sans Text" w:eastAsia="Google Sans Text" w:hAnsi="Google Sans Text"/>
-          <w:b w:val="1"/>
-          <w:i w:val="0"/>
-          <w:color w:val="1b1c1d"/>
-          <w:sz w:val="24"/>
-          <w:szCs w:val="24"/>
-        </w:rPr>
-      </w:pPr>
-      <w:r>
-        <w:rPr>
-          <w:rFonts w:ascii="Google Sans Text" w:cs="Google Sans Text" w:eastAsia="Google Sans Text" w:hAnsi="Google Sans Text"/>
-          <w:b w:val="1"/>
-          <w:i w:val="0"/>
-          <w:color w:val="1b1c1d"/>
-          <w:sz w:val="24"/>
-          <w:szCs w:val="24"/>
-          <w:rtl w:val="0"/>
-        </w:rPr>
-        <w:t xml:space="preserve">General Overview of Activity</w:t>
-      </w:r>
-    </w:p>
-    <w:p>
-      <w:pPr>
-        <w:pBdr>
-          <w:top w:space="0" w:sz="0" w:val="nil"/>
-          <w:left w:space="0" w:sz="0" w:val="nil"/>
-          <w:bottom w:space="0" w:sz="0" w:val="nil"/>
-          <w:right w:space="0" w:sz="0" w:val="nil"/>
-          <w:between w:space="0" w:sz="0" w:val="nil"/>
-        </w:pBdr>
-        <w:shd w:fill="auto" w:val="clear"/>
-        <w:spacing w:after="240" w:line="275.9999942779541" w:lineRule="auto"/>
-        <w:rPr>
-          <w:rFonts w:ascii="Google Sans Text" w:cs="Google Sans Text" w:eastAsia="Google Sans Text" w:hAnsi="Google Sans Text"/>
-          <w:i w:val="0"/>
-          <w:color w:val="1b1c1d"/>
-          <w:sz w:val="24"/>
-          <w:szCs w:val="24"/>
-        </w:rPr>
-      </w:pPr>
-      <w:r>
-        <w:rPr>
-          <w:rFonts w:ascii="Google Sans Text" w:cs="Google Sans Text" w:eastAsia="Google Sans Text" w:hAnsi="Google Sans Text"/>
-          <w:i w:val="0"/>
-          <w:color w:val="1b1c1d"/>
-          <w:sz w:val="24"/>
-          <w:szCs w:val="24"/>
-          <w:rtl w:val="0"/>
-        </w:rPr>
-        <w:t xml:space="preserve">The logs indicate a significant spike in suspicious activity starting around 14:00 and intensifying between 15:00 and 16:39. The primary indicators revolve around potentially compromised or misused NTLM authentication, suspicious command-line and PowerShell activity, and the detection of potentially unwanted software by Windows Defender. There are also numerous instances of Wazuh rules at level 7 or above being triggered, suggesting various security concerns were raised. Towards the end of the logged period, the intensity of the alerts seems to decrease, but suspicious logon attempts and command-line activity persist.</w:t>
-      </w:r>
-    </w:p>
-    <w:p>
-      <w:pPr>
-        <w:pBdr>
-          <w:top w:space="0" w:sz="0" w:val="nil"/>
-          <w:left w:space="0" w:sz="0" w:val="nil"/>
-          <w:bottom w:space="0" w:sz="0" w:val="nil"/>
-          <w:right w:space="0" w:sz="0" w:val="nil"/>
-          <w:between w:space="0" w:sz="0" w:val="nil"/>
-        </w:pBdr>
-        <w:shd w:fill="auto" w:val="clear"/>
-        <w:spacing w:after="240" w:line="275.9999942779541" w:lineRule="auto"/>
-        <w:rPr>
-          <w:rFonts w:ascii="Google Sans Text" w:cs="Google Sans Text" w:eastAsia="Google Sans Text" w:hAnsi="Google Sans Text"/>
-          <w:b w:val="1"/>
-          <w:i w:val="0"/>
-          <w:color w:val="1b1c1d"/>
-          <w:sz w:val="24"/>
-          <w:szCs w:val="24"/>
-        </w:rPr>
-      </w:pPr>
-      <w:r>
-        <w:rPr>
-          <w:rFonts w:ascii="Google Sans Text" w:cs="Google Sans Text" w:eastAsia="Google Sans Text" w:hAnsi="Google Sans Text"/>
-          <w:b w:val="1"/>
-          <w:i w:val="0"/>
-          <w:color w:val="1b1c1d"/>
-          <w:sz w:val="24"/>
-          <w:szCs w:val="24"/>
-          <w:rtl w:val="0"/>
-        </w:rPr>
-        <w:t xml:space="preserve">Summary of Potentially Suspicious Events by Time Range (Starting 14:00)</w:t>
-      </w:r>
-    </w:p>
-    <w:p>
-      <w:pPr>
-        <w:pBdr>
-          <w:top w:space="0" w:sz="0" w:val="nil"/>
-          <w:left w:space="0" w:sz="0" w:val="nil"/>
-          <w:bottom w:space="0" w:sz="0" w:val="nil"/>
-          <w:right w:space="0" w:sz="0" w:val="nil"/>
-          <w:between w:space="0" w:sz="0" w:val="nil"/>
-        </w:pBdr>
-        <w:shd w:fill="auto" w:val="clear"/>
-        <w:spacing w:after="120" w:line="275.9999942779541" w:lineRule="auto"/>
-        <w:rPr>
-          <w:rFonts w:ascii="Google Sans Text" w:cs="Google Sans Text" w:eastAsia="Google Sans Text" w:hAnsi="Google Sans Text"/>
-          <w:i w:val="0"/>
-          <w:color w:val="1b1c1d"/>
-          <w:sz w:val="24"/>
-          <w:szCs w:val="24"/>
-        </w:rPr>
-      </w:pPr>
-      <w:r>
-        <w:rPr>
-          <w:rFonts w:ascii="Google Sans Text" w:cs="Google Sans Text" w:eastAsia="Google Sans Text" w:hAnsi="Google Sans Text"/>
-          <w:i w:val="0"/>
-          <w:color w:val="1b1c1d"/>
-          <w:sz w:val="24"/>
-          <w:szCs w:val="24"/>
-          <w:rtl w:val="0"/>
-        </w:rPr>
-        <w:t xml:space="preserve">Based on the anomaly scores and the nature of the explanations, the following time ranges appear to be the most critical and warrant further investigation:</w:t>
+    </w:p>
+    <w:p>
+      <w:pPr>
+        <w:pBdr>
+          <w:top w:val="nil"/>
+          <w:left w:val="nil"/>
+          <w:bottom w:val="nil"/>
+          <w:right w:val="nil"/>
+          <w:between w:val="nil"/>
+        </w:pBdr>
+        <w:spacing w:after="240" w:line="275" w:lineRule="auto"/>
+        <w:rPr>
+          <w:rFonts w:ascii="Google Sans Text" w:eastAsia="Google Sans Text" w:hAnsi="Google Sans Text" w:cs="Google Sans Text"/>
+          <w:color w:val="1B1C1D"/>
+          <w:sz w:val="24"/>
+          <w:szCs w:val="24"/>
+        </w:rPr>
+      </w:pPr>
+      <w:r>
+        <w:rPr>
+          <w:rFonts w:ascii="Google Sans Text" w:eastAsia="Google Sans Text" w:hAnsi="Google Sans Text" w:cs="Google Sans Text"/>
+          <w:color w:val="1B1C1D"/>
+          <w:sz w:val="24"/>
+          <w:szCs w:val="24"/>
+        </w:rPr>
+        <w:t xml:space="preserve">Certainly, let's break down these </w:t>
+      </w:r>
+      <w:proofErr w:type="spellStart"/>
+      <w:r>
+        <w:rPr>
+          <w:rFonts w:ascii="Google Sans Text" w:eastAsia="Google Sans Text" w:hAnsi="Google Sans Text" w:cs="Google Sans Text"/>
+          <w:color w:val="1B1C1D"/>
+          <w:sz w:val="24"/>
+          <w:szCs w:val="24"/>
+        </w:rPr>
+        <w:t>Wazuh</w:t>
+      </w:r>
+      <w:proofErr w:type="spellEnd"/>
+      <w:r>
+        <w:rPr>
+          <w:rFonts w:ascii="Google Sans Text" w:eastAsia="Google Sans Text" w:hAnsi="Google Sans Text" w:cs="Google Sans Text"/>
+          <w:color w:val="1B1C1D"/>
+          <w:sz w:val="24"/>
+          <w:szCs w:val="24"/>
+        </w:rPr>
+        <w:t xml:space="preserve"> anomaly logs from May 9, 2025.</w:t>
+      </w:r>
+    </w:p>
+    <w:p>
+      <w:pPr>
+        <w:pBdr>
+          <w:top w:val="nil"/>
+          <w:left w:val="nil"/>
+          <w:bottom w:val="nil"/>
+          <w:right w:val="nil"/>
+          <w:between w:val="nil"/>
+        </w:pBdr>
+        <w:spacing w:after="240" w:line="275" w:lineRule="auto"/>
+        <w:rPr>
+          <w:rFonts w:ascii="Google Sans Text" w:eastAsia="Google Sans Text" w:hAnsi="Google Sans Text" w:cs="Google Sans Text"/>
+          <w:b/>
+          <w:color w:val="1B1C1D"/>
+          <w:sz w:val="24"/>
+          <w:szCs w:val="24"/>
+        </w:rPr>
+      </w:pPr>
+      <w:r>
+        <w:rPr>
+          <w:rFonts w:ascii="Google Sans Text" w:eastAsia="Google Sans Text" w:hAnsi="Google Sans Text" w:cs="Google Sans Text"/>
+          <w:b/>
+          <w:color w:val="1B1C1D"/>
+          <w:sz w:val="24"/>
+          <w:szCs w:val="24"/>
+        </w:rPr>
+        <w:t>General Overview of Activity</w:t>
+      </w:r>
+    </w:p>
+    <w:p>
+      <w:pPr>
+        <w:pBdr>
+          <w:top w:val="nil"/>
+          <w:left w:val="nil"/>
+          <w:bottom w:val="nil"/>
+          <w:right w:val="nil"/>
+          <w:between w:val="nil"/>
+        </w:pBdr>
+        <w:spacing w:after="240" w:line="275" w:lineRule="auto"/>
+        <w:rPr>
+          <w:rFonts w:ascii="Google Sans Text" w:eastAsia="Google Sans Text" w:hAnsi="Google Sans Text" w:cs="Google Sans Text"/>
+          <w:color w:val="1B1C1D"/>
+          <w:sz w:val="24"/>
+          <w:szCs w:val="24"/>
+        </w:rPr>
+      </w:pPr>
+      <w:r>
+        <w:rPr>
+          <w:rFonts w:ascii="Google Sans Text" w:eastAsia="Google Sans Text" w:hAnsi="Google Sans Text" w:cs="Google Sans Text"/>
+          <w:color w:val="1B1C1D"/>
+          <w:sz w:val="24"/>
+          <w:szCs w:val="24"/>
+        </w:rPr>
+        <w:t xml:space="preserve">The logs indicate a significant spike in suspicious activity starting around 14:00 and intensifying between 15:00 and 16:39. The primary indicators revolve around potentially compromised or misused NTLM authentication, suspicious command-line and PowerShell activity, and the detection of potentially unwanted software by Windows Defender. There are also numerous instances of </w:t>
+      </w:r>
+      <w:proofErr w:type="spellStart"/>
+      <w:r>
+        <w:rPr>
+          <w:rFonts w:ascii="Google Sans Text" w:eastAsia="Google Sans Text" w:hAnsi="Google Sans Text" w:cs="Google Sans Text"/>
+          <w:color w:val="1B1C1D"/>
+          <w:sz w:val="24"/>
+          <w:szCs w:val="24"/>
+        </w:rPr>
+        <w:t>Wazuh</w:t>
+      </w:r>
+      <w:proofErr w:type="spellEnd"/>
+      <w:r>
+        <w:rPr>
+          <w:rFonts w:ascii="Google Sans Text" w:eastAsia="Google Sans Text" w:hAnsi="Google Sans Text" w:cs="Google Sans Text"/>
+          <w:color w:val="1B1C1D"/>
+          <w:sz w:val="24"/>
+          <w:szCs w:val="24"/>
+        </w:rPr>
+        <w:t xml:space="preserve"> rules at level 7 or above being triggered, suggesting various security concerns were raised. Towards </w:t>
+      </w:r>
+      <w:r>
+        <w:rPr>
+          <w:rFonts w:ascii="Google Sans Text" w:eastAsia="Google Sans Text" w:hAnsi="Google Sans Text" w:cs="Google Sans Text"/>
+          <w:color w:val="1B1C1D"/>
+          <w:sz w:val="24"/>
+          <w:szCs w:val="24"/>
+        </w:rPr>
+        <w:lastRenderedPageBreak/>
+        <w:t xml:space="preserve">the end of the logged period, the intensity of the alerts seems to decrease, but suspicious logon </w:t>
+      </w:r>
+      <w:proofErr w:type="gramStart"/>
+      <w:r>
+        <w:rPr>
+          <w:rFonts w:ascii="Google Sans Text" w:eastAsia="Google Sans Text" w:hAnsi="Google Sans Text" w:cs="Google Sans Text"/>
+          <w:color w:val="1B1C1D"/>
+          <w:sz w:val="24"/>
+          <w:szCs w:val="24"/>
+        </w:rPr>
+        <w:t>attempts</w:t>
+      </w:r>
+      <w:proofErr w:type="gramEnd"/>
+      <w:r>
+        <w:rPr>
+          <w:rFonts w:ascii="Google Sans Text" w:eastAsia="Google Sans Text" w:hAnsi="Google Sans Text" w:cs="Google Sans Text"/>
+          <w:color w:val="1B1C1D"/>
+          <w:sz w:val="24"/>
+          <w:szCs w:val="24"/>
+        </w:rPr>
+        <w:t xml:space="preserve"> and command-line activity persist.</w:t>
+      </w:r>
+    </w:p>
+    <w:p>
+      <w:pPr>
+        <w:pBdr>
+          <w:top w:val="nil"/>
+          <w:left w:val="nil"/>
+          <w:bottom w:val="nil"/>
+          <w:right w:val="nil"/>
+          <w:between w:val="nil"/>
+        </w:pBdr>
+        <w:spacing w:after="240" w:line="275" w:lineRule="auto"/>
+        <w:rPr>
+          <w:rFonts w:ascii="Google Sans Text" w:eastAsia="Google Sans Text" w:hAnsi="Google Sans Text" w:cs="Google Sans Text"/>
+          <w:b/>
+          <w:color w:val="1B1C1D"/>
+          <w:sz w:val="24"/>
+          <w:szCs w:val="24"/>
+        </w:rPr>
+      </w:pPr>
+      <w:r>
+        <w:rPr>
+          <w:rFonts w:ascii="Google Sans Text" w:eastAsia="Google Sans Text" w:hAnsi="Google Sans Text" w:cs="Google Sans Text"/>
+          <w:b/>
+          <w:color w:val="1B1C1D"/>
+          <w:sz w:val="24"/>
+          <w:szCs w:val="24"/>
+        </w:rPr>
+        <w:t>Summary of Potentially Suspicious Events by Time Range (Starting 14:00)</w:t>
+      </w:r>
+    </w:p>
+    <w:p>
+      <w:pPr>
+        <w:pBdr>
+          <w:top w:val="nil"/>
+          <w:left w:val="nil"/>
+          <w:bottom w:val="nil"/>
+          <w:right w:val="nil"/>
+          <w:between w:val="nil"/>
+        </w:pBdr>
+        <w:spacing w:after="120" w:line="275" w:lineRule="auto"/>
+        <w:rPr>
+          <w:rFonts w:ascii="Google Sans Text" w:eastAsia="Google Sans Text" w:hAnsi="Google Sans Text" w:cs="Google Sans Text"/>
+          <w:color w:val="1B1C1D"/>
+          <w:sz w:val="24"/>
+          <w:szCs w:val="24"/>
+        </w:rPr>
+      </w:pPr>
+      <w:r>
+        <w:rPr>
+          <w:rFonts w:ascii="Google Sans Text" w:eastAsia="Google Sans Text" w:hAnsi="Google Sans Text" w:cs="Google Sans Text"/>
+          <w:color w:val="1B1C1D"/>
+          <w:sz w:val="24"/>
+          <w:szCs w:val="24"/>
+        </w:rPr>
+        <w:t>Based on the anomaly scores and the nature of the explanations, the following time ranges appear to be the most critical and warrant further investigation:</w:t>
       </w:r>
     </w:p>
     <w:p>
@@ -232,38 +536,52 @@
           <w:numId w:val="1"/>
         </w:numPr>
         <w:pBdr>
-          <w:top w:space="0" w:sz="0" w:val="nil"/>
-          <w:left w:space="0" w:sz="0" w:val="nil"/>
-          <w:bottom w:space="0" w:sz="0" w:val="nil"/>
-          <w:right w:space="0" w:sz="0" w:val="nil"/>
-          <w:between w:space="0" w:sz="0" w:val="nil"/>
-        </w:pBdr>
-        <w:shd w:fill="auto" w:val="clear"/>
-        <w:spacing w:after="0" w:afterAutospacing="0" w:line="275.9999942779541" w:lineRule="auto"/>
-        <w:ind w:left="465" w:hanging="360"/>
-      </w:pPr>
-      <w:r>
-        <w:rPr>
-          <w:rFonts w:ascii="Google Sans Text" w:cs="Google Sans Text" w:eastAsia="Google Sans Text" w:hAnsi="Google Sans Text"/>
-          <w:b w:val="1"/>
-          <w:i w:val="0"/>
-          <w:color w:val="1b1c1d"/>
-          <w:sz w:val="24"/>
-          <w:szCs w:val="24"/>
-          <w:rtl w:val="0"/>
-        </w:rPr>
-        <w:t xml:space="preserve">14:00 - 14:31:</w:t>
-      </w:r>
-      <w:r>
-        <w:rPr>
-          <w:rFonts w:ascii="Google Sans Text" w:cs="Google Sans Text" w:eastAsia="Google Sans Text" w:hAnsi="Google Sans Text"/>
-          <w:i w:val="0"/>
-          <w:color w:val="1b1c1d"/>
-          <w:sz w:val="24"/>
-          <w:szCs w:val="24"/>
-          <w:rtl w:val="0"/>
-        </w:rPr>
-        <w:t xml:space="preserve"> This initial period shows the emergence of suspicious logon processes, the execution of commands via the command prompt by suspicious processes, and PowerShell being used to delete files. The triggering of Wazuh rules at a medium to high severity level during this time further emphasizes the potential severity.</w:t>
+          <w:top w:val="nil"/>
+          <w:left w:val="nil"/>
+          <w:bottom w:val="nil"/>
+          <w:right w:val="nil"/>
+          <w:between w:val="nil"/>
+        </w:pBdr>
+        <w:spacing w:line="275" w:lineRule="auto"/>
+      </w:pPr>
+      <w:r>
+        <w:rPr>
+          <w:rFonts w:ascii="Google Sans Text" w:eastAsia="Google Sans Text" w:hAnsi="Google Sans Text" w:cs="Google Sans Text"/>
+          <w:b/>
+          <w:color w:val="1B1C1D"/>
+          <w:sz w:val="24"/>
+          <w:szCs w:val="24"/>
+        </w:rPr>
+        <w:t>14:00 - 14:31:</w:t>
+      </w:r>
+      <w:r>
+        <w:rPr>
+          <w:rFonts w:ascii="Google Sans Text" w:eastAsia="Google Sans Text" w:hAnsi="Google Sans Text" w:cs="Google Sans Text"/>
+          <w:color w:val="1B1C1D"/>
+          <w:sz w:val="24"/>
+          <w:szCs w:val="24"/>
+        </w:rPr>
+        <w:t xml:space="preserve"> This initial period shows the emergence of suspicious logon processes, the execution of commands via the command prompt by suspicious processes, and PowerShell being used to delete files. The triggering of </w:t>
+      </w:r>
+      <w:proofErr w:type="spellStart"/>
+      <w:r>
+        <w:rPr>
+          <w:rFonts w:ascii="Google Sans Text" w:eastAsia="Google Sans Text" w:hAnsi="Google Sans Text" w:cs="Google Sans Text"/>
+          <w:color w:val="1B1C1D"/>
+          <w:sz w:val="24"/>
+          <w:szCs w:val="24"/>
+        </w:rPr>
+        <w:t>Wazuh</w:t>
+      </w:r>
+      <w:proofErr w:type="spellEnd"/>
+      <w:r>
+        <w:rPr>
+          <w:rFonts w:ascii="Google Sans Text" w:eastAsia="Google Sans Text" w:hAnsi="Google Sans Text" w:cs="Google Sans Text"/>
+          <w:color w:val="1B1C1D"/>
+          <w:sz w:val="24"/>
+          <w:szCs w:val="24"/>
+        </w:rPr>
+        <w:t xml:space="preserve"> rules at a medium to high severity level during this time further emphasizes the potential severity.</w:t>
       </w:r>
     </w:p>
     <w:p>
@@ -273,38 +591,52 @@
           <w:numId w:val="1"/>
         </w:numPr>
         <w:pBdr>
-          <w:top w:space="0" w:sz="0" w:val="nil"/>
-          <w:left w:space="0" w:sz="0" w:val="nil"/>
-          <w:bottom w:space="0" w:sz="0" w:val="nil"/>
-          <w:right w:space="0" w:sz="0" w:val="nil"/>
-          <w:between w:space="0" w:sz="0" w:val="nil"/>
-        </w:pBdr>
-        <w:shd w:fill="auto" w:val="clear"/>
-        <w:spacing w:after="0" w:afterAutospacing="0" w:before="0" w:beforeAutospacing="0" w:line="275.9999942779541" w:lineRule="auto"/>
-        <w:ind w:left="465" w:hanging="360"/>
-      </w:pPr>
-      <w:r>
-        <w:rPr>
-          <w:rFonts w:ascii="Google Sans Text" w:cs="Google Sans Text" w:eastAsia="Google Sans Text" w:hAnsi="Google Sans Text"/>
-          <w:b w:val="1"/>
-          <w:i w:val="0"/>
-          <w:color w:val="1b1c1d"/>
-          <w:sz w:val="24"/>
-          <w:szCs w:val="24"/>
-          <w:rtl w:val="0"/>
-        </w:rPr>
-        <w:t xml:space="preserve">14:58 - 15:19:</w:t>
-      </w:r>
-      <w:r>
-        <w:rPr>
-          <w:rFonts w:ascii="Google Sans Text" w:cs="Google Sans Text" w:eastAsia="Google Sans Text" w:hAnsi="Google Sans Text"/>
-          <w:i w:val="0"/>
-          <w:color w:val="1b1c1d"/>
-          <w:sz w:val="24"/>
-          <w:szCs w:val="24"/>
-          <w:rtl w:val="0"/>
-        </w:rPr>
-        <w:t xml:space="preserve"> While there are some isolated medium/high severity Wazuh rule triggers, the activity escalates significantly around 15:07. This timeframe is dominated by repeated alerts of potential NTLM relay attacks and pass-the-hash logins, often accompanied by suspicious logon processes and the assignment of special privileges. Notably, Windows Defender starts detecting and blocking potential threats within this period.</w:t>
+          <w:top w:val="nil"/>
+          <w:left w:val="nil"/>
+          <w:bottom w:val="nil"/>
+          <w:right w:val="nil"/>
+          <w:between w:val="nil"/>
+        </w:pBdr>
+        <w:spacing w:line="275" w:lineRule="auto"/>
+      </w:pPr>
+      <w:r>
+        <w:rPr>
+          <w:rFonts w:ascii="Google Sans Text" w:eastAsia="Google Sans Text" w:hAnsi="Google Sans Text" w:cs="Google Sans Text"/>
+          <w:b/>
+          <w:color w:val="1B1C1D"/>
+          <w:sz w:val="24"/>
+          <w:szCs w:val="24"/>
+        </w:rPr>
+        <w:t>14:58 - 15:19:</w:t>
+      </w:r>
+      <w:r>
+        <w:rPr>
+          <w:rFonts w:ascii="Google Sans Text" w:eastAsia="Google Sans Text" w:hAnsi="Google Sans Text" w:cs="Google Sans Text"/>
+          <w:color w:val="1B1C1D"/>
+          <w:sz w:val="24"/>
+          <w:szCs w:val="24"/>
+        </w:rPr>
+        <w:t xml:space="preserve"> While there are some isolated medium/high severity </w:t>
+      </w:r>
+      <w:proofErr w:type="spellStart"/>
+      <w:r>
+        <w:rPr>
+          <w:rFonts w:ascii="Google Sans Text" w:eastAsia="Google Sans Text" w:hAnsi="Google Sans Text" w:cs="Google Sans Text"/>
+          <w:color w:val="1B1C1D"/>
+          <w:sz w:val="24"/>
+          <w:szCs w:val="24"/>
+        </w:rPr>
+        <w:t>Wazuh</w:t>
+      </w:r>
+      <w:proofErr w:type="spellEnd"/>
+      <w:r>
+        <w:rPr>
+          <w:rFonts w:ascii="Google Sans Text" w:eastAsia="Google Sans Text" w:hAnsi="Google Sans Text" w:cs="Google Sans Text"/>
+          <w:color w:val="1B1C1D"/>
+          <w:sz w:val="24"/>
+          <w:szCs w:val="24"/>
+        </w:rPr>
+        <w:t xml:space="preserve"> rule triggers, the activity escalates significantly around 15:07. This timeframe is dominated by repeated alerts of potential NTLM relay attacks and pass-the-hash logins, often accompanied by suspicious logon processes and the assignment of special privileges. Notably, Windows Defender starts detecting and blocking potential threats within this period.</w:t>
       </w:r>
     </w:p>
     <w:p>
@@ -314,36 +646,30 @@
           <w:numId w:val="1"/>
         </w:numPr>
         <w:pBdr>
-          <w:top w:space="0" w:sz="0" w:val="nil"/>
-          <w:left w:space="0" w:sz="0" w:val="nil"/>
-          <w:bottom w:space="0" w:sz="0" w:val="nil"/>
-          <w:right w:space="0" w:sz="0" w:val="nil"/>
-          <w:between w:space="0" w:sz="0" w:val="nil"/>
-        </w:pBdr>
-        <w:shd w:fill="auto" w:val="clear"/>
-        <w:spacing w:after="0" w:afterAutospacing="0" w:before="0" w:beforeAutospacing="0" w:line="275.9999942779541" w:lineRule="auto"/>
-        <w:ind w:left="465" w:hanging="360"/>
-      </w:pPr>
-      <w:r>
-        <w:rPr>
-          <w:rFonts w:ascii="Google Sans Text" w:cs="Google Sans Text" w:eastAsia="Google Sans Text" w:hAnsi="Google Sans Text"/>
-          <w:b w:val="1"/>
-          <w:i w:val="0"/>
-          <w:color w:val="1b1c1d"/>
-          <w:sz w:val="24"/>
-          <w:szCs w:val="24"/>
-          <w:rtl w:val="0"/>
-        </w:rPr>
-        <w:t xml:space="preserve">15:24 - 15:31:</w:t>
-      </w:r>
-      <w:r>
-        <w:rPr>
-          <w:rFonts w:ascii="Google Sans Text" w:cs="Google Sans Text" w:eastAsia="Google Sans Text" w:hAnsi="Google Sans Text"/>
-          <w:i w:val="0"/>
-          <w:color w:val="1b1c1d"/>
-          <w:sz w:val="24"/>
-          <w:szCs w:val="24"/>
-          <w:rtl w:val="0"/>
+          <w:top w:val="nil"/>
+          <w:left w:val="nil"/>
+          <w:bottom w:val="nil"/>
+          <w:right w:val="nil"/>
+          <w:between w:val="nil"/>
+        </w:pBdr>
+        <w:spacing w:line="275" w:lineRule="auto"/>
+      </w:pPr>
+      <w:r>
+        <w:rPr>
+          <w:rFonts w:ascii="Google Sans Text" w:eastAsia="Google Sans Text" w:hAnsi="Google Sans Text" w:cs="Google Sans Text"/>
+          <w:b/>
+          <w:color w:val="1B1C1D"/>
+          <w:sz w:val="24"/>
+          <w:szCs w:val="24"/>
+        </w:rPr>
+        <w:t>15:24 - 15:31:</w:t>
+      </w:r>
+      <w:r>
+        <w:rPr>
+          <w:rFonts w:ascii="Google Sans Text" w:eastAsia="Google Sans Text" w:hAnsi="Google Sans Text" w:cs="Google Sans Text"/>
+          <w:color w:val="1B1C1D"/>
+          <w:sz w:val="24"/>
+          <w:szCs w:val="24"/>
         </w:rPr>
         <w:t xml:space="preserve"> This short burst of activity shows a concerning progression. Alongside the continued NTLM-related anomalies, we see indicators of a binary being placed in a malware-prone directory, suspicious PowerShell scripts being executed, and ultimately, a binary being dropped in the Users\Public directory after a web request download cradle and PowerShell archive expansion. The anomaly score of 118 at 15:31 is exceptionally high and demands immediate attention.</w:t>
       </w:r>
@@ -355,36 +681,30 @@
           <w:numId w:val="1"/>
         </w:numPr>
         <w:pBdr>
-          <w:top w:space="0" w:sz="0" w:val="nil"/>
-          <w:left w:space="0" w:sz="0" w:val="nil"/>
-          <w:bottom w:space="0" w:sz="0" w:val="nil"/>
-          <w:right w:space="0" w:sz="0" w:val="nil"/>
-          <w:between w:space="0" w:sz="0" w:val="nil"/>
-        </w:pBdr>
-        <w:shd w:fill="auto" w:val="clear"/>
-        <w:spacing w:after="120" w:before="0" w:beforeAutospacing="0" w:line="275.9999942779541" w:lineRule="auto"/>
-        <w:ind w:left="465" w:hanging="360"/>
-      </w:pPr>
-      <w:r>
-        <w:rPr>
-          <w:rFonts w:ascii="Google Sans Text" w:cs="Google Sans Text" w:eastAsia="Google Sans Text" w:hAnsi="Google Sans Text"/>
-          <w:b w:val="1"/>
-          <w:i w:val="0"/>
-          <w:color w:val="1b1c1d"/>
-          <w:sz w:val="24"/>
-          <w:szCs w:val="24"/>
-          <w:rtl w:val="0"/>
-        </w:rPr>
-        <w:t xml:space="preserve">15:35 - 16:39:</w:t>
-      </w:r>
-      <w:r>
-        <w:rPr>
-          <w:rFonts w:ascii="Google Sans Text" w:cs="Google Sans Text" w:eastAsia="Google Sans Text" w:hAnsi="Google Sans Text"/>
-          <w:i w:val="0"/>
-          <w:color w:val="1b1c1d"/>
-          <w:sz w:val="24"/>
-          <w:szCs w:val="24"/>
-          <w:rtl w:val="0"/>
+          <w:top w:val="nil"/>
+          <w:left w:val="nil"/>
+          <w:bottom w:val="nil"/>
+          <w:right w:val="nil"/>
+          <w:between w:val="nil"/>
+        </w:pBdr>
+        <w:spacing w:after="120" w:line="275" w:lineRule="auto"/>
+      </w:pPr>
+      <w:r>
+        <w:rPr>
+          <w:rFonts w:ascii="Google Sans Text" w:eastAsia="Google Sans Text" w:hAnsi="Google Sans Text" w:cs="Google Sans Text"/>
+          <w:b/>
+          <w:color w:val="1B1C1D"/>
+          <w:sz w:val="24"/>
+          <w:szCs w:val="24"/>
+        </w:rPr>
+        <w:t>15:35 - 16:39:</w:t>
+      </w:r>
+      <w:r>
+        <w:rPr>
+          <w:rFonts w:ascii="Google Sans Text" w:eastAsia="Google Sans Text" w:hAnsi="Google Sans Text" w:cs="Google Sans Text"/>
+          <w:color w:val="1B1C1D"/>
+          <w:sz w:val="24"/>
+          <w:szCs w:val="24"/>
         </w:rPr>
         <w:t xml:space="preserve"> This extended period continues to show high anomaly scores, primarily driven by persistent NTLM-related suspicious activities. Additionally, there are alerts regarding command-line execution from unusual parent processes, remote execution via net.exe, PowerShell querying environment variables, and even reconfiguration of a Windows installer product. Towards the later part of this range (around 16:15 onwards), there's a resurgence of very high anomaly scores, accompanied by indicators of binaries being dropped in the Windows root directory and the creation of new suspicious Windows services. The repeated occurrence of these high-scoring events suggests a sustained and potentially automated malicious activity.</w:t>
       </w:r>
@@ -392,46 +712,2693 @@
     <w:p>
       <w:pPr>
         <w:pBdr>
-          <w:top w:space="0" w:sz="0" w:val="nil"/>
-          <w:left w:space="0" w:sz="0" w:val="nil"/>
-          <w:bottom w:space="0" w:sz="0" w:val="nil"/>
-          <w:right w:space="0" w:sz="0" w:val="nil"/>
-          <w:between w:space="0" w:sz="0" w:val="nil"/>
-        </w:pBdr>
-        <w:shd w:fill="auto" w:val="clear"/>
-        <w:spacing w:after="240" w:before="240" w:line="275.9999942779541" w:lineRule="auto"/>
-        <w:rPr>
-          <w:rFonts w:ascii="Google Sans Text" w:cs="Google Sans Text" w:eastAsia="Google Sans Text" w:hAnsi="Google Sans Text"/>
-          <w:i w:val="0"/>
-          <w:color w:val="1b1c1d"/>
-          <w:sz w:val="24"/>
-          <w:szCs w:val="24"/>
-        </w:rPr>
-      </w:pPr>
-      <w:r>
-        <w:rPr>
-          <w:rFonts w:ascii="Google Sans Text" w:cs="Google Sans Text" w:eastAsia="Google Sans Text" w:hAnsi="Google Sans Text"/>
-          <w:i w:val="0"/>
-          <w:color w:val="1b1c1d"/>
-          <w:sz w:val="24"/>
-          <w:szCs w:val="24"/>
-          <w:rtl w:val="0"/>
-        </w:rPr>
-        <w:t xml:space="preserve">In summary, May 9, 2025, saw a significant security event unfold, characterized by suspicious authentication attempts, command execution, potential malware deployment, and Windows Defender actively responding to threats. The timeframes between 15:00 and 16:39 appear to be particularly critical and should be the focus of your immediate analysis.</w:t>
-      </w:r>
+          <w:top w:val="nil"/>
+          <w:left w:val="nil"/>
+          <w:bottom w:val="nil"/>
+          <w:right w:val="nil"/>
+          <w:between w:val="nil"/>
+        </w:pBdr>
+        <w:spacing w:before="240" w:after="240" w:line="275" w:lineRule="auto"/>
+        <w:rPr>
+          <w:rFonts w:ascii="Google Sans Text" w:eastAsia="Google Sans Text" w:hAnsi="Google Sans Text" w:cs="Google Sans Text"/>
+          <w:color w:val="1B1C1D"/>
+          <w:sz w:val="24"/>
+          <w:szCs w:val="24"/>
+        </w:rPr>
+      </w:pPr>
+      <w:r>
+        <w:rPr>
+          <w:rFonts w:ascii="Google Sans Text" w:eastAsia="Google Sans Text" w:hAnsi="Google Sans Text" w:cs="Google Sans Text"/>
+          <w:color w:val="1B1C1D"/>
+          <w:sz w:val="24"/>
+          <w:szCs w:val="24"/>
+        </w:rPr>
+        <w:t xml:space="preserve">In summary, May 9, 2025, saw a significant security event unfold, characterized by suspicious authentication attempts, command execution, potential malware </w:t>
+      </w:r>
+      <w:r>
+        <w:rPr>
+          <w:rFonts w:ascii="Google Sans Text" w:eastAsia="Google Sans Text" w:hAnsi="Google Sans Text" w:cs="Google Sans Text"/>
+          <w:color w:val="1B1C1D"/>
+          <w:sz w:val="24"/>
+          <w:szCs w:val="24"/>
+        </w:rPr>
+        <w:lastRenderedPageBreak/>
+        <w:t>deployment, and Windows Defender actively responding to threats. The timeframes between 15:00 and 16:39 appear to be particularly critical and should be the focus of your immediate analysis.</w:t>
+      </w:r>
+    </w:p>
+    <w:p>
+      <w:pPr>
+        <w:pStyle w:val="Heading1"/>
+        <w:rPr>
+          <w:rFonts w:ascii="Google Sans Text" w:eastAsia="Google Sans Text" w:hAnsi="Google Sans Text" w:cs="Google Sans Text"/>
+          <w:color w:val="1B1C1D"/>
+          <w:sz w:val="24"/>
+          <w:szCs w:val="24"/>
+        </w:rPr>
+      </w:pPr>
+      <w:bookmarkStart w:id="1" w:name="_Toc197943989"/>
+      <w:r>
+        <w:rPr>
+          <w:rFonts w:ascii="Google Sans Text" w:eastAsia="Google Sans Text" w:hAnsi="Google Sans Text" w:cs="Google Sans Text"/>
+          <w:color w:val="1B1C1D"/>
+          <w:sz w:val="24"/>
+          <w:szCs w:val="24"/>
+        </w:rPr>
+        <w:t>Network Log</w:t>
+      </w:r>
+      <w:bookmarkEnd w:id="1"/>
+    </w:p>
+    <w:p>
+      <w:pPr>
+        <w:pBdr>
+          <w:top w:val="nil"/>
+          <w:left w:val="nil"/>
+          <w:bottom w:val="nil"/>
+          <w:right w:val="nil"/>
+          <w:between w:val="nil"/>
+        </w:pBdr>
+        <w:spacing w:before="240" w:after="240" w:line="275" w:lineRule="auto"/>
+        <w:rPr>
+          <w:rFonts w:ascii="Google Sans Text" w:eastAsia="Google Sans Text" w:hAnsi="Google Sans Text" w:cs="Google Sans Text"/>
+          <w:color w:val="1B1C1D"/>
+          <w:sz w:val="24"/>
+          <w:szCs w:val="24"/>
+        </w:rPr>
+      </w:pPr>
+      <w:r>
+        <w:rPr>
+          <w:rFonts w:ascii="Google Sans Text" w:eastAsia="Google Sans Text" w:hAnsi="Google Sans Text" w:cs="Google Sans Text"/>
+          <w:color w:val="1B1C1D"/>
+          <w:sz w:val="24"/>
+          <w:szCs w:val="24"/>
+        </w:rPr>
+        <w:drawing>
+          <wp:inline distT="0" distB="0" distL="0" distR="0" wp14:anchorId="689102FC" wp14:editId="3FD55C72">
+            <wp:extent cx="5943600" cy="3505200"/>
+            <wp:effectExtent l="0" t="0" r="0" b="0"/>
+            <wp:docPr id="109204879" name="Picture 2" descr="A screenshot of a chat&#10;&#10;AI-generated content may be incorrect."/>
+            <wp:cNvGraphicFramePr>
+              <a:graphicFrameLocks xmlns:a="http://schemas.openxmlformats.org/drawingml/2006/main" noChangeAspect="1"/>
+            </wp:cNvGraphicFramePr>
+            <a:graphic xmlns:a="http://schemas.openxmlformats.org/drawingml/2006/main">
+              <a:graphicData uri="http://schemas.openxmlformats.org/drawingml/2006/picture">
+                <pic:pic xmlns:pic="http://schemas.openxmlformats.org/drawingml/2006/picture">
+                  <pic:nvPicPr>
+                    <pic:cNvPr id="109204879" name="Picture 2" descr="A screenshot of a chat&#10;&#10;AI-generated content may be incorrect."/>
+                    <pic:cNvPicPr>
+                      <a:picLocks noChangeAspect="1" noChangeArrowheads="1"/>
+                    </pic:cNvPicPr>
+                  </pic:nvPicPr>
+                  <pic:blipFill>
+                    <a:blip r:embed="rId7" cstate="print">
+                      <a:extLst>
+                        <a:ext uri="{28A0092B-C50C-407E-A947-70E740481C1C}">
+                          <a14:useLocalDpi xmlns:a14="http://schemas.microsoft.com/office/drawing/2010/main" val="0"/>
+                        </a:ext>
+                      </a:extLst>
+                    </a:blip>
+                    <a:srcRect/>
+                    <a:stretch>
+                      <a:fillRect/>
+                    </a:stretch>
+                  </pic:blipFill>
+                  <pic:spPr bwMode="auto">
+                    <a:xfrm>
+                      <a:off x="0" y="0"/>
+                      <a:ext cx="5943600" cy="3505200"/>
+                    </a:xfrm>
+                    <a:prstGeom prst="rect">
+                      <a:avLst/>
+                    </a:prstGeom>
+                    <a:noFill/>
+                    <a:ln>
+                      <a:noFill/>
+                    </a:ln>
+                  </pic:spPr>
+                </pic:pic>
+              </a:graphicData>
+            </a:graphic>
+          </wp:inline>
+        </w:drawing>
+      </w:r>
+    </w:p>
+    <w:p>
+      <w:pPr>
+        <w:pBdr>
+          <w:top w:val="nil"/>
+          <w:left w:val="nil"/>
+          <w:bottom w:val="nil"/>
+          <w:right w:val="nil"/>
+          <w:between w:val="nil"/>
+        </w:pBdr>
+        <w:spacing w:before="240" w:after="240" w:line="275" w:lineRule="auto"/>
+        <w:rPr>
+          <w:rFonts w:ascii="Google Sans Text" w:eastAsia="Google Sans Text" w:hAnsi="Google Sans Text" w:cs="Google Sans Text"/>
+          <w:color w:val="1B1C1D"/>
+          <w:sz w:val="24"/>
+          <w:szCs w:val="24"/>
+        </w:rPr>
+      </w:pPr>
+      <w:r>
+        <w:rPr>
+          <w:rFonts w:ascii="Google Sans Text" w:eastAsia="Google Sans Text" w:hAnsi="Google Sans Text" w:cs="Google Sans Text"/>
+          <w:color w:val="1B1C1D"/>
+          <w:sz w:val="24"/>
+          <w:szCs w:val="24"/>
+        </w:rPr>
+        <w:t xml:space="preserve">Okay, let's </w:t>
+      </w:r>
+      <w:proofErr w:type="spellStart"/>
+      <w:r>
+        <w:rPr>
+          <w:rFonts w:ascii="Google Sans Text" w:eastAsia="Google Sans Text" w:hAnsi="Google Sans Text" w:cs="Google Sans Text"/>
+          <w:color w:val="1B1C1D"/>
+          <w:sz w:val="24"/>
+          <w:szCs w:val="24"/>
+        </w:rPr>
+        <w:t>analyze</w:t>
+      </w:r>
+      <w:proofErr w:type="spellEnd"/>
+      <w:r>
+        <w:rPr>
+          <w:rFonts w:ascii="Google Sans Text" w:eastAsia="Google Sans Text" w:hAnsi="Google Sans Text" w:cs="Google Sans Text"/>
+          <w:color w:val="1B1C1D"/>
+          <w:sz w:val="24"/>
+          <w:szCs w:val="24"/>
+        </w:rPr>
+        <w:t xml:space="preserve"> these anomaly logs from your OPC UA network traffic on May 9, 2025.</w:t>
+      </w:r>
+    </w:p>
+    <w:p>
+      <w:pPr>
+        <w:pBdr>
+          <w:top w:val="nil"/>
+          <w:left w:val="nil"/>
+          <w:bottom w:val="nil"/>
+          <w:right w:val="nil"/>
+          <w:between w:val="nil"/>
+        </w:pBdr>
+        <w:spacing w:before="240" w:after="240" w:line="275" w:lineRule="auto"/>
+        <w:rPr>
+          <w:rFonts w:ascii="Google Sans Text" w:eastAsia="Google Sans Text" w:hAnsi="Google Sans Text" w:cs="Google Sans Text"/>
+          <w:color w:val="1B1C1D"/>
+          <w:sz w:val="24"/>
+          <w:szCs w:val="24"/>
+        </w:rPr>
+      </w:pPr>
+      <w:r>
+        <w:rPr>
+          <w:rFonts w:ascii="Google Sans Text" w:eastAsia="Google Sans Text" w:hAnsi="Google Sans Text" w:cs="Google Sans Text"/>
+          <w:b/>
+          <w:bCs/>
+          <w:color w:val="1B1C1D"/>
+          <w:sz w:val="24"/>
+          <w:szCs w:val="24"/>
+        </w:rPr>
+        <w:t>General Overview of Activity</w:t>
+      </w:r>
+    </w:p>
+    <w:p>
+      <w:pPr>
+        <w:pBdr>
+          <w:top w:val="nil"/>
+          <w:left w:val="nil"/>
+          <w:bottom w:val="nil"/>
+          <w:right w:val="nil"/>
+          <w:between w:val="nil"/>
+        </w:pBdr>
+        <w:spacing w:before="240" w:after="240" w:line="275" w:lineRule="auto"/>
+        <w:rPr>
+          <w:rFonts w:ascii="Google Sans Text" w:eastAsia="Google Sans Text" w:hAnsi="Google Sans Text" w:cs="Google Sans Text"/>
+          <w:color w:val="1B1C1D"/>
+          <w:sz w:val="24"/>
+          <w:szCs w:val="24"/>
+        </w:rPr>
+      </w:pPr>
+      <w:r>
+        <w:rPr>
+          <w:rFonts w:ascii="Google Sans Text" w:eastAsia="Google Sans Text" w:hAnsi="Google Sans Text" w:cs="Google Sans Text"/>
+          <w:color w:val="1B1C1D"/>
+          <w:sz w:val="24"/>
+          <w:szCs w:val="24"/>
+        </w:rPr>
+        <w:t xml:space="preserve">The logs indicate a series of anomalous write patterns within the OPC UA communication. These anomalies are flagged based on deviations from expected </w:t>
+      </w:r>
+      <w:proofErr w:type="spellStart"/>
+      <w:r>
+        <w:rPr>
+          <w:rFonts w:ascii="Google Sans Text" w:eastAsia="Google Sans Text" w:hAnsi="Google Sans Text" w:cs="Google Sans Text"/>
+          <w:color w:val="1B1C1D"/>
+          <w:sz w:val="24"/>
+          <w:szCs w:val="24"/>
+        </w:rPr>
+        <w:t>behavior</w:t>
+      </w:r>
+      <w:proofErr w:type="spellEnd"/>
+      <w:r>
+        <w:rPr>
+          <w:rFonts w:ascii="Google Sans Text" w:eastAsia="Google Sans Text" w:hAnsi="Google Sans Text" w:cs="Google Sans Text"/>
+          <w:color w:val="1B1C1D"/>
+          <w:sz w:val="24"/>
+          <w:szCs w:val="24"/>
+        </w:rPr>
+        <w:t xml:space="preserve"> when writing to specific data nodes. The majority of these anomalous write patterns occurred between 14:59 UTC (15:59 local time) and 16:02 UTC (17:02 local time). The affected nodes appear to be related to the control and status of various components of a manufacturing system, including conveyors, a gripper mechanism, and a rotation position. Some log entries lack specific node information, which might indicate a broader or less specific anomaly detection.</w:t>
+      </w:r>
+    </w:p>
+    <w:p>
+      <w:pPr>
+        <w:pBdr>
+          <w:top w:val="nil"/>
+          <w:left w:val="nil"/>
+          <w:bottom w:val="nil"/>
+          <w:right w:val="nil"/>
+          <w:between w:val="nil"/>
+        </w:pBdr>
+        <w:spacing w:before="240" w:after="240" w:line="275" w:lineRule="auto"/>
+        <w:rPr>
+          <w:rFonts w:ascii="Google Sans Text" w:eastAsia="Google Sans Text" w:hAnsi="Google Sans Text" w:cs="Google Sans Text"/>
+          <w:color w:val="1B1C1D"/>
+          <w:sz w:val="24"/>
+          <w:szCs w:val="24"/>
+        </w:rPr>
+      </w:pPr>
+      <w:r>
+        <w:rPr>
+          <w:rFonts w:ascii="Google Sans Text" w:eastAsia="Google Sans Text" w:hAnsi="Google Sans Text" w:cs="Google Sans Text"/>
+          <w:b/>
+          <w:bCs/>
+          <w:color w:val="1B1C1D"/>
+          <w:sz w:val="24"/>
+          <w:szCs w:val="24"/>
+        </w:rPr>
+        <w:t>Summary of Potentially Suspicious Events by Time Range (Starting 14:59 UTC / 15:59 Local Time)</w:t>
+      </w:r>
+    </w:p>
+    <w:p>
+      <w:pPr>
+        <w:pBdr>
+          <w:top w:val="nil"/>
+          <w:left w:val="nil"/>
+          <w:bottom w:val="nil"/>
+          <w:right w:val="nil"/>
+          <w:between w:val="nil"/>
+        </w:pBdr>
+        <w:spacing w:before="240" w:after="240" w:line="275" w:lineRule="auto"/>
+        <w:rPr>
+          <w:rFonts w:ascii="Google Sans Text" w:eastAsia="Google Sans Text" w:hAnsi="Google Sans Text" w:cs="Google Sans Text"/>
+          <w:color w:val="1B1C1D"/>
+          <w:sz w:val="24"/>
+          <w:szCs w:val="24"/>
+        </w:rPr>
+      </w:pPr>
+      <w:r>
+        <w:rPr>
+          <w:rFonts w:ascii="Google Sans Text" w:eastAsia="Google Sans Text" w:hAnsi="Google Sans Text" w:cs="Google Sans Text"/>
+          <w:color w:val="1B1C1D"/>
+          <w:sz w:val="24"/>
+          <w:szCs w:val="24"/>
+        </w:rPr>
+        <w:lastRenderedPageBreak/>
+        <w:t>The anomalies appear clustered within a relatively short timeframe, making the entire period noteworthy. However, we can break it down slightly:</w:t>
+      </w:r>
+    </w:p>
+    <w:p>
+      <w:pPr>
+        <w:numPr>
+          <w:ilvl w:val="0"/>
+          <w:numId w:val="2"/>
+        </w:numPr>
+        <w:pBdr>
+          <w:top w:val="nil"/>
+          <w:left w:val="nil"/>
+          <w:bottom w:val="nil"/>
+          <w:right w:val="nil"/>
+          <w:between w:val="nil"/>
+        </w:pBdr>
+        <w:spacing w:before="240" w:after="240" w:line="275" w:lineRule="auto"/>
+        <w:rPr>
+          <w:rFonts w:ascii="Google Sans Text" w:eastAsia="Google Sans Text" w:hAnsi="Google Sans Text" w:cs="Google Sans Text"/>
+          <w:color w:val="1B1C1D"/>
+          <w:sz w:val="24"/>
+          <w:szCs w:val="24"/>
+        </w:rPr>
+      </w:pPr>
+      <w:r>
+        <w:rPr>
+          <w:rFonts w:ascii="Google Sans Text" w:eastAsia="Google Sans Text" w:hAnsi="Google Sans Text" w:cs="Google Sans Text"/>
+          <w:b/>
+          <w:bCs/>
+          <w:color w:val="1B1C1D"/>
+          <w:sz w:val="24"/>
+          <w:szCs w:val="24"/>
+        </w:rPr>
+        <w:t>14:59 UTC (15:59 Local Time) - 15:04 UTC (16:04 Local Time):</w:t>
+      </w:r>
+      <w:r>
+        <w:rPr>
+          <w:rFonts w:ascii="Google Sans Text" w:eastAsia="Google Sans Text" w:hAnsi="Google Sans Text" w:cs="Google Sans Text"/>
+          <w:color w:val="1B1C1D"/>
+          <w:sz w:val="24"/>
+          <w:szCs w:val="24"/>
+        </w:rPr>
+        <w:t xml:space="preserve"> This initial burst shows anomalous writes affecting the speeds and sensors of Conveyors 1, 2, and 3, as well as the sensors and limit switches of the Gripper. Notably, there are also writes to </w:t>
+      </w:r>
+      <w:proofErr w:type="spellStart"/>
+      <w:r>
+        <w:rPr>
+          <w:rFonts w:ascii="Google Sans Text" w:eastAsia="Google Sans Text" w:hAnsi="Google Sans Text" w:cs="Google Sans Text"/>
+          <w:color w:val="1B1C1D"/>
+          <w:sz w:val="24"/>
+          <w:szCs w:val="24"/>
+        </w:rPr>
+        <w:t>MCDData.GetBox_signal</w:t>
+      </w:r>
+      <w:proofErr w:type="spellEnd"/>
+      <w:r>
+        <w:rPr>
+          <w:rFonts w:ascii="Google Sans Text" w:eastAsia="Google Sans Text" w:hAnsi="Google Sans Text" w:cs="Google Sans Text"/>
+          <w:color w:val="1B1C1D"/>
+          <w:sz w:val="24"/>
+          <w:szCs w:val="24"/>
+        </w:rPr>
+        <w:t xml:space="preserve"> and </w:t>
+      </w:r>
+      <w:proofErr w:type="spellStart"/>
+      <w:r>
+        <w:rPr>
+          <w:rFonts w:ascii="Google Sans Text" w:eastAsia="Google Sans Text" w:hAnsi="Google Sans Text" w:cs="Google Sans Text"/>
+          <w:color w:val="1B1C1D"/>
+          <w:sz w:val="24"/>
+          <w:szCs w:val="24"/>
+        </w:rPr>
+        <w:t>MCDData.MCD_GetBoxDone</w:t>
+      </w:r>
+      <w:proofErr w:type="spellEnd"/>
+      <w:r>
+        <w:rPr>
+          <w:rFonts w:ascii="Google Sans Text" w:eastAsia="Google Sans Text" w:hAnsi="Google Sans Text" w:cs="Google Sans Text"/>
+          <w:color w:val="1B1C1D"/>
+          <w:sz w:val="24"/>
+          <w:szCs w:val="24"/>
+        </w:rPr>
+        <w:t>, which seem related to a box retrieval process, along with further manipulation of the Gripper's Z-axis speed. This concentrated activity on multiple control parameters within a short span could indicate unauthorized manipulation or a system malfunction affecting several components.</w:t>
+      </w:r>
+    </w:p>
+    <w:p>
+      <w:pPr>
+        <w:numPr>
+          <w:ilvl w:val="0"/>
+          <w:numId w:val="2"/>
+        </w:numPr>
+        <w:pBdr>
+          <w:top w:val="nil"/>
+          <w:left w:val="nil"/>
+          <w:bottom w:val="nil"/>
+          <w:right w:val="nil"/>
+          <w:between w:val="nil"/>
+        </w:pBdr>
+        <w:spacing w:before="240" w:after="240" w:line="275" w:lineRule="auto"/>
+        <w:rPr>
+          <w:rFonts w:ascii="Google Sans Text" w:eastAsia="Google Sans Text" w:hAnsi="Google Sans Text" w:cs="Google Sans Text"/>
+          <w:color w:val="1B1C1D"/>
+          <w:sz w:val="24"/>
+          <w:szCs w:val="24"/>
+        </w:rPr>
+      </w:pPr>
+      <w:r>
+        <w:rPr>
+          <w:rFonts w:ascii="Google Sans Text" w:eastAsia="Google Sans Text" w:hAnsi="Google Sans Text" w:cs="Google Sans Text"/>
+          <w:b/>
+          <w:bCs/>
+          <w:color w:val="1B1C1D"/>
+          <w:sz w:val="24"/>
+          <w:szCs w:val="24"/>
+        </w:rPr>
+        <w:t>15:10 UTC (16:10 Local Time), 15:15 UTC (16:15 Local Time), 15:16 UTC (16:16 Local Time):</w:t>
+      </w:r>
+      <w:r>
+        <w:rPr>
+          <w:rFonts w:ascii="Google Sans Text" w:eastAsia="Google Sans Text" w:hAnsi="Google Sans Text" w:cs="Google Sans Text"/>
+          <w:color w:val="1B1C1D"/>
+          <w:sz w:val="24"/>
+          <w:szCs w:val="24"/>
+        </w:rPr>
+        <w:t xml:space="preserve"> These are isolated instances where anomalous write patterns were detected, but without specific node information. This lack of detail makes it harder to assess the potential impact but still warrants investigation to understand what triggered the anomaly detection.</w:t>
+      </w:r>
+    </w:p>
+    <w:p>
+      <w:pPr>
+        <w:numPr>
+          <w:ilvl w:val="0"/>
+          <w:numId w:val="2"/>
+        </w:numPr>
+        <w:pBdr>
+          <w:top w:val="nil"/>
+          <w:left w:val="nil"/>
+          <w:bottom w:val="nil"/>
+          <w:right w:val="nil"/>
+          <w:between w:val="nil"/>
+        </w:pBdr>
+        <w:spacing w:before="240" w:after="240" w:line="275" w:lineRule="auto"/>
+        <w:rPr>
+          <w:rFonts w:ascii="Google Sans Text" w:eastAsia="Google Sans Text" w:hAnsi="Google Sans Text" w:cs="Google Sans Text"/>
+          <w:color w:val="1B1C1D"/>
+          <w:sz w:val="24"/>
+          <w:szCs w:val="24"/>
+        </w:rPr>
+      </w:pPr>
+      <w:r>
+        <w:rPr>
+          <w:rFonts w:ascii="Google Sans Text" w:eastAsia="Google Sans Text" w:hAnsi="Google Sans Text" w:cs="Google Sans Text"/>
+          <w:b/>
+          <w:bCs/>
+          <w:color w:val="1B1C1D"/>
+          <w:sz w:val="24"/>
+          <w:szCs w:val="24"/>
+        </w:rPr>
+        <w:t>15:30 UTC (16:30 Local Time), 15:43 UTC (16:43 Local Time), 15:51 UTC (16:51 Local Time), 15:52 UTC (16:52 Local Time):</w:t>
+      </w:r>
+      <w:r>
+        <w:rPr>
+          <w:rFonts w:ascii="Google Sans Text" w:eastAsia="Google Sans Text" w:hAnsi="Google Sans Text" w:cs="Google Sans Text"/>
+          <w:color w:val="1B1C1D"/>
+          <w:sz w:val="24"/>
+          <w:szCs w:val="24"/>
+        </w:rPr>
+        <w:t xml:space="preserve"> </w:t>
+      </w:r>
+      <w:proofErr w:type="gramStart"/>
+      <w:r>
+        <w:rPr>
+          <w:rFonts w:ascii="Google Sans Text" w:eastAsia="Google Sans Text" w:hAnsi="Google Sans Text" w:cs="Google Sans Text"/>
+          <w:color w:val="1B1C1D"/>
+          <w:sz w:val="24"/>
+          <w:szCs w:val="24"/>
+        </w:rPr>
+        <w:t>Similar to</w:t>
+      </w:r>
+      <w:proofErr w:type="gramEnd"/>
+      <w:r>
+        <w:rPr>
+          <w:rFonts w:ascii="Google Sans Text" w:eastAsia="Google Sans Text" w:hAnsi="Google Sans Text" w:cs="Google Sans Text"/>
+          <w:color w:val="1B1C1D"/>
+          <w:sz w:val="24"/>
+          <w:szCs w:val="24"/>
+        </w:rPr>
+        <w:t xml:space="preserve"> the previous point, these are further isolated detections without specific node details. The recurrence suggests a potentially intermittent issue or a type of anomalous write that the system is detecting without granular data.</w:t>
+      </w:r>
+    </w:p>
+    <w:p>
+      <w:pPr>
+        <w:numPr>
+          <w:ilvl w:val="0"/>
+          <w:numId w:val="2"/>
+        </w:numPr>
+        <w:pBdr>
+          <w:top w:val="nil"/>
+          <w:left w:val="nil"/>
+          <w:bottom w:val="nil"/>
+          <w:right w:val="nil"/>
+          <w:between w:val="nil"/>
+        </w:pBdr>
+        <w:spacing w:before="240" w:after="240" w:line="275" w:lineRule="auto"/>
+        <w:rPr>
+          <w:rFonts w:ascii="Google Sans Text" w:eastAsia="Google Sans Text" w:hAnsi="Google Sans Text" w:cs="Google Sans Text"/>
+          <w:color w:val="1B1C1D"/>
+          <w:sz w:val="24"/>
+          <w:szCs w:val="24"/>
+        </w:rPr>
+      </w:pPr>
+      <w:r>
+        <w:rPr>
+          <w:rFonts w:ascii="Google Sans Text" w:eastAsia="Google Sans Text" w:hAnsi="Google Sans Text" w:cs="Google Sans Text"/>
+          <w:b/>
+          <w:bCs/>
+          <w:color w:val="1B1C1D"/>
+          <w:sz w:val="24"/>
+          <w:szCs w:val="24"/>
+        </w:rPr>
+        <w:t>15:53 UTC (16:53 Local Time) - 16:02 UTC (17:02 Local Time):</w:t>
+      </w:r>
+      <w:r>
+        <w:rPr>
+          <w:rFonts w:ascii="Google Sans Text" w:eastAsia="Google Sans Text" w:hAnsi="Google Sans Text" w:cs="Google Sans Text"/>
+          <w:color w:val="1B1C1D"/>
+          <w:sz w:val="24"/>
+          <w:szCs w:val="24"/>
+        </w:rPr>
+        <w:t xml:space="preserve"> This second cluster of anomalies focuses on the speed of Conveyor 2 and then a series of writes involving Conveyor 3's speed, </w:t>
+      </w:r>
+      <w:proofErr w:type="spellStart"/>
+      <w:r>
+        <w:rPr>
+          <w:rFonts w:ascii="Google Sans Text" w:eastAsia="Google Sans Text" w:hAnsi="Google Sans Text" w:cs="Google Sans Text"/>
+          <w:color w:val="1B1C1D"/>
+          <w:sz w:val="24"/>
+          <w:szCs w:val="24"/>
+        </w:rPr>
+        <w:t>MCDData.GetBox_signal</w:t>
+      </w:r>
+      <w:proofErr w:type="spellEnd"/>
+      <w:r>
+        <w:rPr>
+          <w:rFonts w:ascii="Google Sans Text" w:eastAsia="Google Sans Text" w:hAnsi="Google Sans Text" w:cs="Google Sans Text"/>
+          <w:color w:val="1B1C1D"/>
+          <w:sz w:val="24"/>
+          <w:szCs w:val="24"/>
+        </w:rPr>
+        <w:t xml:space="preserve">, </w:t>
+      </w:r>
+      <w:proofErr w:type="spellStart"/>
+      <w:r>
+        <w:rPr>
+          <w:rFonts w:ascii="Google Sans Text" w:eastAsia="Google Sans Text" w:hAnsi="Google Sans Text" w:cs="Google Sans Text"/>
+          <w:color w:val="1B1C1D"/>
+          <w:sz w:val="24"/>
+          <w:szCs w:val="24"/>
+        </w:rPr>
+        <w:t>MCDData.RotatePosition</w:t>
+      </w:r>
+      <w:proofErr w:type="spellEnd"/>
+      <w:r>
+        <w:rPr>
+          <w:rFonts w:ascii="Google Sans Text" w:eastAsia="Google Sans Text" w:hAnsi="Google Sans Text" w:cs="Google Sans Text"/>
+          <w:color w:val="1B1C1D"/>
+          <w:sz w:val="24"/>
+          <w:szCs w:val="24"/>
+        </w:rPr>
+        <w:t>, and the Gripper's Z-axis speed. The repeated manipulation of the rotation position and conveyor speeds, especially following the earlier gripper anomalies, could suggest a sequence of potentially unauthorized actions affecting the material handling process.</w:t>
+      </w:r>
+    </w:p>
+    <w:p>
+      <w:pPr>
+        <w:pBdr>
+          <w:top w:val="nil"/>
+          <w:left w:val="nil"/>
+          <w:bottom w:val="nil"/>
+          <w:right w:val="nil"/>
+          <w:between w:val="nil"/>
+        </w:pBdr>
+        <w:spacing w:before="240" w:after="240" w:line="275" w:lineRule="auto"/>
+        <w:rPr>
+          <w:rFonts w:ascii="Google Sans Text" w:eastAsia="Google Sans Text" w:hAnsi="Google Sans Text" w:cs="Google Sans Text"/>
+          <w:color w:val="1B1C1D"/>
+          <w:sz w:val="24"/>
+          <w:szCs w:val="24"/>
+        </w:rPr>
+      </w:pPr>
+      <w:r>
+        <w:rPr>
+          <w:rFonts w:ascii="Google Sans Text" w:eastAsia="Google Sans Text" w:hAnsi="Google Sans Text" w:cs="Google Sans Text"/>
+          <w:color w:val="1B1C1D"/>
+          <w:sz w:val="24"/>
+          <w:szCs w:val="24"/>
+        </w:rPr>
+        <w:t xml:space="preserve">In conclusion, the OPC UA network analysis on May 9, 2025, reveals a period of unusual write activity primarily concentrated between 14:59 UTC and 16:02 UTC (15:59 to 17:02 local time). The targeted nodes suggest potential manipulation of conveyor systems and a gripper mechanism, possibly impacting automated processes. The isolated anomalies without specific node details also require attention to understand the underlying cause. Investigating the source and intent behind these anomalous </w:t>
+      </w:r>
+      <w:r>
+        <w:rPr>
+          <w:rFonts w:ascii="Google Sans Text" w:eastAsia="Google Sans Text" w:hAnsi="Google Sans Text" w:cs="Google Sans Text"/>
+          <w:color w:val="1B1C1D"/>
+          <w:sz w:val="24"/>
+          <w:szCs w:val="24"/>
+        </w:rPr>
+        <w:lastRenderedPageBreak/>
+        <w:t>write patterns is crucial to ensure the integrity and safety of the industrial control system.</w:t>
+      </w:r>
+    </w:p>
+    <w:p>
+      <w:pPr>
+        <w:pBdr>
+          <w:top w:val="nil"/>
+          <w:left w:val="nil"/>
+          <w:bottom w:val="nil"/>
+          <w:right w:val="nil"/>
+          <w:between w:val="nil"/>
+        </w:pBdr>
+        <w:spacing w:before="240" w:after="240" w:line="275" w:lineRule="auto"/>
+        <w:rPr>
+          <w:rFonts w:ascii="Google Sans Text" w:eastAsia="Google Sans Text" w:hAnsi="Google Sans Text" w:cs="Google Sans Text"/>
+          <w:color w:val="1B1C1D"/>
+          <w:sz w:val="24"/>
+          <w:szCs w:val="24"/>
+        </w:rPr>
+      </w:pPr>
+    </w:p>
+    <w:p>
+      <w:pPr>
+        <w:pBdr>
+          <w:top w:val="nil"/>
+          <w:left w:val="nil"/>
+          <w:bottom w:val="nil"/>
+          <w:right w:val="nil"/>
+          <w:between w:val="nil"/>
+        </w:pBdr>
+        <w:spacing w:before="240" w:after="240" w:line="275" w:lineRule="auto"/>
+        <w:rPr>
+          <w:rFonts w:ascii="Google Sans Text" w:eastAsia="Google Sans Text" w:hAnsi="Google Sans Text" w:cs="Google Sans Text"/>
+          <w:color w:val="1B1C1D"/>
+          <w:sz w:val="24"/>
+          <w:szCs w:val="24"/>
+        </w:rPr>
+      </w:pPr>
+      <w:r>
+        <w:rPr>
+          <w:rFonts w:ascii="Google Sans Text" w:eastAsia="Google Sans Text" w:hAnsi="Google Sans Text" w:cs="Google Sans Text"/>
+          <w:color w:val="1B1C1D"/>
+          <w:sz w:val="24"/>
+          <w:szCs w:val="24"/>
+        </w:rPr>
+        <w:t>Prompt to Gemini 2.0</w:t>
+      </w:r>
+    </w:p>
+    <w:p>
+      <w:pPr>
+        <w:pBdr>
+          <w:top w:val="nil"/>
+          <w:left w:val="nil"/>
+          <w:bottom w:val="nil"/>
+          <w:right w:val="nil"/>
+          <w:between w:val="nil"/>
+        </w:pBdr>
+        <w:spacing w:before="240" w:after="240" w:line="275" w:lineRule="auto"/>
+        <w:rPr>
+          <w:rFonts w:ascii="Google Sans Text" w:eastAsia="Google Sans Text" w:hAnsi="Google Sans Text" w:cs="Google Sans Text"/>
+          <w:color w:val="1B1C1D"/>
+          <w:sz w:val="24"/>
+          <w:szCs w:val="24"/>
+        </w:rPr>
+      </w:pPr>
+    </w:p>
+    <w:p>
+      <w:pPr>
+        <w:pBdr>
+          <w:top w:val="nil"/>
+          <w:left w:val="nil"/>
+          <w:bottom w:val="nil"/>
+          <w:right w:val="nil"/>
+          <w:between w:val="nil"/>
+        </w:pBdr>
+        <w:spacing w:before="240" w:after="240" w:line="275" w:lineRule="auto"/>
+        <w:rPr>
+          <w:rFonts w:ascii="Google Sans Text" w:eastAsia="Google Sans Text" w:hAnsi="Google Sans Text" w:cs="Google Sans Text"/>
+          <w:color w:val="1B1C1D"/>
+          <w:sz w:val="24"/>
+          <w:szCs w:val="24"/>
+        </w:rPr>
+      </w:pPr>
+      <w:r>
+        <w:rPr>
+          <w:rFonts w:ascii="Google Sans Text" w:eastAsia="Google Sans Text" w:hAnsi="Google Sans Text" w:cs="Google Sans Text"/>
+          <w:color w:val="1B1C1D"/>
+          <w:sz w:val="24"/>
+          <w:szCs w:val="24"/>
+        </w:rPr>
+        <w:t>Thanks. I would like to analyse the anomaly logs from OPC UA network analysis. here is a summary of anomaly log on 9 May 2025. Could you please help to summarise the information, so that I could know what has happened during the 9 May 2025. Please give me a general overview of work happened. Then, please give me a summary of events based on time range that may be suspicious events happening.  Here is the log: Anomalous OPC UA write patterns noted at 2025-05-09 14:59 (UTC Time) / 2025-05-09 15:59 (Local Time)</w:t>
+      </w:r>
+    </w:p>
+    <w:p>
+      <w:pPr>
+        <w:pBdr>
+          <w:top w:val="nil"/>
+          <w:left w:val="nil"/>
+          <w:bottom w:val="nil"/>
+          <w:right w:val="nil"/>
+          <w:between w:val="nil"/>
+        </w:pBdr>
+        <w:spacing w:before="240" w:after="240" w:line="275" w:lineRule="auto"/>
+        <w:rPr>
+          <w:rFonts w:ascii="Google Sans Text" w:eastAsia="Google Sans Text" w:hAnsi="Google Sans Text" w:cs="Google Sans Text"/>
+          <w:color w:val="1B1C1D"/>
+          <w:sz w:val="24"/>
+          <w:szCs w:val="24"/>
+        </w:rPr>
+      </w:pPr>
+      <w:r>
+        <w:rPr>
+          <w:rFonts w:ascii="Google Sans Text" w:eastAsia="Google Sans Text" w:hAnsi="Google Sans Text" w:cs="Google Sans Text"/>
+          <w:color w:val="1B1C1D"/>
+          <w:sz w:val="24"/>
+          <w:szCs w:val="24"/>
+        </w:rPr>
+        <w:t>Explanation: OPC UA write to node(s): -, MCDData.Conveyor3_Sensor, MCDData.Conveyor1_Speed, MCDData.Conveyor2_Speed</w:t>
+      </w:r>
+    </w:p>
+    <w:p>
+      <w:pPr>
+        <w:pBdr>
+          <w:top w:val="nil"/>
+          <w:left w:val="nil"/>
+          <w:bottom w:val="nil"/>
+          <w:right w:val="nil"/>
+          <w:between w:val="nil"/>
+        </w:pBdr>
+        <w:spacing w:before="240" w:after="240" w:line="275" w:lineRule="auto"/>
+        <w:rPr>
+          <w:rFonts w:ascii="Google Sans Text" w:eastAsia="Google Sans Text" w:hAnsi="Google Sans Text" w:cs="Google Sans Text"/>
+          <w:color w:val="1B1C1D"/>
+          <w:sz w:val="24"/>
+          <w:szCs w:val="24"/>
+        </w:rPr>
+      </w:pPr>
+      <w:r>
+        <w:rPr>
+          <w:rFonts w:ascii="Google Sans Text" w:eastAsia="Google Sans Text" w:hAnsi="Google Sans Text" w:cs="Google Sans Text"/>
+          <w:color w:val="1B1C1D"/>
+          <w:sz w:val="24"/>
+          <w:szCs w:val="24"/>
+        </w:rPr>
+        <w:t>------------------------------------------------------------</w:t>
+      </w:r>
+    </w:p>
+    <w:p>
+      <w:pPr>
+        <w:pBdr>
+          <w:top w:val="nil"/>
+          <w:left w:val="nil"/>
+          <w:bottom w:val="nil"/>
+          <w:right w:val="nil"/>
+          <w:between w:val="nil"/>
+        </w:pBdr>
+        <w:spacing w:before="240" w:after="240" w:line="275" w:lineRule="auto"/>
+        <w:rPr>
+          <w:rFonts w:ascii="Google Sans Text" w:eastAsia="Google Sans Text" w:hAnsi="Google Sans Text" w:cs="Google Sans Text"/>
+          <w:color w:val="1B1C1D"/>
+          <w:sz w:val="24"/>
+          <w:szCs w:val="24"/>
+        </w:rPr>
+      </w:pPr>
+      <w:r>
+        <w:rPr>
+          <w:rFonts w:ascii="Google Sans Text" w:eastAsia="Google Sans Text" w:hAnsi="Google Sans Text" w:cs="Google Sans Text"/>
+          <w:color w:val="1B1C1D"/>
+          <w:sz w:val="24"/>
+          <w:szCs w:val="24"/>
+        </w:rPr>
+        <w:t>Anomalous OPC UA write patterns noted at 2025-05-09 15:00 (UTC Time) / 2025-05-09 16:00 (Local Time)</w:t>
+      </w:r>
+    </w:p>
+    <w:p>
+      <w:pPr>
+        <w:pBdr>
+          <w:top w:val="nil"/>
+          <w:left w:val="nil"/>
+          <w:bottom w:val="nil"/>
+          <w:right w:val="nil"/>
+          <w:between w:val="nil"/>
+        </w:pBdr>
+        <w:spacing w:before="240" w:after="240" w:line="275" w:lineRule="auto"/>
+        <w:rPr>
+          <w:rFonts w:ascii="Google Sans Text" w:eastAsia="Google Sans Text" w:hAnsi="Google Sans Text" w:cs="Google Sans Text"/>
+          <w:color w:val="1B1C1D"/>
+          <w:sz w:val="24"/>
+          <w:szCs w:val="24"/>
+        </w:rPr>
+      </w:pPr>
+      <w:r>
+        <w:rPr>
+          <w:rFonts w:ascii="Google Sans Text" w:eastAsia="Google Sans Text" w:hAnsi="Google Sans Text" w:cs="Google Sans Text"/>
+          <w:color w:val="1B1C1D"/>
+          <w:sz w:val="24"/>
+          <w:szCs w:val="24"/>
+        </w:rPr>
+        <w:t>Explanation: OPC UA write to node(s): -, MCDData.Conveyor3_Speed</w:t>
+      </w:r>
+    </w:p>
+    <w:p>
+      <w:pPr>
+        <w:pBdr>
+          <w:top w:val="nil"/>
+          <w:left w:val="nil"/>
+          <w:bottom w:val="nil"/>
+          <w:right w:val="nil"/>
+          <w:between w:val="nil"/>
+        </w:pBdr>
+        <w:spacing w:before="240" w:after="240" w:line="275" w:lineRule="auto"/>
+        <w:rPr>
+          <w:rFonts w:ascii="Google Sans Text" w:eastAsia="Google Sans Text" w:hAnsi="Google Sans Text" w:cs="Google Sans Text"/>
+          <w:color w:val="1B1C1D"/>
+          <w:sz w:val="24"/>
+          <w:szCs w:val="24"/>
+        </w:rPr>
+      </w:pPr>
+      <w:r>
+        <w:rPr>
+          <w:rFonts w:ascii="Google Sans Text" w:eastAsia="Google Sans Text" w:hAnsi="Google Sans Text" w:cs="Google Sans Text"/>
+          <w:color w:val="1B1C1D"/>
+          <w:sz w:val="24"/>
+          <w:szCs w:val="24"/>
+        </w:rPr>
+        <w:t>------------------------------------------------------------</w:t>
+      </w:r>
+    </w:p>
+    <w:p>
+      <w:pPr>
+        <w:pBdr>
+          <w:top w:val="nil"/>
+          <w:left w:val="nil"/>
+          <w:bottom w:val="nil"/>
+          <w:right w:val="nil"/>
+          <w:between w:val="nil"/>
+        </w:pBdr>
+        <w:spacing w:before="240" w:after="240" w:line="275" w:lineRule="auto"/>
+        <w:rPr>
+          <w:rFonts w:ascii="Google Sans Text" w:eastAsia="Google Sans Text" w:hAnsi="Google Sans Text" w:cs="Google Sans Text"/>
+          <w:color w:val="1B1C1D"/>
+          <w:sz w:val="24"/>
+          <w:szCs w:val="24"/>
+        </w:rPr>
+      </w:pPr>
+      <w:r>
+        <w:rPr>
+          <w:rFonts w:ascii="Google Sans Text" w:eastAsia="Google Sans Text" w:hAnsi="Google Sans Text" w:cs="Google Sans Text"/>
+          <w:color w:val="1B1C1D"/>
+          <w:sz w:val="24"/>
+          <w:szCs w:val="24"/>
+        </w:rPr>
+        <w:t>Anomalous OPC UA write patterns noted at 2025-05-09 15:01 (UTC Time) / 2025-05-09 16:01 (Local Time)</w:t>
+      </w:r>
+    </w:p>
+    <w:p>
+      <w:pPr>
+        <w:pBdr>
+          <w:top w:val="nil"/>
+          <w:left w:val="nil"/>
+          <w:bottom w:val="nil"/>
+          <w:right w:val="nil"/>
+          <w:between w:val="nil"/>
+        </w:pBdr>
+        <w:spacing w:before="240" w:after="240" w:line="275" w:lineRule="auto"/>
+        <w:rPr>
+          <w:rFonts w:ascii="Google Sans Text" w:eastAsia="Google Sans Text" w:hAnsi="Google Sans Text" w:cs="Google Sans Text"/>
+          <w:color w:val="1B1C1D"/>
+          <w:sz w:val="24"/>
+          <w:szCs w:val="24"/>
+        </w:rPr>
+      </w:pPr>
+      <w:r>
+        <w:rPr>
+          <w:rFonts w:ascii="Google Sans Text" w:eastAsia="Google Sans Text" w:hAnsi="Google Sans Text" w:cs="Google Sans Text"/>
+          <w:color w:val="1B1C1D"/>
+          <w:sz w:val="24"/>
+          <w:szCs w:val="24"/>
+        </w:rPr>
+        <w:t xml:space="preserve">Explanation: OPC UA write to node(s): -, </w:t>
+      </w:r>
+      <w:proofErr w:type="spellStart"/>
+      <w:r>
+        <w:rPr>
+          <w:rFonts w:ascii="Google Sans Text" w:eastAsia="Google Sans Text" w:hAnsi="Google Sans Text" w:cs="Google Sans Text"/>
+          <w:color w:val="1B1C1D"/>
+          <w:sz w:val="24"/>
+          <w:szCs w:val="24"/>
+        </w:rPr>
+        <w:t>MCDData.Gripper_Sensor</w:t>
+      </w:r>
+      <w:proofErr w:type="spellEnd"/>
+      <w:r>
+        <w:rPr>
+          <w:rFonts w:ascii="Google Sans Text" w:eastAsia="Google Sans Text" w:hAnsi="Google Sans Text" w:cs="Google Sans Text"/>
+          <w:color w:val="1B1C1D"/>
+          <w:sz w:val="24"/>
+          <w:szCs w:val="24"/>
+        </w:rPr>
+        <w:t xml:space="preserve">, </w:t>
+      </w:r>
+      <w:proofErr w:type="spellStart"/>
+      <w:r>
+        <w:rPr>
+          <w:rFonts w:ascii="Google Sans Text" w:eastAsia="Google Sans Text" w:hAnsi="Google Sans Text" w:cs="Google Sans Text"/>
+          <w:color w:val="1B1C1D"/>
+          <w:sz w:val="24"/>
+          <w:szCs w:val="24"/>
+        </w:rPr>
+        <w:t>MCDData.Gripper_UP_Limit</w:t>
+      </w:r>
+      <w:proofErr w:type="spellEnd"/>
+      <w:r>
+        <w:rPr>
+          <w:rFonts w:ascii="Google Sans Text" w:eastAsia="Google Sans Text" w:hAnsi="Google Sans Text" w:cs="Google Sans Text"/>
+          <w:color w:val="1B1C1D"/>
+          <w:sz w:val="24"/>
+          <w:szCs w:val="24"/>
+        </w:rPr>
+        <w:t xml:space="preserve">, </w:t>
+      </w:r>
+      <w:proofErr w:type="spellStart"/>
+      <w:r>
+        <w:rPr>
+          <w:rFonts w:ascii="Google Sans Text" w:eastAsia="Google Sans Text" w:hAnsi="Google Sans Text" w:cs="Google Sans Text"/>
+          <w:color w:val="1B1C1D"/>
+          <w:sz w:val="24"/>
+          <w:szCs w:val="24"/>
+        </w:rPr>
+        <w:t>MCDData.Gripper_LO_Limit</w:t>
+      </w:r>
+      <w:proofErr w:type="spellEnd"/>
+    </w:p>
+    <w:p>
+      <w:pPr>
+        <w:pBdr>
+          <w:top w:val="nil"/>
+          <w:left w:val="nil"/>
+          <w:bottom w:val="nil"/>
+          <w:right w:val="nil"/>
+          <w:between w:val="nil"/>
+        </w:pBdr>
+        <w:spacing w:before="240" w:after="240" w:line="275" w:lineRule="auto"/>
+        <w:rPr>
+          <w:rFonts w:ascii="Google Sans Text" w:eastAsia="Google Sans Text" w:hAnsi="Google Sans Text" w:cs="Google Sans Text"/>
+          <w:color w:val="1B1C1D"/>
+          <w:sz w:val="24"/>
+          <w:szCs w:val="24"/>
+        </w:rPr>
+      </w:pPr>
+      <w:r>
+        <w:rPr>
+          <w:rFonts w:ascii="Google Sans Text" w:eastAsia="Google Sans Text" w:hAnsi="Google Sans Text" w:cs="Google Sans Text"/>
+          <w:color w:val="1B1C1D"/>
+          <w:sz w:val="24"/>
+          <w:szCs w:val="24"/>
+        </w:rPr>
+        <w:t>------------------------------------------------------------</w:t>
+      </w:r>
+    </w:p>
+    <w:p>
+      <w:pPr>
+        <w:pBdr>
+          <w:top w:val="nil"/>
+          <w:left w:val="nil"/>
+          <w:bottom w:val="nil"/>
+          <w:right w:val="nil"/>
+          <w:between w:val="nil"/>
+        </w:pBdr>
+        <w:spacing w:before="240" w:after="240" w:line="275" w:lineRule="auto"/>
+        <w:rPr>
+          <w:rFonts w:ascii="Google Sans Text" w:eastAsia="Google Sans Text" w:hAnsi="Google Sans Text" w:cs="Google Sans Text"/>
+          <w:color w:val="1B1C1D"/>
+          <w:sz w:val="24"/>
+          <w:szCs w:val="24"/>
+        </w:rPr>
+      </w:pPr>
+      <w:r>
+        <w:rPr>
+          <w:rFonts w:ascii="Google Sans Text" w:eastAsia="Google Sans Text" w:hAnsi="Google Sans Text" w:cs="Google Sans Text"/>
+          <w:color w:val="1B1C1D"/>
+          <w:sz w:val="24"/>
+          <w:szCs w:val="24"/>
+        </w:rPr>
+        <w:t>Anomalous OPC UA write patterns noted at 2025-05-09 15:02 (UTC Time) / 2025-05-09 16:02 (Local Time)</w:t>
+      </w:r>
+    </w:p>
+    <w:p>
+      <w:pPr>
+        <w:pBdr>
+          <w:top w:val="nil"/>
+          <w:left w:val="nil"/>
+          <w:bottom w:val="nil"/>
+          <w:right w:val="nil"/>
+          <w:between w:val="nil"/>
+        </w:pBdr>
+        <w:spacing w:before="240" w:after="240" w:line="275" w:lineRule="auto"/>
+        <w:rPr>
+          <w:rFonts w:ascii="Google Sans Text" w:eastAsia="Google Sans Text" w:hAnsi="Google Sans Text" w:cs="Google Sans Text"/>
+          <w:color w:val="1B1C1D"/>
+          <w:sz w:val="24"/>
+          <w:szCs w:val="24"/>
+        </w:rPr>
+      </w:pPr>
+      <w:r>
+        <w:rPr>
+          <w:rFonts w:ascii="Google Sans Text" w:eastAsia="Google Sans Text" w:hAnsi="Google Sans Text" w:cs="Google Sans Text"/>
+          <w:color w:val="1B1C1D"/>
+          <w:sz w:val="24"/>
+          <w:szCs w:val="24"/>
+        </w:rPr>
+        <w:t xml:space="preserve">Explanation: OPC UA write to node(s): -, </w:t>
+      </w:r>
+      <w:proofErr w:type="spellStart"/>
+      <w:r>
+        <w:rPr>
+          <w:rFonts w:ascii="Google Sans Text" w:eastAsia="Google Sans Text" w:hAnsi="Google Sans Text" w:cs="Google Sans Text"/>
+          <w:color w:val="1B1C1D"/>
+          <w:sz w:val="24"/>
+          <w:szCs w:val="24"/>
+        </w:rPr>
+        <w:t>MCDData.Gripper_Z_Speed</w:t>
+      </w:r>
+      <w:proofErr w:type="spellEnd"/>
+    </w:p>
+    <w:p>
+      <w:pPr>
+        <w:pBdr>
+          <w:top w:val="nil"/>
+          <w:left w:val="nil"/>
+          <w:bottom w:val="nil"/>
+          <w:right w:val="nil"/>
+          <w:between w:val="nil"/>
+        </w:pBdr>
+        <w:spacing w:before="240" w:after="240" w:line="275" w:lineRule="auto"/>
+        <w:rPr>
+          <w:rFonts w:ascii="Google Sans Text" w:eastAsia="Google Sans Text" w:hAnsi="Google Sans Text" w:cs="Google Sans Text"/>
+          <w:color w:val="1B1C1D"/>
+          <w:sz w:val="24"/>
+          <w:szCs w:val="24"/>
+        </w:rPr>
+      </w:pPr>
+      <w:r>
+        <w:rPr>
+          <w:rFonts w:ascii="Google Sans Text" w:eastAsia="Google Sans Text" w:hAnsi="Google Sans Text" w:cs="Google Sans Text"/>
+          <w:color w:val="1B1C1D"/>
+          <w:sz w:val="24"/>
+          <w:szCs w:val="24"/>
+        </w:rPr>
+        <w:lastRenderedPageBreak/>
+        <w:t>------------------------------------------------------------</w:t>
+      </w:r>
+    </w:p>
+    <w:p>
+      <w:pPr>
+        <w:pBdr>
+          <w:top w:val="nil"/>
+          <w:left w:val="nil"/>
+          <w:bottom w:val="nil"/>
+          <w:right w:val="nil"/>
+          <w:between w:val="nil"/>
+        </w:pBdr>
+        <w:spacing w:before="240" w:after="240" w:line="275" w:lineRule="auto"/>
+        <w:rPr>
+          <w:rFonts w:ascii="Google Sans Text" w:eastAsia="Google Sans Text" w:hAnsi="Google Sans Text" w:cs="Google Sans Text"/>
+          <w:color w:val="1B1C1D"/>
+          <w:sz w:val="24"/>
+          <w:szCs w:val="24"/>
+        </w:rPr>
+      </w:pPr>
+      <w:r>
+        <w:rPr>
+          <w:rFonts w:ascii="Google Sans Text" w:eastAsia="Google Sans Text" w:hAnsi="Google Sans Text" w:cs="Google Sans Text"/>
+          <w:color w:val="1B1C1D"/>
+          <w:sz w:val="24"/>
+          <w:szCs w:val="24"/>
+        </w:rPr>
+        <w:t>Anomalous OPC UA write patterns noted at 2025-05-09 15:03 (UTC Time) / 2025-05-09 16:03 (Local Time)</w:t>
+      </w:r>
+    </w:p>
+    <w:p>
+      <w:pPr>
+        <w:pBdr>
+          <w:top w:val="nil"/>
+          <w:left w:val="nil"/>
+          <w:bottom w:val="nil"/>
+          <w:right w:val="nil"/>
+          <w:between w:val="nil"/>
+        </w:pBdr>
+        <w:spacing w:before="240" w:after="240" w:line="275" w:lineRule="auto"/>
+        <w:rPr>
+          <w:rFonts w:ascii="Google Sans Text" w:eastAsia="Google Sans Text" w:hAnsi="Google Sans Text" w:cs="Google Sans Text"/>
+          <w:color w:val="1B1C1D"/>
+          <w:sz w:val="24"/>
+          <w:szCs w:val="24"/>
+        </w:rPr>
+      </w:pPr>
+      <w:r>
+        <w:rPr>
+          <w:rFonts w:ascii="Google Sans Text" w:eastAsia="Google Sans Text" w:hAnsi="Google Sans Text" w:cs="Google Sans Text"/>
+          <w:color w:val="1B1C1D"/>
+          <w:sz w:val="24"/>
+          <w:szCs w:val="24"/>
+        </w:rPr>
+        <w:t xml:space="preserve">Explanation: OPC UA write to node(s): -, </w:t>
+      </w:r>
+      <w:proofErr w:type="spellStart"/>
+      <w:r>
+        <w:rPr>
+          <w:rFonts w:ascii="Google Sans Text" w:eastAsia="Google Sans Text" w:hAnsi="Google Sans Text" w:cs="Google Sans Text"/>
+          <w:color w:val="1B1C1D"/>
+          <w:sz w:val="24"/>
+          <w:szCs w:val="24"/>
+        </w:rPr>
+        <w:t>MCDData.Gripper_Z_Speed</w:t>
+      </w:r>
+      <w:proofErr w:type="spellEnd"/>
+      <w:r>
+        <w:rPr>
+          <w:rFonts w:ascii="Google Sans Text" w:eastAsia="Google Sans Text" w:hAnsi="Google Sans Text" w:cs="Google Sans Text"/>
+          <w:color w:val="1B1C1D"/>
+          <w:sz w:val="24"/>
+          <w:szCs w:val="24"/>
+        </w:rPr>
+        <w:t xml:space="preserve">, </w:t>
+      </w:r>
+      <w:proofErr w:type="spellStart"/>
+      <w:r>
+        <w:rPr>
+          <w:rFonts w:ascii="Google Sans Text" w:eastAsia="Google Sans Text" w:hAnsi="Google Sans Text" w:cs="Google Sans Text"/>
+          <w:color w:val="1B1C1D"/>
+          <w:sz w:val="24"/>
+          <w:szCs w:val="24"/>
+        </w:rPr>
+        <w:t>MCDData.Gripper_LO_Limit</w:t>
+      </w:r>
+      <w:proofErr w:type="spellEnd"/>
+      <w:r>
+        <w:rPr>
+          <w:rFonts w:ascii="Google Sans Text" w:eastAsia="Google Sans Text" w:hAnsi="Google Sans Text" w:cs="Google Sans Text"/>
+          <w:color w:val="1B1C1D"/>
+          <w:sz w:val="24"/>
+          <w:szCs w:val="24"/>
+        </w:rPr>
+        <w:t xml:space="preserve">, </w:t>
+      </w:r>
+      <w:proofErr w:type="spellStart"/>
+      <w:r>
+        <w:rPr>
+          <w:rFonts w:ascii="Google Sans Text" w:eastAsia="Google Sans Text" w:hAnsi="Google Sans Text" w:cs="Google Sans Text"/>
+          <w:color w:val="1B1C1D"/>
+          <w:sz w:val="24"/>
+          <w:szCs w:val="24"/>
+        </w:rPr>
+        <w:t>MCDData.Gripper_UP_Limit</w:t>
+      </w:r>
+      <w:proofErr w:type="spellEnd"/>
+      <w:r>
+        <w:rPr>
+          <w:rFonts w:ascii="Google Sans Text" w:eastAsia="Google Sans Text" w:hAnsi="Google Sans Text" w:cs="Google Sans Text"/>
+          <w:color w:val="1B1C1D"/>
+          <w:sz w:val="24"/>
+          <w:szCs w:val="24"/>
+        </w:rPr>
+        <w:t xml:space="preserve">, </w:t>
+      </w:r>
+      <w:proofErr w:type="spellStart"/>
+      <w:r>
+        <w:rPr>
+          <w:rFonts w:ascii="Google Sans Text" w:eastAsia="Google Sans Text" w:hAnsi="Google Sans Text" w:cs="Google Sans Text"/>
+          <w:color w:val="1B1C1D"/>
+          <w:sz w:val="24"/>
+          <w:szCs w:val="24"/>
+        </w:rPr>
+        <w:t>MCDData.Gripper_Sensor</w:t>
+      </w:r>
+      <w:proofErr w:type="spellEnd"/>
+    </w:p>
+    <w:p>
+      <w:pPr>
+        <w:pBdr>
+          <w:top w:val="nil"/>
+          <w:left w:val="nil"/>
+          <w:bottom w:val="nil"/>
+          <w:right w:val="nil"/>
+          <w:between w:val="nil"/>
+        </w:pBdr>
+        <w:spacing w:before="240" w:after="240" w:line="275" w:lineRule="auto"/>
+        <w:rPr>
+          <w:rFonts w:ascii="Google Sans Text" w:eastAsia="Google Sans Text" w:hAnsi="Google Sans Text" w:cs="Google Sans Text"/>
+          <w:color w:val="1B1C1D"/>
+          <w:sz w:val="24"/>
+          <w:szCs w:val="24"/>
+        </w:rPr>
+      </w:pPr>
+      <w:r>
+        <w:rPr>
+          <w:rFonts w:ascii="Google Sans Text" w:eastAsia="Google Sans Text" w:hAnsi="Google Sans Text" w:cs="Google Sans Text"/>
+          <w:color w:val="1B1C1D"/>
+          <w:sz w:val="24"/>
+          <w:szCs w:val="24"/>
+        </w:rPr>
+        <w:t>------------------------------------------------------------</w:t>
+      </w:r>
+    </w:p>
+    <w:p>
+      <w:pPr>
+        <w:pBdr>
+          <w:top w:val="nil"/>
+          <w:left w:val="nil"/>
+          <w:bottom w:val="nil"/>
+          <w:right w:val="nil"/>
+          <w:between w:val="nil"/>
+        </w:pBdr>
+        <w:spacing w:before="240" w:after="240" w:line="275" w:lineRule="auto"/>
+        <w:rPr>
+          <w:rFonts w:ascii="Google Sans Text" w:eastAsia="Google Sans Text" w:hAnsi="Google Sans Text" w:cs="Google Sans Text"/>
+          <w:color w:val="1B1C1D"/>
+          <w:sz w:val="24"/>
+          <w:szCs w:val="24"/>
+        </w:rPr>
+      </w:pPr>
+      <w:r>
+        <w:rPr>
+          <w:rFonts w:ascii="Google Sans Text" w:eastAsia="Google Sans Text" w:hAnsi="Google Sans Text" w:cs="Google Sans Text"/>
+          <w:color w:val="1B1C1D"/>
+          <w:sz w:val="24"/>
+          <w:szCs w:val="24"/>
+        </w:rPr>
+        <w:t>Anomalous OPC UA write patterns noted at 2025-05-09 15:04 (UTC Time) / 2025-05-09 16:04 (Local Time)</w:t>
+      </w:r>
+    </w:p>
+    <w:p>
+      <w:pPr>
+        <w:pBdr>
+          <w:top w:val="nil"/>
+          <w:left w:val="nil"/>
+          <w:bottom w:val="nil"/>
+          <w:right w:val="nil"/>
+          <w:between w:val="nil"/>
+        </w:pBdr>
+        <w:spacing w:before="240" w:after="240" w:line="275" w:lineRule="auto"/>
+        <w:rPr>
+          <w:rFonts w:ascii="Google Sans Text" w:eastAsia="Google Sans Text" w:hAnsi="Google Sans Text" w:cs="Google Sans Text"/>
+          <w:color w:val="1B1C1D"/>
+          <w:sz w:val="24"/>
+          <w:szCs w:val="24"/>
+        </w:rPr>
+      </w:pPr>
+      <w:r>
+        <w:rPr>
+          <w:rFonts w:ascii="Google Sans Text" w:eastAsia="Google Sans Text" w:hAnsi="Google Sans Text" w:cs="Google Sans Text"/>
+          <w:color w:val="1B1C1D"/>
+          <w:sz w:val="24"/>
+          <w:szCs w:val="24"/>
+        </w:rPr>
+        <w:t xml:space="preserve">Explanation: OPC UA write to node(s): -, </w:t>
+      </w:r>
+      <w:proofErr w:type="spellStart"/>
+      <w:r>
+        <w:rPr>
+          <w:rFonts w:ascii="Google Sans Text" w:eastAsia="Google Sans Text" w:hAnsi="Google Sans Text" w:cs="Google Sans Text"/>
+          <w:color w:val="1B1C1D"/>
+          <w:sz w:val="24"/>
+          <w:szCs w:val="24"/>
+        </w:rPr>
+        <w:t>MCDData.GetBox_signal</w:t>
+      </w:r>
+      <w:proofErr w:type="spellEnd"/>
+      <w:r>
+        <w:rPr>
+          <w:rFonts w:ascii="Google Sans Text" w:eastAsia="Google Sans Text" w:hAnsi="Google Sans Text" w:cs="Google Sans Text"/>
+          <w:color w:val="1B1C1D"/>
+          <w:sz w:val="24"/>
+          <w:szCs w:val="24"/>
+        </w:rPr>
+        <w:t xml:space="preserve">, </w:t>
+      </w:r>
+      <w:proofErr w:type="spellStart"/>
+      <w:r>
+        <w:rPr>
+          <w:rFonts w:ascii="Google Sans Text" w:eastAsia="Google Sans Text" w:hAnsi="Google Sans Text" w:cs="Google Sans Text"/>
+          <w:color w:val="1B1C1D"/>
+          <w:sz w:val="24"/>
+          <w:szCs w:val="24"/>
+        </w:rPr>
+        <w:t>MCDData.MCD_GetBoxDone</w:t>
+      </w:r>
+      <w:proofErr w:type="spellEnd"/>
+      <w:r>
+        <w:rPr>
+          <w:rFonts w:ascii="Google Sans Text" w:eastAsia="Google Sans Text" w:hAnsi="Google Sans Text" w:cs="Google Sans Text"/>
+          <w:color w:val="1B1C1D"/>
+          <w:sz w:val="24"/>
+          <w:szCs w:val="24"/>
+        </w:rPr>
+        <w:t xml:space="preserve">, </w:t>
+      </w:r>
+      <w:proofErr w:type="spellStart"/>
+      <w:r>
+        <w:rPr>
+          <w:rFonts w:ascii="Google Sans Text" w:eastAsia="Google Sans Text" w:hAnsi="Google Sans Text" w:cs="Google Sans Text"/>
+          <w:color w:val="1B1C1D"/>
+          <w:sz w:val="24"/>
+          <w:szCs w:val="24"/>
+        </w:rPr>
+        <w:t>MCDData.Gripper_Z_Speed</w:t>
+      </w:r>
+      <w:proofErr w:type="spellEnd"/>
+    </w:p>
+    <w:p>
+      <w:pPr>
+        <w:pBdr>
+          <w:top w:val="nil"/>
+          <w:left w:val="nil"/>
+          <w:bottom w:val="nil"/>
+          <w:right w:val="nil"/>
+          <w:between w:val="nil"/>
+        </w:pBdr>
+        <w:spacing w:before="240" w:after="240" w:line="275" w:lineRule="auto"/>
+        <w:rPr>
+          <w:rFonts w:ascii="Google Sans Text" w:eastAsia="Google Sans Text" w:hAnsi="Google Sans Text" w:cs="Google Sans Text"/>
+          <w:color w:val="1B1C1D"/>
+          <w:sz w:val="24"/>
+          <w:szCs w:val="24"/>
+        </w:rPr>
+      </w:pPr>
+      <w:r>
+        <w:rPr>
+          <w:rFonts w:ascii="Google Sans Text" w:eastAsia="Google Sans Text" w:hAnsi="Google Sans Text" w:cs="Google Sans Text"/>
+          <w:color w:val="1B1C1D"/>
+          <w:sz w:val="24"/>
+          <w:szCs w:val="24"/>
+        </w:rPr>
+        <w:t>------------------------------------------------------------</w:t>
+      </w:r>
+    </w:p>
+    <w:p>
+      <w:pPr>
+        <w:pBdr>
+          <w:top w:val="nil"/>
+          <w:left w:val="nil"/>
+          <w:bottom w:val="nil"/>
+          <w:right w:val="nil"/>
+          <w:between w:val="nil"/>
+        </w:pBdr>
+        <w:spacing w:before="240" w:after="240" w:line="275" w:lineRule="auto"/>
+        <w:rPr>
+          <w:rFonts w:ascii="Google Sans Text" w:eastAsia="Google Sans Text" w:hAnsi="Google Sans Text" w:cs="Google Sans Text"/>
+          <w:color w:val="1B1C1D"/>
+          <w:sz w:val="24"/>
+          <w:szCs w:val="24"/>
+        </w:rPr>
+      </w:pPr>
+      <w:r>
+        <w:rPr>
+          <w:rFonts w:ascii="Google Sans Text" w:eastAsia="Google Sans Text" w:hAnsi="Google Sans Text" w:cs="Google Sans Text"/>
+          <w:color w:val="1B1C1D"/>
+          <w:sz w:val="24"/>
+          <w:szCs w:val="24"/>
+        </w:rPr>
+        <w:t>Anomalous OPC UA write patterns noted at 2025-05-09 15:10 (UTC Time) / 2025-05-09 16:10 (Local Time)</w:t>
+      </w:r>
+    </w:p>
+    <w:p>
+      <w:pPr>
+        <w:pBdr>
+          <w:top w:val="nil"/>
+          <w:left w:val="nil"/>
+          <w:bottom w:val="nil"/>
+          <w:right w:val="nil"/>
+          <w:between w:val="nil"/>
+        </w:pBdr>
+        <w:spacing w:before="240" w:after="240" w:line="275" w:lineRule="auto"/>
+        <w:rPr>
+          <w:rFonts w:ascii="Google Sans Text" w:eastAsia="Google Sans Text" w:hAnsi="Google Sans Text" w:cs="Google Sans Text"/>
+          <w:color w:val="1B1C1D"/>
+          <w:sz w:val="24"/>
+          <w:szCs w:val="24"/>
+        </w:rPr>
+      </w:pPr>
+      <w:r>
+        <w:rPr>
+          <w:rFonts w:ascii="Google Sans Text" w:eastAsia="Google Sans Text" w:hAnsi="Google Sans Text" w:cs="Google Sans Text"/>
+          <w:color w:val="1B1C1D"/>
+          <w:sz w:val="24"/>
+          <w:szCs w:val="24"/>
+        </w:rPr>
+        <w:t>------------------------------------------------------------</w:t>
+      </w:r>
+    </w:p>
+    <w:p>
+      <w:pPr>
+        <w:pBdr>
+          <w:top w:val="nil"/>
+          <w:left w:val="nil"/>
+          <w:bottom w:val="nil"/>
+          <w:right w:val="nil"/>
+          <w:between w:val="nil"/>
+        </w:pBdr>
+        <w:spacing w:before="240" w:after="240" w:line="275" w:lineRule="auto"/>
+        <w:rPr>
+          <w:rFonts w:ascii="Google Sans Text" w:eastAsia="Google Sans Text" w:hAnsi="Google Sans Text" w:cs="Google Sans Text"/>
+          <w:color w:val="1B1C1D"/>
+          <w:sz w:val="24"/>
+          <w:szCs w:val="24"/>
+        </w:rPr>
+      </w:pPr>
+      <w:r>
+        <w:rPr>
+          <w:rFonts w:ascii="Google Sans Text" w:eastAsia="Google Sans Text" w:hAnsi="Google Sans Text" w:cs="Google Sans Text"/>
+          <w:color w:val="1B1C1D"/>
+          <w:sz w:val="24"/>
+          <w:szCs w:val="24"/>
+        </w:rPr>
+        <w:t>Anomalous OPC UA write patterns noted at 2025-05-09 15:15 (UTC Time) / 2025-05-09 16:15 (Local Time)</w:t>
+      </w:r>
+    </w:p>
+    <w:p>
+      <w:pPr>
+        <w:pBdr>
+          <w:top w:val="nil"/>
+          <w:left w:val="nil"/>
+          <w:bottom w:val="nil"/>
+          <w:right w:val="nil"/>
+          <w:between w:val="nil"/>
+        </w:pBdr>
+        <w:spacing w:before="240" w:after="240" w:line="275" w:lineRule="auto"/>
+        <w:rPr>
+          <w:rFonts w:ascii="Google Sans Text" w:eastAsia="Google Sans Text" w:hAnsi="Google Sans Text" w:cs="Google Sans Text"/>
+          <w:color w:val="1B1C1D"/>
+          <w:sz w:val="24"/>
+          <w:szCs w:val="24"/>
+        </w:rPr>
+      </w:pPr>
+      <w:r>
+        <w:rPr>
+          <w:rFonts w:ascii="Google Sans Text" w:eastAsia="Google Sans Text" w:hAnsi="Google Sans Text" w:cs="Google Sans Text"/>
+          <w:color w:val="1B1C1D"/>
+          <w:sz w:val="24"/>
+          <w:szCs w:val="24"/>
+        </w:rPr>
+        <w:t>------------------------------------------------------------</w:t>
+      </w:r>
+    </w:p>
+    <w:p>
+      <w:pPr>
+        <w:pBdr>
+          <w:top w:val="nil"/>
+          <w:left w:val="nil"/>
+          <w:bottom w:val="nil"/>
+          <w:right w:val="nil"/>
+          <w:between w:val="nil"/>
+        </w:pBdr>
+        <w:spacing w:before="240" w:after="240" w:line="275" w:lineRule="auto"/>
+        <w:rPr>
+          <w:rFonts w:ascii="Google Sans Text" w:eastAsia="Google Sans Text" w:hAnsi="Google Sans Text" w:cs="Google Sans Text"/>
+          <w:color w:val="1B1C1D"/>
+          <w:sz w:val="24"/>
+          <w:szCs w:val="24"/>
+        </w:rPr>
+      </w:pPr>
+      <w:r>
+        <w:rPr>
+          <w:rFonts w:ascii="Google Sans Text" w:eastAsia="Google Sans Text" w:hAnsi="Google Sans Text" w:cs="Google Sans Text"/>
+          <w:color w:val="1B1C1D"/>
+          <w:sz w:val="24"/>
+          <w:szCs w:val="24"/>
+        </w:rPr>
+        <w:t>Anomalous OPC UA write patterns noted at 2025-05-09 15:16 (UTC Time) / 2025-05-09 16:16 (Local Time)</w:t>
+      </w:r>
+    </w:p>
+    <w:p>
+      <w:pPr>
+        <w:pBdr>
+          <w:top w:val="nil"/>
+          <w:left w:val="nil"/>
+          <w:bottom w:val="nil"/>
+          <w:right w:val="nil"/>
+          <w:between w:val="nil"/>
+        </w:pBdr>
+        <w:spacing w:before="240" w:after="240" w:line="275" w:lineRule="auto"/>
+        <w:rPr>
+          <w:rFonts w:ascii="Google Sans Text" w:eastAsia="Google Sans Text" w:hAnsi="Google Sans Text" w:cs="Google Sans Text"/>
+          <w:color w:val="1B1C1D"/>
+          <w:sz w:val="24"/>
+          <w:szCs w:val="24"/>
+        </w:rPr>
+      </w:pPr>
+      <w:r>
+        <w:rPr>
+          <w:rFonts w:ascii="Google Sans Text" w:eastAsia="Google Sans Text" w:hAnsi="Google Sans Text" w:cs="Google Sans Text"/>
+          <w:color w:val="1B1C1D"/>
+          <w:sz w:val="24"/>
+          <w:szCs w:val="24"/>
+        </w:rPr>
+        <w:t>------------------------------------------------------------</w:t>
+      </w:r>
+    </w:p>
+    <w:p>
+      <w:pPr>
+        <w:pBdr>
+          <w:top w:val="nil"/>
+          <w:left w:val="nil"/>
+          <w:bottom w:val="nil"/>
+          <w:right w:val="nil"/>
+          <w:between w:val="nil"/>
+        </w:pBdr>
+        <w:spacing w:before="240" w:after="240" w:line="275" w:lineRule="auto"/>
+        <w:rPr>
+          <w:rFonts w:ascii="Google Sans Text" w:eastAsia="Google Sans Text" w:hAnsi="Google Sans Text" w:cs="Google Sans Text"/>
+          <w:color w:val="1B1C1D"/>
+          <w:sz w:val="24"/>
+          <w:szCs w:val="24"/>
+        </w:rPr>
+      </w:pPr>
+      <w:r>
+        <w:rPr>
+          <w:rFonts w:ascii="Google Sans Text" w:eastAsia="Google Sans Text" w:hAnsi="Google Sans Text" w:cs="Google Sans Text"/>
+          <w:color w:val="1B1C1D"/>
+          <w:sz w:val="24"/>
+          <w:szCs w:val="24"/>
+        </w:rPr>
+        <w:t>Anomalous OPC UA write patterns noted at 2025-05-09 15:30 (UTC Time) / 2025-05-09 16:30 (Local Time)</w:t>
+      </w:r>
+    </w:p>
+    <w:p>
+      <w:pPr>
+        <w:pBdr>
+          <w:top w:val="nil"/>
+          <w:left w:val="nil"/>
+          <w:bottom w:val="nil"/>
+          <w:right w:val="nil"/>
+          <w:between w:val="nil"/>
+        </w:pBdr>
+        <w:spacing w:before="240" w:after="240" w:line="275" w:lineRule="auto"/>
+        <w:rPr>
+          <w:rFonts w:ascii="Google Sans Text" w:eastAsia="Google Sans Text" w:hAnsi="Google Sans Text" w:cs="Google Sans Text"/>
+          <w:color w:val="1B1C1D"/>
+          <w:sz w:val="24"/>
+          <w:szCs w:val="24"/>
+        </w:rPr>
+      </w:pPr>
+      <w:r>
+        <w:rPr>
+          <w:rFonts w:ascii="Google Sans Text" w:eastAsia="Google Sans Text" w:hAnsi="Google Sans Text" w:cs="Google Sans Text"/>
+          <w:color w:val="1B1C1D"/>
+          <w:sz w:val="24"/>
+          <w:szCs w:val="24"/>
+        </w:rPr>
+        <w:t>------------------------------------------------------------</w:t>
+      </w:r>
+    </w:p>
+    <w:p>
+      <w:pPr>
+        <w:pBdr>
+          <w:top w:val="nil"/>
+          <w:left w:val="nil"/>
+          <w:bottom w:val="nil"/>
+          <w:right w:val="nil"/>
+          <w:between w:val="nil"/>
+        </w:pBdr>
+        <w:spacing w:before="240" w:after="240" w:line="275" w:lineRule="auto"/>
+        <w:rPr>
+          <w:rFonts w:ascii="Google Sans Text" w:eastAsia="Google Sans Text" w:hAnsi="Google Sans Text" w:cs="Google Sans Text"/>
+          <w:color w:val="1B1C1D"/>
+          <w:sz w:val="24"/>
+          <w:szCs w:val="24"/>
+        </w:rPr>
+      </w:pPr>
+      <w:r>
+        <w:rPr>
+          <w:rFonts w:ascii="Google Sans Text" w:eastAsia="Google Sans Text" w:hAnsi="Google Sans Text" w:cs="Google Sans Text"/>
+          <w:color w:val="1B1C1D"/>
+          <w:sz w:val="24"/>
+          <w:szCs w:val="24"/>
+        </w:rPr>
+        <w:t>Anomalous OPC UA write patterns noted at 2025-05-09 15:43 (UTC Time) / 2025-05-09 16:43 (Local Time)</w:t>
+      </w:r>
+    </w:p>
+    <w:p>
+      <w:pPr>
+        <w:pBdr>
+          <w:top w:val="nil"/>
+          <w:left w:val="nil"/>
+          <w:bottom w:val="nil"/>
+          <w:right w:val="nil"/>
+          <w:between w:val="nil"/>
+        </w:pBdr>
+        <w:spacing w:before="240" w:after="240" w:line="275" w:lineRule="auto"/>
+        <w:rPr>
+          <w:rFonts w:ascii="Google Sans Text" w:eastAsia="Google Sans Text" w:hAnsi="Google Sans Text" w:cs="Google Sans Text"/>
+          <w:color w:val="1B1C1D"/>
+          <w:sz w:val="24"/>
+          <w:szCs w:val="24"/>
+        </w:rPr>
+      </w:pPr>
+      <w:r>
+        <w:rPr>
+          <w:rFonts w:ascii="Google Sans Text" w:eastAsia="Google Sans Text" w:hAnsi="Google Sans Text" w:cs="Google Sans Text"/>
+          <w:color w:val="1B1C1D"/>
+          <w:sz w:val="24"/>
+          <w:szCs w:val="24"/>
+        </w:rPr>
+        <w:t>------------------------------------------------------------</w:t>
+      </w:r>
+    </w:p>
+    <w:p>
+      <w:pPr>
+        <w:pBdr>
+          <w:top w:val="nil"/>
+          <w:left w:val="nil"/>
+          <w:bottom w:val="nil"/>
+          <w:right w:val="nil"/>
+          <w:between w:val="nil"/>
+        </w:pBdr>
+        <w:spacing w:before="240" w:after="240" w:line="275" w:lineRule="auto"/>
+        <w:rPr>
+          <w:rFonts w:ascii="Google Sans Text" w:eastAsia="Google Sans Text" w:hAnsi="Google Sans Text" w:cs="Google Sans Text"/>
+          <w:color w:val="1B1C1D"/>
+          <w:sz w:val="24"/>
+          <w:szCs w:val="24"/>
+        </w:rPr>
+      </w:pPr>
+      <w:r>
+        <w:rPr>
+          <w:rFonts w:ascii="Google Sans Text" w:eastAsia="Google Sans Text" w:hAnsi="Google Sans Text" w:cs="Google Sans Text"/>
+          <w:color w:val="1B1C1D"/>
+          <w:sz w:val="24"/>
+          <w:szCs w:val="24"/>
+        </w:rPr>
+        <w:lastRenderedPageBreak/>
+        <w:t>Anomalous OPC UA write patterns noted at 2025-05-09 15:51 (UTC Time) / 2025-05-09 16:51 (Local Time)</w:t>
+      </w:r>
+    </w:p>
+    <w:p>
+      <w:pPr>
+        <w:pBdr>
+          <w:top w:val="nil"/>
+          <w:left w:val="nil"/>
+          <w:bottom w:val="nil"/>
+          <w:right w:val="nil"/>
+          <w:between w:val="nil"/>
+        </w:pBdr>
+        <w:spacing w:before="240" w:after="240" w:line="275" w:lineRule="auto"/>
+        <w:rPr>
+          <w:rFonts w:ascii="Google Sans Text" w:eastAsia="Google Sans Text" w:hAnsi="Google Sans Text" w:cs="Google Sans Text"/>
+          <w:color w:val="1B1C1D"/>
+          <w:sz w:val="24"/>
+          <w:szCs w:val="24"/>
+        </w:rPr>
+      </w:pPr>
+      <w:r>
+        <w:rPr>
+          <w:rFonts w:ascii="Google Sans Text" w:eastAsia="Google Sans Text" w:hAnsi="Google Sans Text" w:cs="Google Sans Text"/>
+          <w:color w:val="1B1C1D"/>
+          <w:sz w:val="24"/>
+          <w:szCs w:val="24"/>
+        </w:rPr>
+        <w:t>------------------------------------------------------------</w:t>
+      </w:r>
+    </w:p>
+    <w:p>
+      <w:pPr>
+        <w:pBdr>
+          <w:top w:val="nil"/>
+          <w:left w:val="nil"/>
+          <w:bottom w:val="nil"/>
+          <w:right w:val="nil"/>
+          <w:between w:val="nil"/>
+        </w:pBdr>
+        <w:spacing w:before="240" w:after="240" w:line="275" w:lineRule="auto"/>
+        <w:rPr>
+          <w:rFonts w:ascii="Google Sans Text" w:eastAsia="Google Sans Text" w:hAnsi="Google Sans Text" w:cs="Google Sans Text"/>
+          <w:color w:val="1B1C1D"/>
+          <w:sz w:val="24"/>
+          <w:szCs w:val="24"/>
+        </w:rPr>
+      </w:pPr>
+      <w:r>
+        <w:rPr>
+          <w:rFonts w:ascii="Google Sans Text" w:eastAsia="Google Sans Text" w:hAnsi="Google Sans Text" w:cs="Google Sans Text"/>
+          <w:color w:val="1B1C1D"/>
+          <w:sz w:val="24"/>
+          <w:szCs w:val="24"/>
+        </w:rPr>
+        <w:t>Anomalous OPC UA write patterns noted at 2025-05-09 15:52 (UTC Time) / 2025-05-09 16:52 (Local Time)</w:t>
+      </w:r>
+    </w:p>
+    <w:p>
+      <w:pPr>
+        <w:pBdr>
+          <w:top w:val="nil"/>
+          <w:left w:val="nil"/>
+          <w:bottom w:val="nil"/>
+          <w:right w:val="nil"/>
+          <w:between w:val="nil"/>
+        </w:pBdr>
+        <w:spacing w:before="240" w:after="240" w:line="275" w:lineRule="auto"/>
+        <w:rPr>
+          <w:rFonts w:ascii="Google Sans Text" w:eastAsia="Google Sans Text" w:hAnsi="Google Sans Text" w:cs="Google Sans Text"/>
+          <w:color w:val="1B1C1D"/>
+          <w:sz w:val="24"/>
+          <w:szCs w:val="24"/>
+        </w:rPr>
+      </w:pPr>
+      <w:r>
+        <w:rPr>
+          <w:rFonts w:ascii="Google Sans Text" w:eastAsia="Google Sans Text" w:hAnsi="Google Sans Text" w:cs="Google Sans Text"/>
+          <w:color w:val="1B1C1D"/>
+          <w:sz w:val="24"/>
+          <w:szCs w:val="24"/>
+        </w:rPr>
+        <w:t>------------------------------------------------------------</w:t>
+      </w:r>
+    </w:p>
+    <w:p>
+      <w:pPr>
+        <w:pBdr>
+          <w:top w:val="nil"/>
+          <w:left w:val="nil"/>
+          <w:bottom w:val="nil"/>
+          <w:right w:val="nil"/>
+          <w:between w:val="nil"/>
+        </w:pBdr>
+        <w:spacing w:before="240" w:after="240" w:line="275" w:lineRule="auto"/>
+        <w:rPr>
+          <w:rFonts w:ascii="Google Sans Text" w:eastAsia="Google Sans Text" w:hAnsi="Google Sans Text" w:cs="Google Sans Text"/>
+          <w:color w:val="1B1C1D"/>
+          <w:sz w:val="24"/>
+          <w:szCs w:val="24"/>
+        </w:rPr>
+      </w:pPr>
+      <w:r>
+        <w:rPr>
+          <w:rFonts w:ascii="Google Sans Text" w:eastAsia="Google Sans Text" w:hAnsi="Google Sans Text" w:cs="Google Sans Text"/>
+          <w:color w:val="1B1C1D"/>
+          <w:sz w:val="24"/>
+          <w:szCs w:val="24"/>
+        </w:rPr>
+        <w:t>Anomalous OPC UA write patterns noted at 2025-05-09 15:53 (UTC Time) / 2025-05-09 16:53 (Local Time)</w:t>
+      </w:r>
+    </w:p>
+    <w:p>
+      <w:pPr>
+        <w:pBdr>
+          <w:top w:val="nil"/>
+          <w:left w:val="nil"/>
+          <w:bottom w:val="nil"/>
+          <w:right w:val="nil"/>
+          <w:between w:val="nil"/>
+        </w:pBdr>
+        <w:spacing w:before="240" w:after="240" w:line="275" w:lineRule="auto"/>
+        <w:rPr>
+          <w:rFonts w:ascii="Google Sans Text" w:eastAsia="Google Sans Text" w:hAnsi="Google Sans Text" w:cs="Google Sans Text"/>
+          <w:color w:val="1B1C1D"/>
+          <w:sz w:val="24"/>
+          <w:szCs w:val="24"/>
+        </w:rPr>
+      </w:pPr>
+      <w:r>
+        <w:rPr>
+          <w:rFonts w:ascii="Google Sans Text" w:eastAsia="Google Sans Text" w:hAnsi="Google Sans Text" w:cs="Google Sans Text"/>
+          <w:color w:val="1B1C1D"/>
+          <w:sz w:val="24"/>
+          <w:szCs w:val="24"/>
+        </w:rPr>
+        <w:t>Explanation: OPC UA write to node(s): -, MCDData.Conveyor2_Speed</w:t>
+      </w:r>
+    </w:p>
+    <w:p>
+      <w:pPr>
+        <w:pBdr>
+          <w:top w:val="nil"/>
+          <w:left w:val="nil"/>
+          <w:bottom w:val="nil"/>
+          <w:right w:val="nil"/>
+          <w:between w:val="nil"/>
+        </w:pBdr>
+        <w:spacing w:before="240" w:after="240" w:line="275" w:lineRule="auto"/>
+        <w:rPr>
+          <w:rFonts w:ascii="Google Sans Text" w:eastAsia="Google Sans Text" w:hAnsi="Google Sans Text" w:cs="Google Sans Text"/>
+          <w:color w:val="1B1C1D"/>
+          <w:sz w:val="24"/>
+          <w:szCs w:val="24"/>
+        </w:rPr>
+      </w:pPr>
+      <w:r>
+        <w:rPr>
+          <w:rFonts w:ascii="Google Sans Text" w:eastAsia="Google Sans Text" w:hAnsi="Google Sans Text" w:cs="Google Sans Text"/>
+          <w:color w:val="1B1C1D"/>
+          <w:sz w:val="24"/>
+          <w:szCs w:val="24"/>
+        </w:rPr>
+        <w:t>------------------------------------------------------------</w:t>
+      </w:r>
+    </w:p>
+    <w:p>
+      <w:pPr>
+        <w:pBdr>
+          <w:top w:val="nil"/>
+          <w:left w:val="nil"/>
+          <w:bottom w:val="nil"/>
+          <w:right w:val="nil"/>
+          <w:between w:val="nil"/>
+        </w:pBdr>
+        <w:spacing w:before="240" w:after="240" w:line="275" w:lineRule="auto"/>
+        <w:rPr>
+          <w:rFonts w:ascii="Google Sans Text" w:eastAsia="Google Sans Text" w:hAnsi="Google Sans Text" w:cs="Google Sans Text"/>
+          <w:color w:val="1B1C1D"/>
+          <w:sz w:val="24"/>
+          <w:szCs w:val="24"/>
+        </w:rPr>
+      </w:pPr>
+      <w:r>
+        <w:rPr>
+          <w:rFonts w:ascii="Google Sans Text" w:eastAsia="Google Sans Text" w:hAnsi="Google Sans Text" w:cs="Google Sans Text"/>
+          <w:color w:val="1B1C1D"/>
+          <w:sz w:val="24"/>
+          <w:szCs w:val="24"/>
+        </w:rPr>
+        <w:t>Anomalous OPC UA write patterns noted at 2025-05-09 15:54 (UTC Time) / 2025-05-09 16:54 (Local Time)</w:t>
+      </w:r>
+    </w:p>
+    <w:p>
+      <w:pPr>
+        <w:pBdr>
+          <w:top w:val="nil"/>
+          <w:left w:val="nil"/>
+          <w:bottom w:val="nil"/>
+          <w:right w:val="nil"/>
+          <w:between w:val="nil"/>
+        </w:pBdr>
+        <w:spacing w:before="240" w:after="240" w:line="275" w:lineRule="auto"/>
+        <w:rPr>
+          <w:rFonts w:ascii="Google Sans Text" w:eastAsia="Google Sans Text" w:hAnsi="Google Sans Text" w:cs="Google Sans Text"/>
+          <w:color w:val="1B1C1D"/>
+          <w:sz w:val="24"/>
+          <w:szCs w:val="24"/>
+        </w:rPr>
+      </w:pPr>
+      <w:r>
+        <w:rPr>
+          <w:rFonts w:ascii="Google Sans Text" w:eastAsia="Google Sans Text" w:hAnsi="Google Sans Text" w:cs="Google Sans Text"/>
+          <w:color w:val="1B1C1D"/>
+          <w:sz w:val="24"/>
+          <w:szCs w:val="24"/>
+        </w:rPr>
+        <w:t>Explanation: OPC UA write to node(s): -, MCDData.Conveyor3_Speed</w:t>
+      </w:r>
+    </w:p>
+    <w:p>
+      <w:pPr>
+        <w:pBdr>
+          <w:top w:val="nil"/>
+          <w:left w:val="nil"/>
+          <w:bottom w:val="nil"/>
+          <w:right w:val="nil"/>
+          <w:between w:val="nil"/>
+        </w:pBdr>
+        <w:spacing w:before="240" w:after="240" w:line="275" w:lineRule="auto"/>
+        <w:rPr>
+          <w:rFonts w:ascii="Google Sans Text" w:eastAsia="Google Sans Text" w:hAnsi="Google Sans Text" w:cs="Google Sans Text"/>
+          <w:color w:val="1B1C1D"/>
+          <w:sz w:val="24"/>
+          <w:szCs w:val="24"/>
+        </w:rPr>
+      </w:pPr>
+      <w:r>
+        <w:rPr>
+          <w:rFonts w:ascii="Google Sans Text" w:eastAsia="Google Sans Text" w:hAnsi="Google Sans Text" w:cs="Google Sans Text"/>
+          <w:color w:val="1B1C1D"/>
+          <w:sz w:val="24"/>
+          <w:szCs w:val="24"/>
+        </w:rPr>
+        <w:t>------------------------------------------------------------</w:t>
+      </w:r>
+    </w:p>
+    <w:p>
+      <w:pPr>
+        <w:pBdr>
+          <w:top w:val="nil"/>
+          <w:left w:val="nil"/>
+          <w:bottom w:val="nil"/>
+          <w:right w:val="nil"/>
+          <w:between w:val="nil"/>
+        </w:pBdr>
+        <w:spacing w:before="240" w:after="240" w:line="275" w:lineRule="auto"/>
+        <w:rPr>
+          <w:rFonts w:ascii="Google Sans Text" w:eastAsia="Google Sans Text" w:hAnsi="Google Sans Text" w:cs="Google Sans Text"/>
+          <w:color w:val="1B1C1D"/>
+          <w:sz w:val="24"/>
+          <w:szCs w:val="24"/>
+        </w:rPr>
+      </w:pPr>
+      <w:r>
+        <w:rPr>
+          <w:rFonts w:ascii="Google Sans Text" w:eastAsia="Google Sans Text" w:hAnsi="Google Sans Text" w:cs="Google Sans Text"/>
+          <w:color w:val="1B1C1D"/>
+          <w:sz w:val="24"/>
+          <w:szCs w:val="24"/>
+        </w:rPr>
+        <w:t>Anomalous OPC UA write patterns noted at 2025-05-09 15:55 (UTC Time) / 2025-05-09 16:55 (Local Time)</w:t>
+      </w:r>
+    </w:p>
+    <w:p>
+      <w:pPr>
+        <w:pBdr>
+          <w:top w:val="nil"/>
+          <w:left w:val="nil"/>
+          <w:bottom w:val="nil"/>
+          <w:right w:val="nil"/>
+          <w:between w:val="nil"/>
+        </w:pBdr>
+        <w:spacing w:before="240" w:after="240" w:line="275" w:lineRule="auto"/>
+        <w:rPr>
+          <w:rFonts w:ascii="Google Sans Text" w:eastAsia="Google Sans Text" w:hAnsi="Google Sans Text" w:cs="Google Sans Text"/>
+          <w:color w:val="1B1C1D"/>
+          <w:sz w:val="24"/>
+          <w:szCs w:val="24"/>
+        </w:rPr>
+      </w:pPr>
+      <w:r>
+        <w:rPr>
+          <w:rFonts w:ascii="Google Sans Text" w:eastAsia="Google Sans Text" w:hAnsi="Google Sans Text" w:cs="Google Sans Text"/>
+          <w:color w:val="1B1C1D"/>
+          <w:sz w:val="24"/>
+          <w:szCs w:val="24"/>
+        </w:rPr>
+        <w:t>Explanation: OPC UA write to node(s): -, MCDData.Conveyor3_Speed</w:t>
+      </w:r>
+    </w:p>
+    <w:p>
+      <w:pPr>
+        <w:pBdr>
+          <w:top w:val="nil"/>
+          <w:left w:val="nil"/>
+          <w:bottom w:val="nil"/>
+          <w:right w:val="nil"/>
+          <w:between w:val="nil"/>
+        </w:pBdr>
+        <w:spacing w:before="240" w:after="240" w:line="275" w:lineRule="auto"/>
+        <w:rPr>
+          <w:rFonts w:ascii="Google Sans Text" w:eastAsia="Google Sans Text" w:hAnsi="Google Sans Text" w:cs="Google Sans Text"/>
+          <w:color w:val="1B1C1D"/>
+          <w:sz w:val="24"/>
+          <w:szCs w:val="24"/>
+        </w:rPr>
+      </w:pPr>
+      <w:r>
+        <w:rPr>
+          <w:rFonts w:ascii="Google Sans Text" w:eastAsia="Google Sans Text" w:hAnsi="Google Sans Text" w:cs="Google Sans Text"/>
+          <w:color w:val="1B1C1D"/>
+          <w:sz w:val="24"/>
+          <w:szCs w:val="24"/>
+        </w:rPr>
+        <w:t>------------------------------------------------------------</w:t>
+      </w:r>
+    </w:p>
+    <w:p>
+      <w:pPr>
+        <w:pBdr>
+          <w:top w:val="nil"/>
+          <w:left w:val="nil"/>
+          <w:bottom w:val="nil"/>
+          <w:right w:val="nil"/>
+          <w:between w:val="nil"/>
+        </w:pBdr>
+        <w:spacing w:before="240" w:after="240" w:line="275" w:lineRule="auto"/>
+        <w:rPr>
+          <w:rFonts w:ascii="Google Sans Text" w:eastAsia="Google Sans Text" w:hAnsi="Google Sans Text" w:cs="Google Sans Text"/>
+          <w:color w:val="1B1C1D"/>
+          <w:sz w:val="24"/>
+          <w:szCs w:val="24"/>
+        </w:rPr>
+      </w:pPr>
+      <w:r>
+        <w:rPr>
+          <w:rFonts w:ascii="Google Sans Text" w:eastAsia="Google Sans Text" w:hAnsi="Google Sans Text" w:cs="Google Sans Text"/>
+          <w:color w:val="1B1C1D"/>
+          <w:sz w:val="24"/>
+          <w:szCs w:val="24"/>
+        </w:rPr>
+        <w:t>Anomalous OPC UA write patterns noted at 2025-05-09 15:56 (UTC Time) / 2025-05-09 16:56 (Local Time)</w:t>
+      </w:r>
+    </w:p>
+    <w:p>
+      <w:pPr>
+        <w:pBdr>
+          <w:top w:val="nil"/>
+          <w:left w:val="nil"/>
+          <w:bottom w:val="nil"/>
+          <w:right w:val="nil"/>
+          <w:between w:val="nil"/>
+        </w:pBdr>
+        <w:spacing w:before="240" w:after="240" w:line="275" w:lineRule="auto"/>
+        <w:rPr>
+          <w:rFonts w:ascii="Google Sans Text" w:eastAsia="Google Sans Text" w:hAnsi="Google Sans Text" w:cs="Google Sans Text"/>
+          <w:color w:val="1B1C1D"/>
+          <w:sz w:val="24"/>
+          <w:szCs w:val="24"/>
+        </w:rPr>
+      </w:pPr>
+      <w:r>
+        <w:rPr>
+          <w:rFonts w:ascii="Google Sans Text" w:eastAsia="Google Sans Text" w:hAnsi="Google Sans Text" w:cs="Google Sans Text"/>
+          <w:color w:val="1B1C1D"/>
+          <w:sz w:val="24"/>
+          <w:szCs w:val="24"/>
+        </w:rPr>
+        <w:t>------------------------------------------------------------</w:t>
+      </w:r>
+    </w:p>
+    <w:p>
+      <w:pPr>
+        <w:pBdr>
+          <w:top w:val="nil"/>
+          <w:left w:val="nil"/>
+          <w:bottom w:val="nil"/>
+          <w:right w:val="nil"/>
+          <w:between w:val="nil"/>
+        </w:pBdr>
+        <w:spacing w:before="240" w:after="240" w:line="275" w:lineRule="auto"/>
+        <w:rPr>
+          <w:rFonts w:ascii="Google Sans Text" w:eastAsia="Google Sans Text" w:hAnsi="Google Sans Text" w:cs="Google Sans Text"/>
+          <w:color w:val="1B1C1D"/>
+          <w:sz w:val="24"/>
+          <w:szCs w:val="24"/>
+        </w:rPr>
+      </w:pPr>
+      <w:r>
+        <w:rPr>
+          <w:rFonts w:ascii="Google Sans Text" w:eastAsia="Google Sans Text" w:hAnsi="Google Sans Text" w:cs="Google Sans Text"/>
+          <w:color w:val="1B1C1D"/>
+          <w:sz w:val="24"/>
+          <w:szCs w:val="24"/>
+        </w:rPr>
+        <w:t>Anomalous OPC UA write patterns noted at 2025-05-09 15:57 (UTC Time) / 2025-05-09 16:57 (Local Time)</w:t>
+      </w:r>
+    </w:p>
+    <w:p>
+      <w:pPr>
+        <w:pBdr>
+          <w:top w:val="nil"/>
+          <w:left w:val="nil"/>
+          <w:bottom w:val="nil"/>
+          <w:right w:val="nil"/>
+          <w:between w:val="nil"/>
+        </w:pBdr>
+        <w:spacing w:before="240" w:after="240" w:line="275" w:lineRule="auto"/>
+        <w:rPr>
+          <w:rFonts w:ascii="Google Sans Text" w:eastAsia="Google Sans Text" w:hAnsi="Google Sans Text" w:cs="Google Sans Text"/>
+          <w:color w:val="1B1C1D"/>
+          <w:sz w:val="24"/>
+          <w:szCs w:val="24"/>
+        </w:rPr>
+      </w:pPr>
+      <w:r>
+        <w:rPr>
+          <w:rFonts w:ascii="Google Sans Text" w:eastAsia="Google Sans Text" w:hAnsi="Google Sans Text" w:cs="Google Sans Text"/>
+          <w:color w:val="1B1C1D"/>
+          <w:sz w:val="24"/>
+          <w:szCs w:val="24"/>
+        </w:rPr>
+        <w:t>Explanation: OPC UA write to node(s): -, MCDData.Conveyor3_Speed</w:t>
+      </w:r>
+    </w:p>
+    <w:p>
+      <w:pPr>
+        <w:pBdr>
+          <w:top w:val="nil"/>
+          <w:left w:val="nil"/>
+          <w:bottom w:val="nil"/>
+          <w:right w:val="nil"/>
+          <w:between w:val="nil"/>
+        </w:pBdr>
+        <w:spacing w:before="240" w:after="240" w:line="275" w:lineRule="auto"/>
+        <w:rPr>
+          <w:rFonts w:ascii="Google Sans Text" w:eastAsia="Google Sans Text" w:hAnsi="Google Sans Text" w:cs="Google Sans Text"/>
+          <w:color w:val="1B1C1D"/>
+          <w:sz w:val="24"/>
+          <w:szCs w:val="24"/>
+        </w:rPr>
+      </w:pPr>
+      <w:r>
+        <w:rPr>
+          <w:rFonts w:ascii="Google Sans Text" w:eastAsia="Google Sans Text" w:hAnsi="Google Sans Text" w:cs="Google Sans Text"/>
+          <w:color w:val="1B1C1D"/>
+          <w:sz w:val="24"/>
+          <w:szCs w:val="24"/>
+        </w:rPr>
+        <w:t>------------------------------------------------------------</w:t>
+      </w:r>
+    </w:p>
+    <w:p>
+      <w:pPr>
+        <w:pBdr>
+          <w:top w:val="nil"/>
+          <w:left w:val="nil"/>
+          <w:bottom w:val="nil"/>
+          <w:right w:val="nil"/>
+          <w:between w:val="nil"/>
+        </w:pBdr>
+        <w:spacing w:before="240" w:after="240" w:line="275" w:lineRule="auto"/>
+        <w:rPr>
+          <w:rFonts w:ascii="Google Sans Text" w:eastAsia="Google Sans Text" w:hAnsi="Google Sans Text" w:cs="Google Sans Text"/>
+          <w:color w:val="1B1C1D"/>
+          <w:sz w:val="24"/>
+          <w:szCs w:val="24"/>
+        </w:rPr>
+      </w:pPr>
+      <w:r>
+        <w:rPr>
+          <w:rFonts w:ascii="Google Sans Text" w:eastAsia="Google Sans Text" w:hAnsi="Google Sans Text" w:cs="Google Sans Text"/>
+          <w:color w:val="1B1C1D"/>
+          <w:sz w:val="24"/>
+          <w:szCs w:val="24"/>
+        </w:rPr>
+        <w:lastRenderedPageBreak/>
+        <w:t>Anomalous OPC UA write patterns noted at 2025-05-09 15:58 (UTC Time) / 2025-05-09 16:58 (Local Time)</w:t>
+      </w:r>
+    </w:p>
+    <w:p>
+      <w:pPr>
+        <w:pBdr>
+          <w:top w:val="nil"/>
+          <w:left w:val="nil"/>
+          <w:bottom w:val="nil"/>
+          <w:right w:val="nil"/>
+          <w:between w:val="nil"/>
+        </w:pBdr>
+        <w:spacing w:before="240" w:after="240" w:line="275" w:lineRule="auto"/>
+        <w:rPr>
+          <w:rFonts w:ascii="Google Sans Text" w:eastAsia="Google Sans Text" w:hAnsi="Google Sans Text" w:cs="Google Sans Text"/>
+          <w:color w:val="1B1C1D"/>
+          <w:sz w:val="24"/>
+          <w:szCs w:val="24"/>
+        </w:rPr>
+      </w:pPr>
+      <w:r>
+        <w:rPr>
+          <w:rFonts w:ascii="Google Sans Text" w:eastAsia="Google Sans Text" w:hAnsi="Google Sans Text" w:cs="Google Sans Text"/>
+          <w:color w:val="1B1C1D"/>
+          <w:sz w:val="24"/>
+          <w:szCs w:val="24"/>
+        </w:rPr>
+        <w:t xml:space="preserve">Explanation: OPC UA write to node(s): -, </w:t>
+      </w:r>
+      <w:proofErr w:type="spellStart"/>
+      <w:r>
+        <w:rPr>
+          <w:rFonts w:ascii="Google Sans Text" w:eastAsia="Google Sans Text" w:hAnsi="Google Sans Text" w:cs="Google Sans Text"/>
+          <w:color w:val="1B1C1D"/>
+          <w:sz w:val="24"/>
+          <w:szCs w:val="24"/>
+        </w:rPr>
+        <w:t>MCDData.GetBox_signal</w:t>
+      </w:r>
+      <w:proofErr w:type="spellEnd"/>
+      <w:r>
+        <w:rPr>
+          <w:rFonts w:ascii="Google Sans Text" w:eastAsia="Google Sans Text" w:hAnsi="Google Sans Text" w:cs="Google Sans Text"/>
+          <w:color w:val="1B1C1D"/>
+          <w:sz w:val="24"/>
+          <w:szCs w:val="24"/>
+        </w:rPr>
+        <w:t xml:space="preserve">, </w:t>
+      </w:r>
+      <w:proofErr w:type="spellStart"/>
+      <w:r>
+        <w:rPr>
+          <w:rFonts w:ascii="Google Sans Text" w:eastAsia="Google Sans Text" w:hAnsi="Google Sans Text" w:cs="Google Sans Text"/>
+          <w:color w:val="1B1C1D"/>
+          <w:sz w:val="24"/>
+          <w:szCs w:val="24"/>
+        </w:rPr>
+        <w:t>MCDData.RotatePosition</w:t>
+      </w:r>
+      <w:proofErr w:type="spellEnd"/>
+    </w:p>
+    <w:p>
+      <w:pPr>
+        <w:pBdr>
+          <w:top w:val="nil"/>
+          <w:left w:val="nil"/>
+          <w:bottom w:val="nil"/>
+          <w:right w:val="nil"/>
+          <w:between w:val="nil"/>
+        </w:pBdr>
+        <w:spacing w:before="240" w:after="240" w:line="275" w:lineRule="auto"/>
+        <w:rPr>
+          <w:rFonts w:ascii="Google Sans Text" w:eastAsia="Google Sans Text" w:hAnsi="Google Sans Text" w:cs="Google Sans Text"/>
+          <w:color w:val="1B1C1D"/>
+          <w:sz w:val="24"/>
+          <w:szCs w:val="24"/>
+        </w:rPr>
+      </w:pPr>
+      <w:r>
+        <w:rPr>
+          <w:rFonts w:ascii="Google Sans Text" w:eastAsia="Google Sans Text" w:hAnsi="Google Sans Text" w:cs="Google Sans Text"/>
+          <w:color w:val="1B1C1D"/>
+          <w:sz w:val="24"/>
+          <w:szCs w:val="24"/>
+        </w:rPr>
+        <w:t>------------------------------------------------------------</w:t>
+      </w:r>
+    </w:p>
+    <w:p>
+      <w:pPr>
+        <w:pBdr>
+          <w:top w:val="nil"/>
+          <w:left w:val="nil"/>
+          <w:bottom w:val="nil"/>
+          <w:right w:val="nil"/>
+          <w:between w:val="nil"/>
+        </w:pBdr>
+        <w:spacing w:before="240" w:after="240" w:line="275" w:lineRule="auto"/>
+        <w:rPr>
+          <w:rFonts w:ascii="Google Sans Text" w:eastAsia="Google Sans Text" w:hAnsi="Google Sans Text" w:cs="Google Sans Text"/>
+          <w:color w:val="1B1C1D"/>
+          <w:sz w:val="24"/>
+          <w:szCs w:val="24"/>
+        </w:rPr>
+      </w:pPr>
+      <w:r>
+        <w:rPr>
+          <w:rFonts w:ascii="Google Sans Text" w:eastAsia="Google Sans Text" w:hAnsi="Google Sans Text" w:cs="Google Sans Text"/>
+          <w:color w:val="1B1C1D"/>
+          <w:sz w:val="24"/>
+          <w:szCs w:val="24"/>
+        </w:rPr>
+        <w:t>Anomalous OPC UA write patterns noted at 2025-05-09 15:59 (UTC Time) / 2025-05-09 16:59 (Local Time)</w:t>
+      </w:r>
+    </w:p>
+    <w:p>
+      <w:pPr>
+        <w:pBdr>
+          <w:top w:val="nil"/>
+          <w:left w:val="nil"/>
+          <w:bottom w:val="nil"/>
+          <w:right w:val="nil"/>
+          <w:between w:val="nil"/>
+        </w:pBdr>
+        <w:spacing w:before="240" w:after="240" w:line="275" w:lineRule="auto"/>
+        <w:rPr>
+          <w:rFonts w:ascii="Google Sans Text" w:eastAsia="Google Sans Text" w:hAnsi="Google Sans Text" w:cs="Google Sans Text"/>
+          <w:color w:val="1B1C1D"/>
+          <w:sz w:val="24"/>
+          <w:szCs w:val="24"/>
+        </w:rPr>
+      </w:pPr>
+      <w:r>
+        <w:rPr>
+          <w:rFonts w:ascii="Google Sans Text" w:eastAsia="Google Sans Text" w:hAnsi="Google Sans Text" w:cs="Google Sans Text"/>
+          <w:color w:val="1B1C1D"/>
+          <w:sz w:val="24"/>
+          <w:szCs w:val="24"/>
+        </w:rPr>
+        <w:t xml:space="preserve">Explanation: OPC UA write to node(s): -, </w:t>
+      </w:r>
+      <w:proofErr w:type="spellStart"/>
+      <w:r>
+        <w:rPr>
+          <w:rFonts w:ascii="Google Sans Text" w:eastAsia="Google Sans Text" w:hAnsi="Google Sans Text" w:cs="Google Sans Text"/>
+          <w:color w:val="1B1C1D"/>
+          <w:sz w:val="24"/>
+          <w:szCs w:val="24"/>
+        </w:rPr>
+        <w:t>MCDData.RotatePosition</w:t>
+      </w:r>
+      <w:proofErr w:type="spellEnd"/>
+      <w:r>
+        <w:rPr>
+          <w:rFonts w:ascii="Google Sans Text" w:eastAsia="Google Sans Text" w:hAnsi="Google Sans Text" w:cs="Google Sans Text"/>
+          <w:color w:val="1B1C1D"/>
+          <w:sz w:val="24"/>
+          <w:szCs w:val="24"/>
+        </w:rPr>
+        <w:t xml:space="preserve">, </w:t>
+      </w:r>
+      <w:proofErr w:type="spellStart"/>
+      <w:r>
+        <w:rPr>
+          <w:rFonts w:ascii="Google Sans Text" w:eastAsia="Google Sans Text" w:hAnsi="Google Sans Text" w:cs="Google Sans Text"/>
+          <w:color w:val="1B1C1D"/>
+          <w:sz w:val="24"/>
+          <w:szCs w:val="24"/>
+        </w:rPr>
+        <w:t>MCDData.Gripper_Z_Speed</w:t>
+      </w:r>
+      <w:proofErr w:type="spellEnd"/>
+    </w:p>
+    <w:p>
+      <w:pPr>
+        <w:pBdr>
+          <w:top w:val="nil"/>
+          <w:left w:val="nil"/>
+          <w:bottom w:val="nil"/>
+          <w:right w:val="nil"/>
+          <w:between w:val="nil"/>
+        </w:pBdr>
+        <w:spacing w:before="240" w:after="240" w:line="275" w:lineRule="auto"/>
+        <w:rPr>
+          <w:rFonts w:ascii="Google Sans Text" w:eastAsia="Google Sans Text" w:hAnsi="Google Sans Text" w:cs="Google Sans Text"/>
+          <w:color w:val="1B1C1D"/>
+          <w:sz w:val="24"/>
+          <w:szCs w:val="24"/>
+        </w:rPr>
+      </w:pPr>
+      <w:r>
+        <w:rPr>
+          <w:rFonts w:ascii="Google Sans Text" w:eastAsia="Google Sans Text" w:hAnsi="Google Sans Text" w:cs="Google Sans Text"/>
+          <w:color w:val="1B1C1D"/>
+          <w:sz w:val="24"/>
+          <w:szCs w:val="24"/>
+        </w:rPr>
+        <w:t>------------------------------------------------------------</w:t>
+      </w:r>
+    </w:p>
+    <w:p>
+      <w:pPr>
+        <w:pBdr>
+          <w:top w:val="nil"/>
+          <w:left w:val="nil"/>
+          <w:bottom w:val="nil"/>
+          <w:right w:val="nil"/>
+          <w:between w:val="nil"/>
+        </w:pBdr>
+        <w:spacing w:before="240" w:after="240" w:line="275" w:lineRule="auto"/>
+        <w:rPr>
+          <w:rFonts w:ascii="Google Sans Text" w:eastAsia="Google Sans Text" w:hAnsi="Google Sans Text" w:cs="Google Sans Text"/>
+          <w:color w:val="1B1C1D"/>
+          <w:sz w:val="24"/>
+          <w:szCs w:val="24"/>
+        </w:rPr>
+      </w:pPr>
+      <w:r>
+        <w:rPr>
+          <w:rFonts w:ascii="Google Sans Text" w:eastAsia="Google Sans Text" w:hAnsi="Google Sans Text" w:cs="Google Sans Text"/>
+          <w:color w:val="1B1C1D"/>
+          <w:sz w:val="24"/>
+          <w:szCs w:val="24"/>
+        </w:rPr>
+        <w:t>Anomalous OPC UA write patterns noted at 2025-05-09 16:00 (UTC Time) / 2025-05-09 17:00 (Local Time)</w:t>
+      </w:r>
+    </w:p>
+    <w:p>
+      <w:pPr>
+        <w:pBdr>
+          <w:top w:val="nil"/>
+          <w:left w:val="nil"/>
+          <w:bottom w:val="nil"/>
+          <w:right w:val="nil"/>
+          <w:between w:val="nil"/>
+        </w:pBdr>
+        <w:spacing w:before="240" w:after="240" w:line="275" w:lineRule="auto"/>
+        <w:rPr>
+          <w:rFonts w:ascii="Google Sans Text" w:eastAsia="Google Sans Text" w:hAnsi="Google Sans Text" w:cs="Google Sans Text"/>
+          <w:color w:val="1B1C1D"/>
+          <w:sz w:val="24"/>
+          <w:szCs w:val="24"/>
+        </w:rPr>
+      </w:pPr>
+      <w:r>
+        <w:rPr>
+          <w:rFonts w:ascii="Google Sans Text" w:eastAsia="Google Sans Text" w:hAnsi="Google Sans Text" w:cs="Google Sans Text"/>
+          <w:color w:val="1B1C1D"/>
+          <w:sz w:val="24"/>
+          <w:szCs w:val="24"/>
+        </w:rPr>
+        <w:t xml:space="preserve">Explanation: OPC UA write to node(s): -, </w:t>
+      </w:r>
+      <w:proofErr w:type="spellStart"/>
+      <w:r>
+        <w:rPr>
+          <w:rFonts w:ascii="Google Sans Text" w:eastAsia="Google Sans Text" w:hAnsi="Google Sans Text" w:cs="Google Sans Text"/>
+          <w:color w:val="1B1C1D"/>
+          <w:sz w:val="24"/>
+          <w:szCs w:val="24"/>
+        </w:rPr>
+        <w:t>MCDData.RotatePosition</w:t>
+      </w:r>
+      <w:proofErr w:type="spellEnd"/>
+    </w:p>
+    <w:p>
+      <w:pPr>
+        <w:pBdr>
+          <w:top w:val="nil"/>
+          <w:left w:val="nil"/>
+          <w:bottom w:val="nil"/>
+          <w:right w:val="nil"/>
+          <w:between w:val="nil"/>
+        </w:pBdr>
+        <w:spacing w:before="240" w:after="240" w:line="275" w:lineRule="auto"/>
+        <w:rPr>
+          <w:rFonts w:ascii="Google Sans Text" w:eastAsia="Google Sans Text" w:hAnsi="Google Sans Text" w:cs="Google Sans Text"/>
+          <w:color w:val="1B1C1D"/>
+          <w:sz w:val="24"/>
+          <w:szCs w:val="24"/>
+        </w:rPr>
+      </w:pPr>
+      <w:r>
+        <w:rPr>
+          <w:rFonts w:ascii="Google Sans Text" w:eastAsia="Google Sans Text" w:hAnsi="Google Sans Text" w:cs="Google Sans Text"/>
+          <w:color w:val="1B1C1D"/>
+          <w:sz w:val="24"/>
+          <w:szCs w:val="24"/>
+        </w:rPr>
+        <w:t>------------------------------------------------------------</w:t>
+      </w:r>
+    </w:p>
+    <w:p>
+      <w:pPr>
+        <w:pBdr>
+          <w:top w:val="nil"/>
+          <w:left w:val="nil"/>
+          <w:bottom w:val="nil"/>
+          <w:right w:val="nil"/>
+          <w:between w:val="nil"/>
+        </w:pBdr>
+        <w:spacing w:before="240" w:after="240" w:line="275" w:lineRule="auto"/>
+        <w:rPr>
+          <w:rFonts w:ascii="Google Sans Text" w:eastAsia="Google Sans Text" w:hAnsi="Google Sans Text" w:cs="Google Sans Text"/>
+          <w:color w:val="1B1C1D"/>
+          <w:sz w:val="24"/>
+          <w:szCs w:val="24"/>
+        </w:rPr>
+      </w:pPr>
+      <w:r>
+        <w:rPr>
+          <w:rFonts w:ascii="Google Sans Text" w:eastAsia="Google Sans Text" w:hAnsi="Google Sans Text" w:cs="Google Sans Text"/>
+          <w:color w:val="1B1C1D"/>
+          <w:sz w:val="24"/>
+          <w:szCs w:val="24"/>
+        </w:rPr>
+        <w:t>Anomalous OPC UA write patterns noted at 2025-05-09 16:01 (UTC Time) / 2025-05-09 17:01 (Local Time)</w:t>
+      </w:r>
+    </w:p>
+    <w:p>
+      <w:pPr>
+        <w:pBdr>
+          <w:top w:val="nil"/>
+          <w:left w:val="nil"/>
+          <w:bottom w:val="nil"/>
+          <w:right w:val="nil"/>
+          <w:between w:val="nil"/>
+        </w:pBdr>
+        <w:spacing w:before="240" w:after="240" w:line="275" w:lineRule="auto"/>
+        <w:rPr>
+          <w:rFonts w:ascii="Google Sans Text" w:eastAsia="Google Sans Text" w:hAnsi="Google Sans Text" w:cs="Google Sans Text"/>
+          <w:color w:val="1B1C1D"/>
+          <w:sz w:val="24"/>
+          <w:szCs w:val="24"/>
+        </w:rPr>
+      </w:pPr>
+      <w:r>
+        <w:rPr>
+          <w:rFonts w:ascii="Google Sans Text" w:eastAsia="Google Sans Text" w:hAnsi="Google Sans Text" w:cs="Google Sans Text"/>
+          <w:color w:val="1B1C1D"/>
+          <w:sz w:val="24"/>
+          <w:szCs w:val="24"/>
+        </w:rPr>
+        <w:t>------------------------------------------------------------</w:t>
+      </w:r>
+    </w:p>
+    <w:p>
+      <w:pPr>
+        <w:pBdr>
+          <w:top w:val="nil"/>
+          <w:left w:val="nil"/>
+          <w:bottom w:val="nil"/>
+          <w:right w:val="nil"/>
+          <w:between w:val="nil"/>
+        </w:pBdr>
+        <w:spacing w:before="240" w:after="240" w:line="275" w:lineRule="auto"/>
+        <w:rPr>
+          <w:rFonts w:ascii="Google Sans Text" w:eastAsia="Google Sans Text" w:hAnsi="Google Sans Text" w:cs="Google Sans Text"/>
+          <w:color w:val="1B1C1D"/>
+          <w:sz w:val="24"/>
+          <w:szCs w:val="24"/>
+        </w:rPr>
+      </w:pPr>
+      <w:r>
+        <w:rPr>
+          <w:rFonts w:ascii="Google Sans Text" w:eastAsia="Google Sans Text" w:hAnsi="Google Sans Text" w:cs="Google Sans Text"/>
+          <w:color w:val="1B1C1D"/>
+          <w:sz w:val="24"/>
+          <w:szCs w:val="24"/>
+        </w:rPr>
+        <w:t>Anomalous OPC UA write patterns noted at 2025-05-09 16:02 (UTC Time) / 2025-05-09 17:02 (Local Time)</w:t>
+      </w:r>
+    </w:p>
+    <w:p>
+      <w:pPr>
+        <w:pBdr>
+          <w:top w:val="nil"/>
+          <w:left w:val="nil"/>
+          <w:bottom w:val="nil"/>
+          <w:right w:val="nil"/>
+          <w:between w:val="nil"/>
+        </w:pBdr>
+        <w:spacing w:before="240" w:after="240" w:line="275" w:lineRule="auto"/>
+        <w:rPr>
+          <w:rFonts w:ascii="Google Sans Text" w:eastAsia="Google Sans Text" w:hAnsi="Google Sans Text" w:cs="Google Sans Text"/>
+          <w:color w:val="1B1C1D"/>
+          <w:sz w:val="24"/>
+          <w:szCs w:val="24"/>
+        </w:rPr>
+      </w:pPr>
     </w:p>
     <w:sectPr>
-      <w:pgSz w:h="15840" w:w="12240" w:orient="portrait"/>
-      <w:pgMar w:bottom="1440" w:top="1440" w:left="1440" w:right="1440" w:header="0" w:footer="720"/>
+      <w:pgSz w:w="12240" w:h="15840"/>
+      <w:pgMar w:top="1440" w:right="1440" w:bottom="1440" w:left="1440" w:header="0" w:footer="720" w:gutter="0"/>
       <w:pgNumType w:start="1"/>
+      <w:cols w:space="720"/>
     </w:sectPr>
   </w:body>
 </w:document>
 </file>
 
 <file path=word/numbering.xml><?xml version="1.0" encoding="utf-8"?>
-<w:numbering xmlns:mc="http://schemas.openxmlformats.org/markup-compatibility/2006" xmlns:o="urn:schemas-microsoft-com:office:office" xmlns:r="http://schemas.openxmlformats.org/officeDocument/2006/relationships" xmlns:m="http://schemas.openxmlformats.org/officeDocument/2006/math" xmlns:v="urn:schemas-microsoft-com:vml" xmlns:wp="http://schemas.openxmlformats.org/drawingml/2006/wordprocessingDrawing" xmlns:w10="urn:schemas-microsoft-com:office:word" xmlns:w="http://schemas.openxmlformats.org/wordprocessingml/2006/main" xmlns:wne="http://schemas.microsoft.com/office/word/2006/wordml" xmlns:sl="http://schemas.openxmlformats.org/schemaLibrary/2006/main" xmlns:a="http://schemas.openxmlformats.org/drawingml/2006/main" xmlns:pic="http://schemas.openxmlformats.org/drawingml/2006/picture" xmlns:c="http://schemas.openxmlformats.org/drawingml/2006/chart" xmlns:lc="http://schemas.openxmlformats.org/drawingml/2006/lockedCanvas" xmlns:dgm="http://schemas.openxmlformats.org/drawingml/2006/diagram" xmlns:wps="http://schemas.microsoft.com/office/word/2010/wordprocessingShape" xmlns:wpg="http://schemas.microsoft.com/office/word/2010/wordprocessingGroup" xmlns:w14="http://schemas.microsoft.com/office/word/2010/wordml" xmlns:w15="http://schemas.microsoft.com/office/word/2012/wordml" xmlns:w16="http://schemas.microsoft.com/office/word/2018/wordml" xmlns:w16cex="http://schemas.microsoft.com/office/word/2018/wordml/cex" xmlns:w16cid="http://schemas.microsoft.com/office/word/2016/wordml/cid" xmlns="http://schemas.microsoft.com/office/tasks/2019/documenttasks" xmlns:cr="http://schemas.microsoft.com/office/comments/2020/reactions">
-  <w:abstractNum w:abstractNumId="1">
+<w:numbering xmlns:wpc="http://schemas.microsoft.com/office/word/2010/wordprocessingCanvas" xmlns:cx="http://schemas.microsoft.com/office/drawing/2014/chartex" xmlns:cx1="http://schemas.microsoft.com/office/drawing/2015/9/8/chartex" xmlns:cx2="http://schemas.microsoft.com/office/drawing/2015/10/21/chartex" xmlns:cx3="http://schemas.microsoft.com/office/drawing/2016/5/9/chartex" xmlns:cx4="http://schemas.microsoft.com/office/drawing/2016/5/10/chartex" xmlns:cx5="http://schemas.microsoft.com/office/drawing/2016/5/11/chartex" xmlns:cx6="http://schemas.microsoft.com/office/drawing/2016/5/12/chartex" xmlns:cx7="http://schemas.microsoft.com/office/drawing/2016/5/13/chartex" xmlns:cx8="http://schemas.microsoft.com/office/drawing/2016/5/14/chartex" xmlns:mc="http://schemas.openxmlformats.org/markup-compatibility/2006" xmlns:aink="http://schemas.microsoft.com/office/drawing/2016/ink" xmlns:am3d="http://schemas.microsoft.com/office/drawing/2017/model3d" xmlns:o="urn:schemas-microsoft-com:office:office" xmlns:oel="http://schemas.microsoft.com/office/2019/extlst" xmlns:r="http://schemas.openxmlformats.org/officeDocument/2006/relationships" xmlns:m="http://schemas.openxmlformats.org/officeDocument/2006/math" xmlns:v="urn:schemas-microsoft-com:vml" xmlns:wp14="http://schemas.microsoft.com/office/word/2010/wordprocessingDrawing" xmlns:wp="http://schemas.openxmlformats.org/drawingml/2006/wordprocessingDrawing" xmlns:w10="urn:schemas-microsoft-com:office:word" xmlns:w="http://schemas.openxmlformats.org/wordprocessingml/2006/main" xmlns:w14="http://schemas.microsoft.com/office/word/2010/wordml" xmlns:w15="http://schemas.microsoft.com/office/word/2012/wordml" xmlns:w16cex="http://schemas.microsoft.com/office/word/2018/wordml/cex" xmlns:w16cid="http://schemas.microsoft.com/office/word/2016/wordml/cid" xmlns:w16="http://schemas.microsoft.com/office/word/2018/wordml" xmlns:w16du="http://schemas.microsoft.com/office/word/2023/wordml/word16du" xmlns:w16sdtdh="http://schemas.microsoft.com/office/word/2020/wordml/sdtdatahash" xmlns:w16sdtfl="http://schemas.microsoft.com/office/word/2024/wordml/sdtformatlock" xmlns:w16se="http://schemas.microsoft.com/office/word/2015/wordml/symex" xmlns:wpg="http://schemas.microsoft.com/office/word/2010/wordprocessingGroup" xmlns:wpi="http://schemas.microsoft.com/office/word/2010/wordprocessingInk" xmlns:wne="http://schemas.microsoft.com/office/word/2006/wordml" xmlns:wps="http://schemas.microsoft.com/office/word/2010/wordprocessingShape" mc:Ignorable="w14 w15 w16se w16cid w16 w16cex w16sdtdh w16sdtfl w16du wp14">
+  <w:abstractNum w:abstractNumId="0" w15:restartNumberingAfterBreak="0">
+    <w:nsid w:val="6B8E6996"/>
+    <w:multiLevelType w:val="multilevel"/>
+    <w:tmpl w:val="D4DA54E4"/>
+    <w:lvl w:ilvl="0">
+      <w:start w:val="1"/>
+      <w:numFmt w:val="bullet"/>
+      <w:lvlText w:val=""/>
+      <w:lvlJc w:val="left"/>
+      <w:pPr>
+        <w:tabs>
+          <w:tab w:val="num" w:pos="720"/>
+        </w:tabs>
+        <w:ind w:left="720" w:hanging="360"/>
+      </w:pPr>
+      <w:rPr>
+        <w:rFonts w:ascii="Symbol" w:hAnsi="Symbol" w:hint="default"/>
+        <w:sz w:val="20"/>
+      </w:rPr>
+    </w:lvl>
+    <w:lvl w:ilvl="1" w:tentative="1">
+      <w:start w:val="1"/>
+      <w:numFmt w:val="bullet"/>
+      <w:lvlText w:val="o"/>
+      <w:lvlJc w:val="left"/>
+      <w:pPr>
+        <w:tabs>
+          <w:tab w:val="num" w:pos="1440"/>
+        </w:tabs>
+        <w:ind w:left="1440" w:hanging="360"/>
+      </w:pPr>
+      <w:rPr>
+        <w:rFonts w:ascii="Courier New" w:hAnsi="Courier New" w:hint="default"/>
+        <w:sz w:val="20"/>
+      </w:rPr>
+    </w:lvl>
+    <w:lvl w:ilvl="2" w:tentative="1">
+      <w:start w:val="1"/>
+      <w:numFmt w:val="bullet"/>
+      <w:lvlText w:val=""/>
+      <w:lvlJc w:val="left"/>
+      <w:pPr>
+        <w:tabs>
+          <w:tab w:val="num" w:pos="2160"/>
+        </w:tabs>
+        <w:ind w:left="2160" w:hanging="360"/>
+      </w:pPr>
+      <w:rPr>
+        <w:rFonts w:ascii="Wingdings" w:hAnsi="Wingdings" w:hint="default"/>
+        <w:sz w:val="20"/>
+      </w:rPr>
+    </w:lvl>
+    <w:lvl w:ilvl="3" w:tentative="1">
+      <w:start w:val="1"/>
+      <w:numFmt w:val="bullet"/>
+      <w:lvlText w:val=""/>
+      <w:lvlJc w:val="left"/>
+      <w:pPr>
+        <w:tabs>
+          <w:tab w:val="num" w:pos="2880"/>
+        </w:tabs>
+        <w:ind w:left="2880" w:hanging="360"/>
+      </w:pPr>
+      <w:rPr>
+        <w:rFonts w:ascii="Wingdings" w:hAnsi="Wingdings" w:hint="default"/>
+        <w:sz w:val="20"/>
+      </w:rPr>
+    </w:lvl>
+    <w:lvl w:ilvl="4" w:tentative="1">
+      <w:start w:val="1"/>
+      <w:numFmt w:val="bullet"/>
+      <w:lvlText w:val=""/>
+      <w:lvlJc w:val="left"/>
+      <w:pPr>
+        <w:tabs>
+          <w:tab w:val="num" w:pos="3600"/>
+        </w:tabs>
+        <w:ind w:left="3600" w:hanging="360"/>
+      </w:pPr>
+      <w:rPr>
+        <w:rFonts w:ascii="Wingdings" w:hAnsi="Wingdings" w:hint="default"/>
+        <w:sz w:val="20"/>
+      </w:rPr>
+    </w:lvl>
+    <w:lvl w:ilvl="5" w:tentative="1">
+      <w:start w:val="1"/>
+      <w:numFmt w:val="bullet"/>
+      <w:lvlText w:val=""/>
+      <w:lvlJc w:val="left"/>
+      <w:pPr>
+        <w:tabs>
+          <w:tab w:val="num" w:pos="4320"/>
+        </w:tabs>
+        <w:ind w:left="4320" w:hanging="360"/>
+      </w:pPr>
+      <w:rPr>
+        <w:rFonts w:ascii="Wingdings" w:hAnsi="Wingdings" w:hint="default"/>
+        <w:sz w:val="20"/>
+      </w:rPr>
+    </w:lvl>
+    <w:lvl w:ilvl="6" w:tentative="1">
+      <w:start w:val="1"/>
+      <w:numFmt w:val="bullet"/>
+      <w:lvlText w:val=""/>
+      <w:lvlJc w:val="left"/>
+      <w:pPr>
+        <w:tabs>
+          <w:tab w:val="num" w:pos="5040"/>
+        </w:tabs>
+        <w:ind w:left="5040" w:hanging="360"/>
+      </w:pPr>
+      <w:rPr>
+        <w:rFonts w:ascii="Wingdings" w:hAnsi="Wingdings" w:hint="default"/>
+        <w:sz w:val="20"/>
+      </w:rPr>
+    </w:lvl>
+    <w:lvl w:ilvl="7" w:tentative="1">
+      <w:start w:val="1"/>
+      <w:numFmt w:val="bullet"/>
+      <w:lvlText w:val=""/>
+      <w:lvlJc w:val="left"/>
+      <w:pPr>
+        <w:tabs>
+          <w:tab w:val="num" w:pos="5760"/>
+        </w:tabs>
+        <w:ind w:left="5760" w:hanging="360"/>
+      </w:pPr>
+      <w:rPr>
+        <w:rFonts w:ascii="Wingdings" w:hAnsi="Wingdings" w:hint="default"/>
+        <w:sz w:val="20"/>
+      </w:rPr>
+    </w:lvl>
+    <w:lvl w:ilvl="8" w:tentative="1">
+      <w:start w:val="1"/>
+      <w:numFmt w:val="bullet"/>
+      <w:lvlText w:val=""/>
+      <w:lvlJc w:val="left"/>
+      <w:pPr>
+        <w:tabs>
+          <w:tab w:val="num" w:pos="6480"/>
+        </w:tabs>
+        <w:ind w:left="6480" w:hanging="360"/>
+      </w:pPr>
+      <w:rPr>
+        <w:rFonts w:ascii="Wingdings" w:hAnsi="Wingdings" w:hint="default"/>
+        <w:sz w:val="20"/>
+      </w:rPr>
+    </w:lvl>
+  </w:abstractNum>
+  <w:abstractNum w:abstractNumId="1" w15:restartNumberingAfterBreak="0">
+    <w:nsid w:val="7D2E1C76"/>
+    <w:multiLevelType w:val="multilevel"/>
+    <w:tmpl w:val="0A76D3CA"/>
     <w:lvl w:ilvl="0">
       <w:start w:val="1"/>
       <w:numFmt w:val="bullet"/>
@@ -441,7 +3408,7 @@
         <w:ind w:left="465" w:hanging="360"/>
       </w:pPr>
       <w:rPr>
-        <w:rFonts w:ascii="Arial" w:cs="Arial" w:eastAsia="Arial" w:hAnsi="Arial"/>
+        <w:rFonts w:ascii="Arial" w:eastAsia="Arial" w:hAnsi="Arial" w:cs="Arial"/>
         <w:b w:val="0"/>
         <w:i w:val="0"/>
         <w:smallCaps w:val="0"/>
@@ -450,7 +3417,7 @@
         <w:sz w:val="22"/>
         <w:szCs w:val="22"/>
         <w:u w:val="none"/>
-        <w:shd w:fill="auto" w:val="clear"/>
+        <w:shd w:val="clear" w:color="auto" w:fill="auto"/>
         <w:vertAlign w:val="baseline"/>
       </w:rPr>
     </w:lvl>
@@ -463,7 +3430,7 @@
         <w:ind w:left="1440" w:hanging="360"/>
       </w:pPr>
       <w:rPr>
-        <w:rFonts w:ascii="Arial" w:cs="Arial" w:eastAsia="Arial" w:hAnsi="Arial"/>
+        <w:rFonts w:ascii="Arial" w:eastAsia="Arial" w:hAnsi="Arial" w:cs="Arial"/>
         <w:b w:val="0"/>
         <w:i w:val="0"/>
         <w:smallCaps w:val="0"/>
@@ -472,7 +3439,7 @@
         <w:sz w:val="22"/>
         <w:szCs w:val="22"/>
         <w:u w:val="none"/>
-        <w:shd w:fill="auto" w:val="clear"/>
+        <w:shd w:val="clear" w:color="auto" w:fill="auto"/>
         <w:vertAlign w:val="baseline"/>
       </w:rPr>
     </w:lvl>
@@ -485,7 +3452,7 @@
         <w:ind w:left="2160" w:hanging="360"/>
       </w:pPr>
       <w:rPr>
-        <w:rFonts w:ascii="Arial" w:cs="Arial" w:eastAsia="Arial" w:hAnsi="Arial"/>
+        <w:rFonts w:ascii="Arial" w:eastAsia="Arial" w:hAnsi="Arial" w:cs="Arial"/>
         <w:b w:val="0"/>
         <w:i w:val="0"/>
         <w:smallCaps w:val="0"/>
@@ -494,7 +3461,7 @@
         <w:sz w:val="22"/>
         <w:szCs w:val="22"/>
         <w:u w:val="none"/>
-        <w:shd w:fill="auto" w:val="clear"/>
+        <w:shd w:val="clear" w:color="auto" w:fill="auto"/>
         <w:vertAlign w:val="baseline"/>
       </w:rPr>
     </w:lvl>
@@ -507,7 +3474,7 @@
         <w:ind w:left="2880" w:hanging="360"/>
       </w:pPr>
       <w:rPr>
-        <w:rFonts w:ascii="Arial" w:cs="Arial" w:eastAsia="Arial" w:hAnsi="Arial"/>
+        <w:rFonts w:ascii="Arial" w:eastAsia="Arial" w:hAnsi="Arial" w:cs="Arial"/>
         <w:b w:val="0"/>
         <w:i w:val="0"/>
         <w:smallCaps w:val="0"/>
@@ -516,7 +3483,7 @@
         <w:sz w:val="22"/>
         <w:szCs w:val="22"/>
         <w:u w:val="none"/>
-        <w:shd w:fill="auto" w:val="clear"/>
+        <w:shd w:val="clear" w:color="auto" w:fill="auto"/>
         <w:vertAlign w:val="baseline"/>
       </w:rPr>
     </w:lvl>
@@ -529,7 +3496,7 @@
         <w:ind w:left="3600" w:hanging="360"/>
       </w:pPr>
       <w:rPr>
-        <w:rFonts w:ascii="Arial" w:cs="Arial" w:eastAsia="Arial" w:hAnsi="Arial"/>
+        <w:rFonts w:ascii="Arial" w:eastAsia="Arial" w:hAnsi="Arial" w:cs="Arial"/>
         <w:b w:val="0"/>
         <w:i w:val="0"/>
         <w:smallCaps w:val="0"/>
@@ -538,7 +3505,7 @@
         <w:sz w:val="22"/>
         <w:szCs w:val="22"/>
         <w:u w:val="none"/>
-        <w:shd w:fill="auto" w:val="clear"/>
+        <w:shd w:val="clear" w:color="auto" w:fill="auto"/>
         <w:vertAlign w:val="baseline"/>
       </w:rPr>
     </w:lvl>
@@ -551,7 +3518,7 @@
         <w:ind w:left="4320" w:hanging="360"/>
       </w:pPr>
       <w:rPr>
-        <w:rFonts w:ascii="Arial" w:cs="Arial" w:eastAsia="Arial" w:hAnsi="Arial"/>
+        <w:rFonts w:ascii="Arial" w:eastAsia="Arial" w:hAnsi="Arial" w:cs="Arial"/>
         <w:b w:val="0"/>
         <w:i w:val="0"/>
         <w:smallCaps w:val="0"/>
@@ -560,7 +3527,7 @@
         <w:sz w:val="22"/>
         <w:szCs w:val="22"/>
         <w:u w:val="none"/>
-        <w:shd w:fill="auto" w:val="clear"/>
+        <w:shd w:val="clear" w:color="auto" w:fill="auto"/>
         <w:vertAlign w:val="baseline"/>
       </w:rPr>
     </w:lvl>
@@ -573,7 +3540,7 @@
         <w:ind w:left="5040" w:hanging="360"/>
       </w:pPr>
       <w:rPr>
-        <w:rFonts w:ascii="Arial" w:cs="Arial" w:eastAsia="Arial" w:hAnsi="Arial"/>
+        <w:rFonts w:ascii="Arial" w:eastAsia="Arial" w:hAnsi="Arial" w:cs="Arial"/>
         <w:b w:val="0"/>
         <w:i w:val="0"/>
         <w:smallCaps w:val="0"/>
@@ -582,7 +3549,7 @@
         <w:sz w:val="22"/>
         <w:szCs w:val="22"/>
         <w:u w:val="none"/>
-        <w:shd w:fill="auto" w:val="clear"/>
+        <w:shd w:val="clear" w:color="auto" w:fill="auto"/>
         <w:vertAlign w:val="baseline"/>
       </w:rPr>
     </w:lvl>
@@ -595,7 +3562,7 @@
         <w:ind w:left="5760" w:hanging="360"/>
       </w:pPr>
       <w:rPr>
-        <w:rFonts w:ascii="Arial" w:cs="Arial" w:eastAsia="Arial" w:hAnsi="Arial"/>
+        <w:rFonts w:ascii="Arial" w:eastAsia="Arial" w:hAnsi="Arial" w:cs="Arial"/>
         <w:b w:val="0"/>
         <w:i w:val="0"/>
         <w:smallCaps w:val="0"/>
@@ -604,7 +3571,7 @@
         <w:sz w:val="22"/>
         <w:szCs w:val="22"/>
         <w:u w:val="none"/>
-        <w:shd w:fill="auto" w:val="clear"/>
+        <w:shd w:val="clear" w:color="auto" w:fill="auto"/>
         <w:vertAlign w:val="baseline"/>
       </w:rPr>
     </w:lvl>
@@ -617,7 +3584,7 @@
         <w:ind w:left="6480" w:hanging="360"/>
       </w:pPr>
       <w:rPr>
-        <w:rFonts w:ascii="Arial" w:cs="Arial" w:eastAsia="Arial" w:hAnsi="Arial"/>
+        <w:rFonts w:ascii="Arial" w:eastAsia="Arial" w:hAnsi="Arial" w:cs="Arial"/>
         <w:b w:val="0"/>
         <w:i w:val="0"/>
         <w:smallCaps w:val="0"/>
@@ -626,25 +3593,29 @@
         <w:sz w:val="22"/>
         <w:szCs w:val="22"/>
         <w:u w:val="none"/>
-        <w:shd w:fill="auto" w:val="clear"/>
+        <w:shd w:val="clear" w:color="auto" w:fill="auto"/>
         <w:vertAlign w:val="baseline"/>
       </w:rPr>
     </w:lvl>
   </w:abstractNum>
-  <w:num w:numId="1">
+  <w:num w:numId="1" w16cid:durableId="2059469010">
     <w:abstractNumId w:val="1"/>
+  </w:num>
+  <w:num w:numId="2" w16cid:durableId="482041594">
+    <w:abstractNumId w:val="0"/>
   </w:num>
 </w:numbering>
 </file>
 
 <file path=word/styles.xml><?xml version="1.0" encoding="utf-8"?>
-<w:styles xmlns:mc="http://schemas.openxmlformats.org/markup-compatibility/2006" xmlns:o="urn:schemas-microsoft-com:office:office" xmlns:r="http://schemas.openxmlformats.org/officeDocument/2006/relationships" xmlns:m="http://schemas.openxmlformats.org/officeDocument/2006/math" xmlns:v="urn:schemas-microsoft-com:vml" xmlns:wp="http://schemas.openxmlformats.org/drawingml/2006/wordprocessingDrawing" xmlns:w10="urn:schemas-microsoft-com:office:word" xmlns:w="http://schemas.openxmlformats.org/wordprocessingml/2006/main" xmlns:wne="http://schemas.microsoft.com/office/word/2006/wordml" xmlns:sl="http://schemas.openxmlformats.org/schemaLibrary/2006/main" xmlns:a="http://schemas.openxmlformats.org/drawingml/2006/main" xmlns:pic="http://schemas.openxmlformats.org/drawingml/2006/picture" xmlns:c="http://schemas.openxmlformats.org/drawingml/2006/chart" xmlns:lc="http://schemas.openxmlformats.org/drawingml/2006/lockedCanvas" xmlns:dgm="http://schemas.openxmlformats.org/drawingml/2006/diagram" xmlns:wps="http://schemas.microsoft.com/office/word/2010/wordprocessingShape" xmlns:wpg="http://schemas.microsoft.com/office/word/2010/wordprocessingGroup" xmlns:w14="http://schemas.microsoft.com/office/word/2010/wordml" xmlns:w15="http://schemas.microsoft.com/office/word/2012/wordml" xmlns:w16="http://schemas.microsoft.com/office/word/2018/wordml" xmlns:w16cex="http://schemas.microsoft.com/office/word/2018/wordml/cex" xmlns:w16cid="http://schemas.microsoft.com/office/word/2016/wordml/cid" xmlns="http://schemas.microsoft.com/office/tasks/2019/documenttasks" xmlns:cr="http://schemas.microsoft.com/office/comments/2020/reactions">
+<w:styles xmlns:mc="http://schemas.openxmlformats.org/markup-compatibility/2006" xmlns:r="http://schemas.openxmlformats.org/officeDocument/2006/relationships" xmlns:w="http://schemas.openxmlformats.org/wordprocessingml/2006/main" xmlns:w14="http://schemas.microsoft.com/office/word/2010/wordml" xmlns:w15="http://schemas.microsoft.com/office/word/2012/wordml" xmlns:w16cex="http://schemas.microsoft.com/office/word/2018/wordml/cex" xmlns:w16cid="http://schemas.microsoft.com/office/word/2016/wordml/cid" xmlns:w16="http://schemas.microsoft.com/office/word/2018/wordml" xmlns:w16du="http://schemas.microsoft.com/office/word/2023/wordml/word16du" xmlns:w16sdtdh="http://schemas.microsoft.com/office/word/2020/wordml/sdtdatahash" xmlns:w16sdtfl="http://schemas.microsoft.com/office/word/2024/wordml/sdtformatlock" xmlns:w16se="http://schemas.microsoft.com/office/word/2015/wordml/symex" mc:Ignorable="w14 w15 w16se w16cid w16 w16cex w16sdtdh w16sdtfl w16du">
   <w:docDefaults>
     <w:rPrDefault>
       <w:rPr>
-        <w:rFonts w:ascii="Arial" w:cs="Arial" w:eastAsia="Arial" w:hAnsi="Arial"/>
+        <w:rFonts w:ascii="Arial" w:eastAsia="Arial" w:hAnsi="Arial" w:cs="Arial"/>
         <w:sz w:val="22"/>
         <w:szCs w:val="22"/>
+        <w:lang w:val="en-GB" w:eastAsia="zh-CN" w:bidi="ar-SA"/>
       </w:rPr>
     </w:rPrDefault>
     <w:pPrDefault>
@@ -653,30 +3624,407 @@
       </w:pPr>
     </w:pPrDefault>
   </w:docDefaults>
-  <w:style w:type="paragraph" w:styleId="Normal" w:default="1">
-    <w:name w:val="normal"/>
-  </w:style>
-  <w:style w:type="table" w:styleId="TableNormal" w:default="1">
-    <w:name w:val="Table Normal"/>
+  <w:latentStyles w:defLockedState="0" w:defUIPriority="99" w:defSemiHidden="0" w:defUnhideWhenUsed="0" w:defQFormat="0" w:count="376">
+    <w:lsdException w:name="Normal" w:uiPriority="0" w:qFormat="1"/>
+    <w:lsdException w:name="heading 1" w:uiPriority="9" w:qFormat="1"/>
+    <w:lsdException w:name="heading 2" w:semiHidden="1" w:uiPriority="9" w:unhideWhenUsed="1" w:qFormat="1"/>
+    <w:lsdException w:name="heading 3" w:semiHidden="1" w:uiPriority="9" w:unhideWhenUsed="1" w:qFormat="1"/>
+    <w:lsdException w:name="heading 4" w:semiHidden="1" w:uiPriority="9" w:unhideWhenUsed="1" w:qFormat="1"/>
+    <w:lsdException w:name="heading 5" w:semiHidden="1" w:uiPriority="9" w:unhideWhenUsed="1" w:qFormat="1"/>
+    <w:lsdException w:name="heading 6" w:semiHidden="1" w:uiPriority="9" w:unhideWhenUsed="1" w:qFormat="1"/>
+    <w:lsdException w:name="heading 7" w:semiHidden="1" w:uiPriority="9" w:unhideWhenUsed="1" w:qFormat="1"/>
+    <w:lsdException w:name="heading 8" w:semiHidden="1" w:uiPriority="9" w:unhideWhenUsed="1" w:qFormat="1"/>
+    <w:lsdException w:name="heading 9" w:semiHidden="1" w:uiPriority="9" w:unhideWhenUsed="1" w:qFormat="1"/>
+    <w:lsdException w:name="index 1" w:semiHidden="1" w:unhideWhenUsed="1"/>
+    <w:lsdException w:name="index 2" w:semiHidden="1" w:unhideWhenUsed="1"/>
+    <w:lsdException w:name="index 3" w:semiHidden="1" w:unhideWhenUsed="1"/>
+    <w:lsdException w:name="index 4" w:semiHidden="1" w:unhideWhenUsed="1"/>
+    <w:lsdException w:name="index 5" w:semiHidden="1" w:unhideWhenUsed="1"/>
+    <w:lsdException w:name="index 6" w:semiHidden="1" w:unhideWhenUsed="1"/>
+    <w:lsdException w:name="index 7" w:semiHidden="1" w:unhideWhenUsed="1"/>
+    <w:lsdException w:name="index 8" w:semiHidden="1" w:unhideWhenUsed="1"/>
+    <w:lsdException w:name="index 9" w:semiHidden="1" w:unhideWhenUsed="1"/>
+    <w:lsdException w:name="toc 1" w:semiHidden="1" w:uiPriority="39" w:unhideWhenUsed="1"/>
+    <w:lsdException w:name="toc 2" w:semiHidden="1" w:uiPriority="39" w:unhideWhenUsed="1"/>
+    <w:lsdException w:name="toc 3" w:semiHidden="1" w:uiPriority="39" w:unhideWhenUsed="1"/>
+    <w:lsdException w:name="toc 4" w:semiHidden="1" w:uiPriority="39" w:unhideWhenUsed="1"/>
+    <w:lsdException w:name="toc 5" w:semiHidden="1" w:uiPriority="39" w:unhideWhenUsed="1"/>
+    <w:lsdException w:name="toc 6" w:semiHidden="1" w:uiPriority="39" w:unhideWhenUsed="1"/>
+    <w:lsdException w:name="toc 7" w:semiHidden="1" w:uiPriority="39" w:unhideWhenUsed="1"/>
+    <w:lsdException w:name="toc 8" w:semiHidden="1" w:uiPriority="39" w:unhideWhenUsed="1"/>
+    <w:lsdException w:name="toc 9" w:semiHidden="1" w:uiPriority="39" w:unhideWhenUsed="1"/>
+    <w:lsdException w:name="Normal Indent" w:semiHidden="1" w:unhideWhenUsed="1"/>
+    <w:lsdException w:name="footnote text" w:semiHidden="1" w:unhideWhenUsed="1"/>
+    <w:lsdException w:name="annotation text" w:semiHidden="1" w:unhideWhenUsed="1"/>
+    <w:lsdException w:name="header" w:semiHidden="1" w:unhideWhenUsed="1"/>
+    <w:lsdException w:name="footer" w:semiHidden="1" w:unhideWhenUsed="1"/>
+    <w:lsdException w:name="index heading" w:semiHidden="1" w:unhideWhenUsed="1"/>
+    <w:lsdException w:name="caption" w:semiHidden="1" w:uiPriority="35" w:unhideWhenUsed="1" w:qFormat="1"/>
+    <w:lsdException w:name="table of figures" w:semiHidden="1" w:unhideWhenUsed="1"/>
+    <w:lsdException w:name="envelope address" w:semiHidden="1" w:unhideWhenUsed="1"/>
+    <w:lsdException w:name="envelope return" w:semiHidden="1" w:unhideWhenUsed="1"/>
+    <w:lsdException w:name="footnote reference" w:semiHidden="1" w:unhideWhenUsed="1"/>
+    <w:lsdException w:name="annotation reference" w:semiHidden="1" w:unhideWhenUsed="1"/>
+    <w:lsdException w:name="line number" w:semiHidden="1" w:unhideWhenUsed="1"/>
+    <w:lsdException w:name="page number" w:semiHidden="1" w:unhideWhenUsed="1"/>
+    <w:lsdException w:name="endnote reference" w:semiHidden="1" w:unhideWhenUsed="1"/>
+    <w:lsdException w:name="endnote text" w:semiHidden="1" w:unhideWhenUsed="1"/>
+    <w:lsdException w:name="table of authorities" w:semiHidden="1" w:unhideWhenUsed="1"/>
+    <w:lsdException w:name="macro" w:semiHidden="1" w:unhideWhenUsed="1"/>
+    <w:lsdException w:name="toa heading" w:semiHidden="1" w:unhideWhenUsed="1"/>
+    <w:lsdException w:name="List" w:semiHidden="1" w:unhideWhenUsed="1"/>
+    <w:lsdException w:name="List Bullet" w:semiHidden="1" w:unhideWhenUsed="1"/>
+    <w:lsdException w:name="List Number" w:semiHidden="1" w:unhideWhenUsed="1"/>
+    <w:lsdException w:name="List 2" w:semiHidden="1" w:unhideWhenUsed="1"/>
+    <w:lsdException w:name="List 3" w:semiHidden="1" w:unhideWhenUsed="1"/>
+    <w:lsdException w:name="List 4" w:semiHidden="1" w:unhideWhenUsed="1"/>
+    <w:lsdException w:name="List 5" w:semiHidden="1" w:unhideWhenUsed="1"/>
+    <w:lsdException w:name="List Bullet 2" w:semiHidden="1" w:unhideWhenUsed="1"/>
+    <w:lsdException w:name="List Bullet 3" w:semiHidden="1" w:unhideWhenUsed="1"/>
+    <w:lsdException w:name="List Bullet 4" w:semiHidden="1" w:unhideWhenUsed="1"/>
+    <w:lsdException w:name="List Bullet 5" w:semiHidden="1" w:unhideWhenUsed="1"/>
+    <w:lsdException w:name="List Number 2" w:semiHidden="1" w:unhideWhenUsed="1"/>
+    <w:lsdException w:name="List Number 3" w:semiHidden="1" w:unhideWhenUsed="1"/>
+    <w:lsdException w:name="List Number 4" w:semiHidden="1" w:unhideWhenUsed="1"/>
+    <w:lsdException w:name="List Number 5" w:semiHidden="1" w:unhideWhenUsed="1"/>
+    <w:lsdException w:name="Title" w:uiPriority="10" w:qFormat="1"/>
+    <w:lsdException w:name="Closing" w:semiHidden="1" w:unhideWhenUsed="1"/>
+    <w:lsdException w:name="Signature" w:semiHidden="1" w:unhideWhenUsed="1"/>
+    <w:lsdException w:name="Default Paragraph Font" w:semiHidden="1" w:uiPriority="1" w:unhideWhenUsed="1"/>
+    <w:lsdException w:name="Body Text" w:semiHidden="1" w:unhideWhenUsed="1"/>
+    <w:lsdException w:name="Body Text Indent" w:semiHidden="1" w:unhideWhenUsed="1"/>
+    <w:lsdException w:name="List Continue" w:semiHidden="1" w:unhideWhenUsed="1"/>
+    <w:lsdException w:name="List Continue 2" w:semiHidden="1" w:unhideWhenUsed="1"/>
+    <w:lsdException w:name="List Continue 3" w:semiHidden="1" w:unhideWhenUsed="1"/>
+    <w:lsdException w:name="List Continue 4" w:semiHidden="1" w:unhideWhenUsed="1"/>
+    <w:lsdException w:name="List Continue 5" w:semiHidden="1" w:unhideWhenUsed="1"/>
+    <w:lsdException w:name="Message Header" w:semiHidden="1" w:unhideWhenUsed="1"/>
+    <w:lsdException w:name="Subtitle" w:uiPriority="11" w:qFormat="1"/>
+    <w:lsdException w:name="Salutation" w:semiHidden="1" w:unhideWhenUsed="1"/>
+    <w:lsdException w:name="Date" w:semiHidden="1" w:unhideWhenUsed="1"/>
+    <w:lsdException w:name="Body Text First Indent" w:semiHidden="1" w:unhideWhenUsed="1"/>
+    <w:lsdException w:name="Body Text First Indent 2" w:semiHidden="1" w:unhideWhenUsed="1"/>
+    <w:lsdException w:name="Note Heading" w:semiHidden="1" w:unhideWhenUsed="1"/>
+    <w:lsdException w:name="Body Text 2" w:semiHidden="1" w:unhideWhenUsed="1"/>
+    <w:lsdException w:name="Body Text 3" w:semiHidden="1" w:unhideWhenUsed="1"/>
+    <w:lsdException w:name="Body Text Indent 2" w:semiHidden="1" w:unhideWhenUsed="1"/>
+    <w:lsdException w:name="Body Text Indent 3" w:semiHidden="1" w:unhideWhenUsed="1"/>
+    <w:lsdException w:name="Block Text" w:semiHidden="1" w:unhideWhenUsed="1"/>
+    <w:lsdException w:name="Hyperlink" w:semiHidden="1" w:unhideWhenUsed="1"/>
+    <w:lsdException w:name="FollowedHyperlink" w:semiHidden="1" w:unhideWhenUsed="1"/>
+    <w:lsdException w:name="Strong" w:uiPriority="22" w:qFormat="1"/>
+    <w:lsdException w:name="Emphasis" w:uiPriority="20" w:qFormat="1"/>
+    <w:lsdException w:name="Document Map" w:semiHidden="1" w:unhideWhenUsed="1"/>
+    <w:lsdException w:name="Plain Text" w:semiHidden="1" w:unhideWhenUsed="1"/>
+    <w:lsdException w:name="E-mail Signature" w:semiHidden="1" w:unhideWhenUsed="1"/>
+    <w:lsdException w:name="HTML Top of Form" w:semiHidden="1" w:unhideWhenUsed="1"/>
+    <w:lsdException w:name="HTML Bottom of Form" w:semiHidden="1" w:unhideWhenUsed="1"/>
+    <w:lsdException w:name="Normal (Web)" w:semiHidden="1" w:unhideWhenUsed="1"/>
+    <w:lsdException w:name="HTML Acronym" w:semiHidden="1" w:unhideWhenUsed="1"/>
+    <w:lsdException w:name="HTML Address" w:semiHidden="1" w:unhideWhenUsed="1"/>
+    <w:lsdException w:name="HTML Cite" w:semiHidden="1" w:unhideWhenUsed="1"/>
+    <w:lsdException w:name="HTML Code" w:semiHidden="1" w:unhideWhenUsed="1"/>
+    <w:lsdException w:name="HTML Definition" w:semiHidden="1" w:unhideWhenUsed="1"/>
+    <w:lsdException w:name="HTML Keyboard" w:semiHidden="1" w:unhideWhenUsed="1"/>
+    <w:lsdException w:name="HTML Preformatted" w:semiHidden="1" w:unhideWhenUsed="1"/>
+    <w:lsdException w:name="HTML Sample" w:semiHidden="1" w:unhideWhenUsed="1"/>
+    <w:lsdException w:name="HTML Typewriter" w:semiHidden="1" w:unhideWhenUsed="1"/>
+    <w:lsdException w:name="HTML Variable" w:semiHidden="1" w:unhideWhenUsed="1"/>
+    <w:lsdException w:name="Normal Table" w:semiHidden="1" w:unhideWhenUsed="1"/>
+    <w:lsdException w:name="annotation subject" w:semiHidden="1" w:unhideWhenUsed="1"/>
+    <w:lsdException w:name="No List" w:semiHidden="1" w:unhideWhenUsed="1"/>
+    <w:lsdException w:name="Outline List 1" w:semiHidden="1" w:unhideWhenUsed="1"/>
+    <w:lsdException w:name="Outline List 2" w:semiHidden="1" w:unhideWhenUsed="1"/>
+    <w:lsdException w:name="Outline List 3" w:semiHidden="1" w:unhideWhenUsed="1"/>
+    <w:lsdException w:name="Table Simple 1" w:semiHidden="1" w:unhideWhenUsed="1"/>
+    <w:lsdException w:name="Table Simple 2" w:semiHidden="1" w:unhideWhenUsed="1"/>
+    <w:lsdException w:name="Table Simple 3" w:semiHidden="1" w:unhideWhenUsed="1"/>
+    <w:lsdException w:name="Table Classic 1" w:semiHidden="1" w:unhideWhenUsed="1"/>
+    <w:lsdException w:name="Table Classic 2" w:semiHidden="1" w:unhideWhenUsed="1"/>
+    <w:lsdException w:name="Table Classic 3" w:semiHidden="1" w:unhideWhenUsed="1"/>
+    <w:lsdException w:name="Table Classic 4" w:semiHidden="1" w:unhideWhenUsed="1"/>
+    <w:lsdException w:name="Table Colorful 1" w:semiHidden="1" w:unhideWhenUsed="1"/>
+    <w:lsdException w:name="Table Colorful 2" w:semiHidden="1" w:unhideWhenUsed="1"/>
+    <w:lsdException w:name="Table Colorful 3" w:semiHidden="1" w:unhideWhenUsed="1"/>
+    <w:lsdException w:name="Table Columns 1" w:semiHidden="1" w:unhideWhenUsed="1"/>
+    <w:lsdException w:name="Table Columns 2" w:semiHidden="1" w:unhideWhenUsed="1"/>
+    <w:lsdException w:name="Table Columns 3" w:semiHidden="1" w:unhideWhenUsed="1"/>
+    <w:lsdException w:name="Table Columns 4" w:semiHidden="1" w:unhideWhenUsed="1"/>
+    <w:lsdException w:name="Table Columns 5" w:semiHidden="1" w:unhideWhenUsed="1"/>
+    <w:lsdException w:name="Table Grid 1" w:semiHidden="1" w:unhideWhenUsed="1"/>
+    <w:lsdException w:name="Table Grid 2" w:semiHidden="1" w:unhideWhenUsed="1"/>
+    <w:lsdException w:name="Table Grid 3" w:semiHidden="1" w:unhideWhenUsed="1"/>
+    <w:lsdException w:name="Table Grid 4" w:semiHidden="1" w:unhideWhenUsed="1"/>
+    <w:lsdException w:name="Table Grid 5" w:semiHidden="1" w:unhideWhenUsed="1"/>
+    <w:lsdException w:name="Table Grid 6" w:semiHidden="1" w:unhideWhenUsed="1"/>
+    <w:lsdException w:name="Table Grid 7" w:semiHidden="1" w:unhideWhenUsed="1"/>
+    <w:lsdException w:name="Table Grid 8" w:semiHidden="1" w:unhideWhenUsed="1"/>
+    <w:lsdException w:name="Table List 1" w:semiHidden="1" w:unhideWhenUsed="1"/>
+    <w:lsdException w:name="Table List 2" w:semiHidden="1" w:unhideWhenUsed="1"/>
+    <w:lsdException w:name="Table List 3" w:semiHidden="1" w:unhideWhenUsed="1"/>
+    <w:lsdException w:name="Table List 4" w:semiHidden="1" w:unhideWhenUsed="1"/>
+    <w:lsdException w:name="Table List 5" w:semiHidden="1" w:unhideWhenUsed="1"/>
+    <w:lsdException w:name="Table List 6" w:semiHidden="1" w:unhideWhenUsed="1"/>
+    <w:lsdException w:name="Table List 7" w:semiHidden="1" w:unhideWhenUsed="1"/>
+    <w:lsdException w:name="Table List 8" w:semiHidden="1" w:unhideWhenUsed="1"/>
+    <w:lsdException w:name="Table 3D effects 1" w:semiHidden="1" w:unhideWhenUsed="1"/>
+    <w:lsdException w:name="Table 3D effects 2" w:semiHidden="1" w:unhideWhenUsed="1"/>
+    <w:lsdException w:name="Table 3D effects 3" w:semiHidden="1" w:unhideWhenUsed="1"/>
+    <w:lsdException w:name="Table Contemporary" w:semiHidden="1" w:unhideWhenUsed="1"/>
+    <w:lsdException w:name="Table Elegant" w:semiHidden="1" w:unhideWhenUsed="1"/>
+    <w:lsdException w:name="Table Professional" w:semiHidden="1" w:unhideWhenUsed="1"/>
+    <w:lsdException w:name="Table Subtle 1" w:semiHidden="1" w:unhideWhenUsed="1"/>
+    <w:lsdException w:name="Table Subtle 2" w:semiHidden="1" w:unhideWhenUsed="1"/>
+    <w:lsdException w:name="Table Web 1" w:semiHidden="1" w:unhideWhenUsed="1"/>
+    <w:lsdException w:name="Table Web 2" w:semiHidden="1" w:unhideWhenUsed="1"/>
+    <w:lsdException w:name="Table Web 3" w:semiHidden="1" w:unhideWhenUsed="1"/>
+    <w:lsdException w:name="Balloon Text" w:semiHidden="1" w:unhideWhenUsed="1"/>
+    <w:lsdException w:name="Table Grid" w:uiPriority="39"/>
+    <w:lsdException w:name="Table Theme" w:semiHidden="1" w:unhideWhenUsed="1"/>
+    <w:lsdException w:name="Placeholder Text" w:semiHidden="1"/>
+    <w:lsdException w:name="No Spacing" w:uiPriority="1" w:qFormat="1"/>
+    <w:lsdException w:name="Light Shading" w:uiPriority="60"/>
+    <w:lsdException w:name="Light List" w:uiPriority="61"/>
+    <w:lsdException w:name="Light Grid" w:uiPriority="62"/>
+    <w:lsdException w:name="Medium Shading 1" w:uiPriority="63"/>
+    <w:lsdException w:name="Medium Shading 2" w:uiPriority="64"/>
+    <w:lsdException w:name="Medium List 1" w:uiPriority="65"/>
+    <w:lsdException w:name="Medium List 2" w:uiPriority="66"/>
+    <w:lsdException w:name="Medium Grid 1" w:uiPriority="67"/>
+    <w:lsdException w:name="Medium Grid 2" w:uiPriority="68"/>
+    <w:lsdException w:name="Medium Grid 3" w:uiPriority="69"/>
+    <w:lsdException w:name="Dark List" w:uiPriority="70"/>
+    <w:lsdException w:name="Colorful Shading" w:uiPriority="71"/>
+    <w:lsdException w:name="Colorful List" w:uiPriority="72"/>
+    <w:lsdException w:name="Colorful Grid" w:uiPriority="73"/>
+    <w:lsdException w:name="Light Shading Accent 1" w:uiPriority="60"/>
+    <w:lsdException w:name="Light List Accent 1" w:uiPriority="61"/>
+    <w:lsdException w:name="Light Grid Accent 1" w:uiPriority="62"/>
+    <w:lsdException w:name="Medium Shading 1 Accent 1" w:uiPriority="63"/>
+    <w:lsdException w:name="Medium Shading 2 Accent 1" w:uiPriority="64"/>
+    <w:lsdException w:name="Medium List 1 Accent 1" w:uiPriority="65"/>
+    <w:lsdException w:name="Revision" w:semiHidden="1"/>
+    <w:lsdException w:name="List Paragraph" w:uiPriority="34" w:qFormat="1"/>
+    <w:lsdException w:name="Quote" w:uiPriority="29" w:qFormat="1"/>
+    <w:lsdException w:name="Intense Quote" w:uiPriority="30" w:qFormat="1"/>
+    <w:lsdException w:name="Medium List 2 Accent 1" w:uiPriority="66"/>
+    <w:lsdException w:name="Medium Grid 1 Accent 1" w:uiPriority="67"/>
+    <w:lsdException w:name="Medium Grid 2 Accent 1" w:uiPriority="68"/>
+    <w:lsdException w:name="Medium Grid 3 Accent 1" w:uiPriority="69"/>
+    <w:lsdException w:name="Dark List Accent 1" w:uiPriority="70"/>
+    <w:lsdException w:name="Colorful Shading Accent 1" w:uiPriority="71"/>
+    <w:lsdException w:name="Colorful List Accent 1" w:uiPriority="72"/>
+    <w:lsdException w:name="Colorful Grid Accent 1" w:uiPriority="73"/>
+    <w:lsdException w:name="Light Shading Accent 2" w:uiPriority="60"/>
+    <w:lsdException w:name="Light List Accent 2" w:uiPriority="61"/>
+    <w:lsdException w:name="Light Grid Accent 2" w:uiPriority="62"/>
+    <w:lsdException w:name="Medium Shading 1 Accent 2" w:uiPriority="63"/>
+    <w:lsdException w:name="Medium Shading 2 Accent 2" w:uiPriority="64"/>
+    <w:lsdException w:name="Medium List 1 Accent 2" w:uiPriority="65"/>
+    <w:lsdException w:name="Medium List 2 Accent 2" w:uiPriority="66"/>
+    <w:lsdException w:name="Medium Grid 1 Accent 2" w:uiPriority="67"/>
+    <w:lsdException w:name="Medium Grid 2 Accent 2" w:uiPriority="68"/>
+    <w:lsdException w:name="Medium Grid 3 Accent 2" w:uiPriority="69"/>
+    <w:lsdException w:name="Dark List Accent 2" w:uiPriority="70"/>
+    <w:lsdException w:name="Colorful Shading Accent 2" w:uiPriority="71"/>
+    <w:lsdException w:name="Colorful List Accent 2" w:uiPriority="72"/>
+    <w:lsdException w:name="Colorful Grid Accent 2" w:uiPriority="73"/>
+    <w:lsdException w:name="Light Shading Accent 3" w:uiPriority="60"/>
+    <w:lsdException w:name="Light List Accent 3" w:uiPriority="61"/>
+    <w:lsdException w:name="Light Grid Accent 3" w:uiPriority="62"/>
+    <w:lsdException w:name="Medium Shading 1 Accent 3" w:uiPriority="63"/>
+    <w:lsdException w:name="Medium Shading 2 Accent 3" w:uiPriority="64"/>
+    <w:lsdException w:name="Medium List 1 Accent 3" w:uiPriority="65"/>
+    <w:lsdException w:name="Medium List 2 Accent 3" w:uiPriority="66"/>
+    <w:lsdException w:name="Medium Grid 1 Accent 3" w:uiPriority="67"/>
+    <w:lsdException w:name="Medium Grid 2 Accent 3" w:uiPriority="68"/>
+    <w:lsdException w:name="Medium Grid 3 Accent 3" w:uiPriority="69"/>
+    <w:lsdException w:name="Dark List Accent 3" w:uiPriority="70"/>
+    <w:lsdException w:name="Colorful Shading Accent 3" w:uiPriority="71"/>
+    <w:lsdException w:name="Colorful List Accent 3" w:uiPriority="72"/>
+    <w:lsdException w:name="Colorful Grid Accent 3" w:uiPriority="73"/>
+    <w:lsdException w:name="Light Shading Accent 4" w:uiPriority="60"/>
+    <w:lsdException w:name="Light List Accent 4" w:uiPriority="61"/>
+    <w:lsdException w:name="Light Grid Accent 4" w:uiPriority="62"/>
+    <w:lsdException w:name="Medium Shading 1 Accent 4" w:uiPriority="63"/>
+    <w:lsdException w:name="Medium Shading 2 Accent 4" w:uiPriority="64"/>
+    <w:lsdException w:name="Medium List 1 Accent 4" w:uiPriority="65"/>
+    <w:lsdException w:name="Medium List 2 Accent 4" w:uiPriority="66"/>
+    <w:lsdException w:name="Medium Grid 1 Accent 4" w:uiPriority="67"/>
+    <w:lsdException w:name="Medium Grid 2 Accent 4" w:uiPriority="68"/>
+    <w:lsdException w:name="Medium Grid 3 Accent 4" w:uiPriority="69"/>
+    <w:lsdException w:name="Dark List Accent 4" w:uiPriority="70"/>
+    <w:lsdException w:name="Colorful Shading Accent 4" w:uiPriority="71"/>
+    <w:lsdException w:name="Colorful List Accent 4" w:uiPriority="72"/>
+    <w:lsdException w:name="Colorful Grid Accent 4" w:uiPriority="73"/>
+    <w:lsdException w:name="Light Shading Accent 5" w:uiPriority="60"/>
+    <w:lsdException w:name="Light List Accent 5" w:uiPriority="61"/>
+    <w:lsdException w:name="Light Grid Accent 5" w:uiPriority="62"/>
+    <w:lsdException w:name="Medium Shading 1 Accent 5" w:uiPriority="63"/>
+    <w:lsdException w:name="Medium Shading 2 Accent 5" w:uiPriority="64"/>
+    <w:lsdException w:name="Medium List 1 Accent 5" w:uiPriority="65"/>
+    <w:lsdException w:name="Medium List 2 Accent 5" w:uiPriority="66"/>
+    <w:lsdException w:name="Medium Grid 1 Accent 5" w:uiPriority="67"/>
+    <w:lsdException w:name="Medium Grid 2 Accent 5" w:uiPriority="68"/>
+    <w:lsdException w:name="Medium Grid 3 Accent 5" w:uiPriority="69"/>
+    <w:lsdException w:name="Dark List Accent 5" w:uiPriority="70"/>
+    <w:lsdException w:name="Colorful Shading Accent 5" w:uiPriority="71"/>
+    <w:lsdException w:name="Colorful List Accent 5" w:uiPriority="72"/>
+    <w:lsdException w:name="Colorful Grid Accent 5" w:uiPriority="73"/>
+    <w:lsdException w:name="Light Shading Accent 6" w:uiPriority="60"/>
+    <w:lsdException w:name="Light List Accent 6" w:uiPriority="61"/>
+    <w:lsdException w:name="Light Grid Accent 6" w:uiPriority="62"/>
+    <w:lsdException w:name="Medium Shading 1 Accent 6" w:uiPriority="63"/>
+    <w:lsdException w:name="Medium Shading 2 Accent 6" w:uiPriority="64"/>
+    <w:lsdException w:name="Medium List 1 Accent 6" w:uiPriority="65"/>
+    <w:lsdException w:name="Medium List 2 Accent 6" w:uiPriority="66"/>
+    <w:lsdException w:name="Medium Grid 1 Accent 6" w:uiPriority="67"/>
+    <w:lsdException w:name="Medium Grid 2 Accent 6" w:uiPriority="68"/>
+    <w:lsdException w:name="Medium Grid 3 Accent 6" w:uiPriority="69"/>
+    <w:lsdException w:name="Dark List Accent 6" w:uiPriority="70"/>
+    <w:lsdException w:name="Colorful Shading Accent 6" w:uiPriority="71"/>
+    <w:lsdException w:name="Colorful List Accent 6" w:uiPriority="72"/>
+    <w:lsdException w:name="Colorful Grid Accent 6" w:uiPriority="73"/>
+    <w:lsdException w:name="Subtle Emphasis" w:uiPriority="19" w:qFormat="1"/>
+    <w:lsdException w:name="Intense Emphasis" w:uiPriority="21" w:qFormat="1"/>
+    <w:lsdException w:name="Subtle Reference" w:uiPriority="31" w:qFormat="1"/>
+    <w:lsdException w:name="Intense Reference" w:uiPriority="32" w:qFormat="1"/>
+    <w:lsdException w:name="Book Title" w:uiPriority="33" w:qFormat="1"/>
+    <w:lsdException w:name="Bibliography" w:semiHidden="1" w:uiPriority="37" w:unhideWhenUsed="1"/>
+    <w:lsdException w:name="TOC Heading" w:semiHidden="1" w:uiPriority="39" w:unhideWhenUsed="1" w:qFormat="1"/>
+    <w:lsdException w:name="Plain Table 1" w:uiPriority="41"/>
+    <w:lsdException w:name="Plain Table 2" w:uiPriority="42"/>
+    <w:lsdException w:name="Plain Table 3" w:uiPriority="43"/>
+    <w:lsdException w:name="Plain Table 4" w:uiPriority="44"/>
+    <w:lsdException w:name="Plain Table 5" w:uiPriority="45"/>
+    <w:lsdException w:name="Grid Table Light" w:uiPriority="40"/>
+    <w:lsdException w:name="Grid Table 1 Light" w:uiPriority="46"/>
+    <w:lsdException w:name="Grid Table 2" w:uiPriority="47"/>
+    <w:lsdException w:name="Grid Table 3" w:uiPriority="48"/>
+    <w:lsdException w:name="Grid Table 4" w:uiPriority="49"/>
+    <w:lsdException w:name="Grid Table 5 Dark" w:uiPriority="50"/>
+    <w:lsdException w:name="Grid Table 6 Colorful" w:uiPriority="51"/>
+    <w:lsdException w:name="Grid Table 7 Colorful" w:uiPriority="52"/>
+    <w:lsdException w:name="Grid Table 1 Light Accent 1" w:uiPriority="46"/>
+    <w:lsdException w:name="Grid Table 2 Accent 1" w:uiPriority="47"/>
+    <w:lsdException w:name="Grid Table 3 Accent 1" w:uiPriority="48"/>
+    <w:lsdException w:name="Grid Table 4 Accent 1" w:uiPriority="49"/>
+    <w:lsdException w:name="Grid Table 5 Dark Accent 1" w:uiPriority="50"/>
+    <w:lsdException w:name="Grid Table 6 Colorful Accent 1" w:uiPriority="51"/>
+    <w:lsdException w:name="Grid Table 7 Colorful Accent 1" w:uiPriority="52"/>
+    <w:lsdException w:name="Grid Table 1 Light Accent 2" w:uiPriority="46"/>
+    <w:lsdException w:name="Grid Table 2 Accent 2" w:uiPriority="47"/>
+    <w:lsdException w:name="Grid Table 3 Accent 2" w:uiPriority="48"/>
+    <w:lsdException w:name="Grid Table 4 Accent 2" w:uiPriority="49"/>
+    <w:lsdException w:name="Grid Table 5 Dark Accent 2" w:uiPriority="50"/>
+    <w:lsdException w:name="Grid Table 6 Colorful Accent 2" w:uiPriority="51"/>
+    <w:lsdException w:name="Grid Table 7 Colorful Accent 2" w:uiPriority="52"/>
+    <w:lsdException w:name="Grid Table 1 Light Accent 3" w:uiPriority="46"/>
+    <w:lsdException w:name="Grid Table 2 Accent 3" w:uiPriority="47"/>
+    <w:lsdException w:name="Grid Table 3 Accent 3" w:uiPriority="48"/>
+    <w:lsdException w:name="Grid Table 4 Accent 3" w:uiPriority="49"/>
+    <w:lsdException w:name="Grid Table 5 Dark Accent 3" w:uiPriority="50"/>
+    <w:lsdException w:name="Grid Table 6 Colorful Accent 3" w:uiPriority="51"/>
+    <w:lsdException w:name="Grid Table 7 Colorful Accent 3" w:uiPriority="52"/>
+    <w:lsdException w:name="Grid Table 1 Light Accent 4" w:uiPriority="46"/>
+    <w:lsdException w:name="Grid Table 2 Accent 4" w:uiPriority="47"/>
+    <w:lsdException w:name="Grid Table 3 Accent 4" w:uiPriority="48"/>
+    <w:lsdException w:name="Grid Table 4 Accent 4" w:uiPriority="49"/>
+    <w:lsdException w:name="Grid Table 5 Dark Accent 4" w:uiPriority="50"/>
+    <w:lsdException w:name="Grid Table 6 Colorful Accent 4" w:uiPriority="51"/>
+    <w:lsdException w:name="Grid Table 7 Colorful Accent 4" w:uiPriority="52"/>
+    <w:lsdException w:name="Grid Table 1 Light Accent 5" w:uiPriority="46"/>
+    <w:lsdException w:name="Grid Table 2 Accent 5" w:uiPriority="47"/>
+    <w:lsdException w:name="Grid Table 3 Accent 5" w:uiPriority="48"/>
+    <w:lsdException w:name="Grid Table 4 Accent 5" w:uiPriority="49"/>
+    <w:lsdException w:name="Grid Table 5 Dark Accent 5" w:uiPriority="50"/>
+    <w:lsdException w:name="Grid Table 6 Colorful Accent 5" w:uiPriority="51"/>
+    <w:lsdException w:name="Grid Table 7 Colorful Accent 5" w:uiPriority="52"/>
+    <w:lsdException w:name="Grid Table 1 Light Accent 6" w:uiPriority="46"/>
+    <w:lsdException w:name="Grid Table 2 Accent 6" w:uiPriority="47"/>
+    <w:lsdException w:name="Grid Table 3 Accent 6" w:uiPriority="48"/>
+    <w:lsdException w:name="Grid Table 4 Accent 6" w:uiPriority="49"/>
+    <w:lsdException w:name="Grid Table 5 Dark Accent 6" w:uiPriority="50"/>
+    <w:lsdException w:name="Grid Table 6 Colorful Accent 6" w:uiPriority="51"/>
+    <w:lsdException w:name="Grid Table 7 Colorful Accent 6" w:uiPriority="52"/>
+    <w:lsdException w:name="List Table 1 Light" w:uiPriority="46"/>
+    <w:lsdException w:name="List Table 2" w:uiPriority="47"/>
+    <w:lsdException w:name="List Table 3" w:uiPriority="48"/>
+    <w:lsdException w:name="List Table 4" w:uiPriority="49"/>
+    <w:lsdException w:name="List Table 5 Dark" w:uiPriority="50"/>
+    <w:lsdException w:name="List Table 6 Colorful" w:uiPriority="51"/>
+    <w:lsdException w:name="List Table 7 Colorful" w:uiPriority="52"/>
+    <w:lsdException w:name="List Table 1 Light Accent 1" w:uiPriority="46"/>
+    <w:lsdException w:name="List Table 2 Accent 1" w:uiPriority="47"/>
+    <w:lsdException w:name="List Table 3 Accent 1" w:uiPriority="48"/>
+    <w:lsdException w:name="List Table 4 Accent 1" w:uiPriority="49"/>
+    <w:lsdException w:name="List Table 5 Dark Accent 1" w:uiPriority="50"/>
+    <w:lsdException w:name="List Table 6 Colorful Accent 1" w:uiPriority="51"/>
+    <w:lsdException w:name="List Table 7 Colorful Accent 1" w:uiPriority="52"/>
+    <w:lsdException w:name="List Table 1 Light Accent 2" w:uiPriority="46"/>
+    <w:lsdException w:name="List Table 2 Accent 2" w:uiPriority="47"/>
+    <w:lsdException w:name="List Table 3 Accent 2" w:uiPriority="48"/>
+    <w:lsdException w:name="List Table 4 Accent 2" w:uiPriority="49"/>
+    <w:lsdException w:name="List Table 5 Dark Accent 2" w:uiPriority="50"/>
+    <w:lsdException w:name="List Table 6 Colorful Accent 2" w:uiPriority="51"/>
+    <w:lsdException w:name="List Table 7 Colorful Accent 2" w:uiPriority="52"/>
+    <w:lsdException w:name="List Table 1 Light Accent 3" w:uiPriority="46"/>
+    <w:lsdException w:name="List Table 2 Accent 3" w:uiPriority="47"/>
+    <w:lsdException w:name="List Table 3 Accent 3" w:uiPriority="48"/>
+    <w:lsdException w:name="List Table 4 Accent 3" w:uiPriority="49"/>
+    <w:lsdException w:name="List Table 5 Dark Accent 3" w:uiPriority="50"/>
+    <w:lsdException w:name="List Table 6 Colorful Accent 3" w:uiPriority="51"/>
+    <w:lsdException w:name="List Table 7 Colorful Accent 3" w:uiPriority="52"/>
+    <w:lsdException w:name="List Table 1 Light Accent 4" w:uiPriority="46"/>
+    <w:lsdException w:name="List Table 2 Accent 4" w:uiPriority="47"/>
+    <w:lsdException w:name="List Table 3 Accent 4" w:uiPriority="48"/>
+    <w:lsdException w:name="List Table 4 Accent 4" w:uiPriority="49"/>
+    <w:lsdException w:name="List Table 5 Dark Accent 4" w:uiPriority="50"/>
+    <w:lsdException w:name="List Table 6 Colorful Accent 4" w:uiPriority="51"/>
+    <w:lsdException w:name="List Table 7 Colorful Accent 4" w:uiPriority="52"/>
+    <w:lsdException w:name="List Table 1 Light Accent 5" w:uiPriority="46"/>
+    <w:lsdException w:name="List Table 2 Accent 5" w:uiPriority="47"/>
+    <w:lsdException w:name="List Table 3 Accent 5" w:uiPriority="48"/>
+    <w:lsdException w:name="List Table 4 Accent 5" w:uiPriority="49"/>
+    <w:lsdException w:name="List Table 5 Dark Accent 5" w:uiPriority="50"/>
+    <w:lsdException w:name="List Table 6 Colorful Accent 5" w:uiPriority="51"/>
+    <w:lsdException w:name="List Table 7 Colorful Accent 5" w:uiPriority="52"/>
+    <w:lsdException w:name="List Table 1 Light Accent 6" w:uiPriority="46"/>
+    <w:lsdException w:name="List Table 2 Accent 6" w:uiPriority="47"/>
+    <w:lsdException w:name="List Table 3 Accent 6" w:uiPriority="48"/>
+    <w:lsdException w:name="List Table 4 Accent 6" w:uiPriority="49"/>
+    <w:lsdException w:name="List Table 5 Dark Accent 6" w:uiPriority="50"/>
+    <w:lsdException w:name="List Table 6 Colorful Accent 6" w:uiPriority="51"/>
+    <w:lsdException w:name="List Table 7 Colorful Accent 6" w:uiPriority="52"/>
+    <w:lsdException w:name="Mention" w:semiHidden="1" w:unhideWhenUsed="1"/>
+    <w:lsdException w:name="Smart Hyperlink" w:semiHidden="1" w:unhideWhenUsed="1"/>
+    <w:lsdException w:name="Hashtag" w:semiHidden="1" w:unhideWhenUsed="1"/>
+    <w:lsdException w:name="Unresolved Mention" w:semiHidden="1" w:unhideWhenUsed="1"/>
+    <w:lsdException w:name="Smart Link" w:semiHidden="1" w:unhideWhenUsed="1"/>
+  </w:latentStyles>
+  <w:style w:type="paragraph" w:default="1" w:styleId="Normal">
+    <w:name w:val="Normal"/>
+    <w:qFormat/>
   </w:style>
   <w:style w:type="paragraph" w:styleId="Heading1">
     <w:name w:val="heading 1"/>
     <w:basedOn w:val="Normal"/>
     <w:next w:val="Normal"/>
+    <w:uiPriority w:val="9"/>
+    <w:qFormat/>
     <w:pPr>
       <w:pBdr>
-        <w:top w:space="0" w:sz="0" w:val="nil"/>
-        <w:left w:space="0" w:sz="0" w:val="nil"/>
-        <w:bottom w:space="0" w:sz="0" w:val="nil"/>
-        <w:right w:space="0" w:sz="0" w:val="nil"/>
-        <w:between w:space="0" w:sz="0" w:val="nil"/>
+        <w:top w:val="nil"/>
+        <w:left w:val="nil"/>
+        <w:bottom w:val="nil"/>
+        <w:right w:val="nil"/>
+        <w:between w:val="nil"/>
       </w:pBdr>
-      <w:shd w:fill="auto" w:val="clear"/>
-      <w:spacing w:after="240" w:before="240" w:lineRule="auto"/>
+      <w:spacing w:before="240" w:after="240"/>
+      <w:outlineLvl w:val="0"/>
     </w:pPr>
     <w:rPr>
-      <w:b w:val="1"/>
-      <w:i w:val="0"/>
+      <w:b/>
       <w:sz w:val="48"/>
       <w:szCs w:val="48"/>
     </w:rPr>
@@ -685,20 +4033,23 @@
     <w:name w:val="heading 2"/>
     <w:basedOn w:val="Normal"/>
     <w:next w:val="Normal"/>
+    <w:uiPriority w:val="9"/>
+    <w:semiHidden/>
+    <w:unhideWhenUsed/>
+    <w:qFormat/>
     <w:pPr>
       <w:pBdr>
-        <w:top w:space="0" w:sz="0" w:val="nil"/>
-        <w:left w:space="0" w:sz="0" w:val="nil"/>
-        <w:bottom w:space="0" w:sz="0" w:val="nil"/>
-        <w:right w:space="0" w:sz="0" w:val="nil"/>
-        <w:between w:space="0" w:sz="0" w:val="nil"/>
+        <w:top w:val="nil"/>
+        <w:left w:val="nil"/>
+        <w:bottom w:val="nil"/>
+        <w:right w:val="nil"/>
+        <w:between w:val="nil"/>
       </w:pBdr>
-      <w:shd w:fill="auto" w:val="clear"/>
-      <w:spacing w:after="225" w:before="225" w:lineRule="auto"/>
+      <w:spacing w:before="225" w:after="225"/>
+      <w:outlineLvl w:val="1"/>
     </w:pPr>
     <w:rPr>
-      <w:b w:val="1"/>
-      <w:i w:val="0"/>
+      <w:b/>
       <w:sz w:val="36"/>
       <w:szCs w:val="36"/>
     </w:rPr>
@@ -707,20 +4058,23 @@
     <w:name w:val="heading 3"/>
     <w:basedOn w:val="Normal"/>
     <w:next w:val="Normal"/>
+    <w:uiPriority w:val="9"/>
+    <w:semiHidden/>
+    <w:unhideWhenUsed/>
+    <w:qFormat/>
     <w:pPr>
       <w:pBdr>
-        <w:top w:space="0" w:sz="0" w:val="nil"/>
-        <w:left w:space="0" w:sz="0" w:val="nil"/>
-        <w:bottom w:space="0" w:sz="0" w:val="nil"/>
-        <w:right w:space="0" w:sz="0" w:val="nil"/>
-        <w:between w:space="0" w:sz="0" w:val="nil"/>
+        <w:top w:val="nil"/>
+        <w:left w:val="nil"/>
+        <w:bottom w:val="nil"/>
+        <w:right w:val="nil"/>
+        <w:between w:val="nil"/>
       </w:pBdr>
-      <w:shd w:fill="auto" w:val="clear"/>
-      <w:spacing w:after="240" w:before="240" w:lineRule="auto"/>
+      <w:spacing w:before="240" w:after="240"/>
+      <w:outlineLvl w:val="2"/>
     </w:pPr>
     <w:rPr>
-      <w:b w:val="1"/>
-      <w:i w:val="0"/>
+      <w:b/>
       <w:sz w:val="28"/>
       <w:szCs w:val="28"/>
     </w:rPr>
@@ -729,20 +4083,23 @@
     <w:name w:val="heading 4"/>
     <w:basedOn w:val="Normal"/>
     <w:next w:val="Normal"/>
+    <w:uiPriority w:val="9"/>
+    <w:semiHidden/>
+    <w:unhideWhenUsed/>
+    <w:qFormat/>
     <w:pPr>
       <w:pBdr>
-        <w:top w:space="0" w:sz="0" w:val="nil"/>
-        <w:left w:space="0" w:sz="0" w:val="nil"/>
-        <w:bottom w:space="0" w:sz="0" w:val="nil"/>
-        <w:right w:space="0" w:sz="0" w:val="nil"/>
-        <w:between w:space="0" w:sz="0" w:val="nil"/>
+        <w:top w:val="nil"/>
+        <w:left w:val="nil"/>
+        <w:bottom w:val="nil"/>
+        <w:right w:val="nil"/>
+        <w:between w:val="nil"/>
       </w:pBdr>
-      <w:shd w:fill="auto" w:val="clear"/>
-      <w:spacing w:after="255" w:before="255" w:lineRule="auto"/>
+      <w:spacing w:before="255" w:after="255"/>
+      <w:outlineLvl w:val="3"/>
     </w:pPr>
     <w:rPr>
-      <w:b w:val="1"/>
-      <w:i w:val="0"/>
+      <w:b/>
       <w:sz w:val="24"/>
       <w:szCs w:val="24"/>
     </w:rPr>
@@ -751,20 +4108,23 @@
     <w:name w:val="heading 5"/>
     <w:basedOn w:val="Normal"/>
     <w:next w:val="Normal"/>
+    <w:uiPriority w:val="9"/>
+    <w:semiHidden/>
+    <w:unhideWhenUsed/>
+    <w:qFormat/>
     <w:pPr>
       <w:pBdr>
-        <w:top w:space="0" w:sz="0" w:val="nil"/>
-        <w:left w:space="0" w:sz="0" w:val="nil"/>
-        <w:bottom w:space="0" w:sz="0" w:val="nil"/>
-        <w:right w:space="0" w:sz="0" w:val="nil"/>
-        <w:between w:space="0" w:sz="0" w:val="nil"/>
+        <w:top w:val="nil"/>
+        <w:left w:val="nil"/>
+        <w:bottom w:val="nil"/>
+        <w:right w:val="nil"/>
+        <w:between w:val="nil"/>
       </w:pBdr>
-      <w:shd w:fill="auto" w:val="clear"/>
-      <w:spacing w:after="255" w:before="255" w:lineRule="auto"/>
+      <w:spacing w:before="255" w:after="255"/>
+      <w:outlineLvl w:val="4"/>
     </w:pPr>
     <w:rPr>
-      <w:b w:val="1"/>
-      <w:i w:val="0"/>
+      <w:b/>
       <w:sz w:val="18"/>
       <w:szCs w:val="18"/>
     </w:rPr>
@@ -773,36 +4133,66 @@
     <w:name w:val="heading 6"/>
     <w:basedOn w:val="Normal"/>
     <w:next w:val="Normal"/>
+    <w:uiPriority w:val="9"/>
+    <w:semiHidden/>
+    <w:unhideWhenUsed/>
+    <w:qFormat/>
     <w:pPr>
       <w:pBdr>
-        <w:top w:space="0" w:sz="0" w:val="nil"/>
-        <w:left w:space="0" w:sz="0" w:val="nil"/>
-        <w:bottom w:space="0" w:sz="0" w:val="nil"/>
-        <w:right w:space="0" w:sz="0" w:val="nil"/>
-        <w:between w:space="0" w:sz="0" w:val="nil"/>
+        <w:top w:val="nil"/>
+        <w:left w:val="nil"/>
+        <w:bottom w:val="nil"/>
+        <w:right w:val="nil"/>
+        <w:between w:val="nil"/>
       </w:pBdr>
-      <w:shd w:fill="auto" w:val="clear"/>
-      <w:spacing w:after="360" w:before="360" w:lineRule="auto"/>
+      <w:spacing w:before="360" w:after="360"/>
+      <w:outlineLvl w:val="5"/>
     </w:pPr>
     <w:rPr>
-      <w:b w:val="1"/>
-      <w:i w:val="0"/>
+      <w:b/>
       <w:sz w:val="16"/>
       <w:szCs w:val="16"/>
     </w:rPr>
+  </w:style>
+  <w:style w:type="character" w:default="1" w:styleId="DefaultParagraphFont">
+    <w:name w:val="Default Paragraph Font"/>
+    <w:uiPriority w:val="1"/>
+    <w:unhideWhenUsed/>
+  </w:style>
+  <w:style w:type="table" w:default="1" w:styleId="TableNormal">
+    <w:name w:val="Normal Table"/>
+    <w:uiPriority w:val="99"/>
+    <w:semiHidden/>
+    <w:unhideWhenUsed/>
+    <w:tblPr>
+      <w:tblInd w:w="0" w:type="dxa"/>
+      <w:tblCellMar>
+        <w:top w:w="0" w:type="dxa"/>
+        <w:left w:w="108" w:type="dxa"/>
+        <w:bottom w:w="0" w:type="dxa"/>
+        <w:right w:w="108" w:type="dxa"/>
+      </w:tblCellMar>
+    </w:tblPr>
+  </w:style>
+  <w:style w:type="numbering" w:default="1" w:styleId="NoList">
+    <w:name w:val="No List"/>
+    <w:uiPriority w:val="99"/>
+    <w:semiHidden/>
+    <w:unhideWhenUsed/>
   </w:style>
   <w:style w:type="paragraph" w:styleId="Title">
     <w:name w:val="Title"/>
     <w:basedOn w:val="Normal"/>
     <w:next w:val="Normal"/>
+    <w:uiPriority w:val="10"/>
+    <w:qFormat/>
     <w:pPr>
-      <w:keepNext w:val="1"/>
-      <w:keepLines w:val="1"/>
-      <w:pageBreakBefore w:val="0"/>
-      <w:spacing w:after="120" w:before="480" w:lineRule="auto"/>
+      <w:keepNext/>
+      <w:keepLines/>
+      <w:spacing w:before="480" w:after="120"/>
     </w:pPr>
     <w:rPr>
-      <w:b w:val="1"/>
+      <w:b/>
       <w:sz w:val="72"/>
       <w:szCs w:val="72"/>
     </w:rPr>
@@ -811,18 +4201,73 @@
     <w:name w:val="Subtitle"/>
     <w:basedOn w:val="Normal"/>
     <w:next w:val="Normal"/>
+    <w:uiPriority w:val="11"/>
+    <w:qFormat/>
     <w:pPr>
-      <w:keepNext w:val="1"/>
-      <w:keepLines w:val="1"/>
-      <w:pageBreakBefore w:val="0"/>
-      <w:spacing w:after="80" w:before="360" w:lineRule="auto"/>
+      <w:keepNext/>
+      <w:keepLines/>
+      <w:spacing w:before="360" w:after="80"/>
     </w:pPr>
     <w:rPr>
-      <w:rFonts w:ascii="Georgia" w:cs="Georgia" w:eastAsia="Georgia" w:hAnsi="Georgia"/>
-      <w:i w:val="1"/>
+      <w:rFonts w:ascii="Georgia" w:eastAsia="Georgia" w:hAnsi="Georgia" w:cs="Georgia"/>
+      <w:i/>
       <w:color w:val="666666"/>
       <w:sz w:val="48"/>
       <w:szCs w:val="48"/>
+    </w:rPr>
+  </w:style>
+  <w:style w:type="paragraph" w:styleId="TOCHeading">
+    <w:name w:val="TOC Heading"/>
+    <w:basedOn w:val="Heading1"/>
+    <w:next w:val="Normal"/>
+    <w:uiPriority w:val="39"/>
+    <w:unhideWhenUsed/>
+    <w:qFormat/>
+    <w:rsid w:val="00BE1861"/>
+    <w:pPr>
+      <w:keepNext/>
+      <w:keepLines/>
+      <w:widowControl/>
+      <w:pBdr>
+        <w:top w:val="none" w:sz="0" w:space="0" w:color="auto"/>
+        <w:left w:val="none" w:sz="0" w:space="0" w:color="auto"/>
+        <w:bottom w:val="none" w:sz="0" w:space="0" w:color="auto"/>
+        <w:right w:val="none" w:sz="0" w:space="0" w:color="auto"/>
+        <w:between w:val="none" w:sz="0" w:space="0" w:color="auto"/>
+      </w:pBdr>
+      <w:spacing w:after="0" w:line="259" w:lineRule="auto"/>
+      <w:outlineLvl w:val="9"/>
+    </w:pPr>
+    <w:rPr>
+      <w:rFonts w:asciiTheme="majorHAnsi" w:eastAsiaTheme="majorEastAsia" w:hAnsiTheme="majorHAnsi" w:cstheme="majorBidi"/>
+      <w:b w:val="0"/>
+      <w:color w:val="365F91" w:themeColor="accent1" w:themeShade="BF"/>
+      <w:sz w:val="32"/>
+      <w:szCs w:val="32"/>
+      <w:lang w:val="en-US" w:eastAsia="en-US"/>
+    </w:rPr>
+  </w:style>
+  <w:style w:type="paragraph" w:styleId="TOC1">
+    <w:name w:val="toc 1"/>
+    <w:basedOn w:val="Normal"/>
+    <w:next w:val="Normal"/>
+    <w:autoRedefine/>
+    <w:uiPriority w:val="39"/>
+    <w:unhideWhenUsed/>
+    <w:rsid w:val="00BE1861"/>
+    <w:pPr>
+      <w:spacing w:after="100"/>
+    </w:pPr>
+  </w:style>
+  <w:style w:type="character" w:styleId="Hyperlink">
+    <w:name w:val="Hyperlink"/>
+    <w:basedOn w:val="DefaultParagraphFont"/>
+    <w:uiPriority w:val="99"/>
+    <w:unhideWhenUsed/>
+    <w:rsid w:val="00BE1861"/>
+    <w:rPr>
+      <w:color w:val="0000FF" w:themeColor="hyperlink"/>
+      <w:u w:val="single"/>
     </w:rPr>
   </w:style>
 </w:styles>
@@ -1146,4 +4591,16 @@
   </a:objectDefaults>
   <a:extraClrSchemeLst/>
 </a:theme>
+</file>
+
+<file path=customXml/item1.xml><?xml version="1.0" encoding="utf-8"?>
+<b:Sources xmlns:b="http://schemas.openxmlformats.org/officeDocument/2006/bibliography" xmlns="http://schemas.openxmlformats.org/officeDocument/2006/bibliography" SelectedStyle="\APASixthEditionOfficeOnline.xsl" StyleName="APA" Version="6"/>
+</file>
+
+<file path=customXml/itemProps1.xml><?xml version="1.0" encoding="utf-8"?>
+<ds:datastoreItem xmlns:ds="http://schemas.openxmlformats.org/officeDocument/2006/customXml" ds:itemID="{9E1CC304-EE50-42A2-AD70-85ADDAC6209D}">
+  <ds:schemaRefs>
+    <ds:schemaRef ds:uri="http://schemas.openxmlformats.org/officeDocument/2006/bibliography"/>
+  </ds:schemaRefs>
+</ds:datastoreItem>
 </file>